--- a/Etapa 2.docx
+++ b/Etapa 2.docx
@@ -24,22 +24,546 @@
     </w:p>
     <w:p>
       <w:r>
-        <w:t>Linia 19 legatura cu style.css din indexhtml</w:t>
+        <w:t>1-15 style.css</w:t>
       </w:r>
     </w:p>
     <w:p/>
-    <w:p>
-      <w:r>
-        <w:t>1-15 style.css</w:t>
-      </w:r>
-    </w:p>
     <w:p/>
-    <w:p>
+    <w:p/>
+    <w:p/>
+    <w:p/>
+    <w:p/>
+    <w:p>
+      <w:r>
+        <w:t>Task grid:</w:t>
+      </w:r>
+    </w:p>
+    <w:p>
+      <w:r>
+        <w:t xml:space="preserve">„În </w:t>
+      </w:r>
       <w:r>
         <w:rPr>
           <w:rStyle w:val="HTMLCode"/>
           <w:rFonts w:eastAsiaTheme="minorHAnsi"/>
         </w:rPr>
+        <w:t>index.html</w:t>
+      </w:r>
+      <w:r>
+        <w:t xml:space="preserve"> am împărțit conținutul din </w:t>
+      </w:r>
+      <w:r>
+        <w:rPr>
+          <w:rStyle w:val="HTMLCode"/>
+          <w:rFonts w:eastAsiaTheme="minorHAnsi"/>
+        </w:rPr>
+        <w:t>&lt;main&gt;</w:t>
+      </w:r>
+      <w:r>
+        <w:t xml:space="preserve"> în mai multe secțiuni și fiecărei secțiuni i-am atribuit un </w:t>
+      </w:r>
+      <w:r>
+        <w:rPr>
+          <w:rStyle w:val="HTMLCode"/>
+          <w:rFonts w:eastAsiaTheme="minorHAnsi"/>
+        </w:rPr>
+        <w:t>id</w:t>
+      </w:r>
+      <w:r>
+        <w:t xml:space="preserve"> corespunzător unei zone din grid (zona1, zona2, zona3 etc.).”</w:t>
+      </w:r>
+    </w:p>
+    <w:p>
+      <w:r>
+        <w:t xml:space="preserve">„Aceste id-uri au fost folosite în CSS pentru a le asocia cu </w:t>
+      </w:r>
+      <w:r>
+        <w:rPr>
+          <w:rStyle w:val="HTMLCode"/>
+          <w:rFonts w:eastAsiaTheme="minorHAnsi"/>
+        </w:rPr>
+        <w:t>grid-area</w:t>
+      </w:r>
+      <w:r>
+        <w:t>, astfel încât fiecare secțiune să fie plasată exact în zona dorită din layout.”</w:t>
+      </w:r>
+    </w:p>
+    <w:p/>
+    <w:p>
+      <w:r>
+        <w:t>in layout.css:</w:t>
+      </w:r>
+      <w:r>
+        <w:br/>
+      </w:r>
+    </w:p>
+    <w:p/>
+    <w:p>
+      <w:r>
+        <w:t>GRID PAGINĂ</w:t>
+      </w:r>
+    </w:p>
+    <w:p>
+      <w:r>
+        <w:t>„Această secțiune definește containerul principal al layoutului folosind CSS Grid. Clasa .grid-pagina este aplicată pe elementul care conține toate zonele din &lt;main&gt;,</w:t>
+      </w:r>
+    </w:p>
+    <w:p>
+      <w:r>
+        <w:t xml:space="preserve"> iar prin display: grid am activat sistemul de grid pentru a putea organiza conținutul pe rânduri și coloane.”</w:t>
+      </w:r>
+    </w:p>
+    <w:p>
+      <w:r>
+        <w:t xml:space="preserve">„Prin </w:t>
+      </w:r>
+      <w:r>
+        <w:rPr>
+          <w:rStyle w:val="HTMLCode"/>
+          <w:rFonts w:eastAsiaTheme="minorHAnsi"/>
+        </w:rPr>
+        <w:t>grid-template-areas</w:t>
+      </w:r>
+      <w:r>
+        <w:t xml:space="preserve"> am definit structura layoutului sub formă de hartă vizuală, folosind nume de zone.”</w:t>
+      </w:r>
+    </w:p>
+    <w:p>
+      <w:r>
+        <w:t xml:space="preserve">„Prin folosirea </w:t>
+      </w:r>
+      <w:r>
+        <w:rPr>
+          <w:rStyle w:val="HTMLCode"/>
+          <w:rFonts w:eastAsiaTheme="minorHAnsi"/>
+        </w:rPr>
+        <w:t>grid-template-areas</w:t>
+      </w:r>
+      <w:r>
+        <w:t>, am putut controla foarte clar dimensiunea și poziția fiecărei secțiuni, fără să folosesc poziționări complicate. Structura este ușor de citit și reflectă direct layoutul vizual al paginii.”</w:t>
+      </w:r>
+    </w:p>
+    <w:p/>
+    <w:p>
+      <w:r>
+        <w:lastRenderedPageBreak/>
+        <w:t>gap: var(--gap-grid);</w:t>
+      </w:r>
+    </w:p>
+    <w:p>
+      <w:r>
+        <w:t>spatiu dintre zonele gridului</w:t>
+      </w:r>
+    </w:p>
+    <w:p/>
+    <w:p>
+      <w:r>
+        <w:t>padding: 1rem 0;</w:t>
+      </w:r>
+    </w:p>
+    <w:p>
+      <w:r>
+        <w:rPr>
+          <w:rStyle w:val="HTMLCode"/>
+          <w:rFonts w:eastAsiaTheme="minorHAnsi"/>
+        </w:rPr>
+        <w:t>padding</w:t>
+      </w:r>
+      <w:r>
+        <w:t xml:space="preserve"> controlează spațiul interior al unui element, adică distanța dintre conținut și marginea lui.”</w:t>
+      </w:r>
+    </w:p>
+    <w:p>
+      <w:pPr>
+        <w:spacing w:after="0" w:line="240" w:lineRule="auto"/>
+        <w:rPr>
+          <w:rFonts w:ascii="Times New Roman" w:eastAsia="Times New Roman" w:hAnsi="Times New Roman" w:cs="Times New Roman"/>
+          <w:sz w:val="24"/>
+          <w:szCs w:val="24"/>
+        </w:rPr>
+      </w:pPr>
+      <w:r>
+        <w:rPr>
+          <w:rFonts w:ascii="Times New Roman" w:eastAsia="Times New Roman" w:hAnsi="Symbol" w:cs="Times New Roman"/>
+          <w:sz w:val="24"/>
+          <w:szCs w:val="24"/>
+        </w:rPr>
+        <w:t></w:t>
+      </w:r>
+      <w:r>
+        <w:rPr>
+          <w:rFonts w:ascii="Times New Roman" w:eastAsia="Times New Roman" w:hAnsi="Times New Roman" w:cs="Times New Roman"/>
+          <w:sz w:val="24"/>
+          <w:szCs w:val="24"/>
+        </w:rPr>
+        <w:t xml:space="preserve">  </w:t>
+      </w:r>
+      <w:r>
+        <w:rPr>
+          <w:rFonts w:ascii="Times New Roman" w:eastAsia="Times New Roman" w:hAnsi="Times New Roman" w:cs="Times New Roman"/>
+          <w:b/>
+          <w:bCs/>
+          <w:sz w:val="24"/>
+          <w:szCs w:val="24"/>
+        </w:rPr>
+        <w:t>1rem → sus și jos (top &amp; bottom)</w:t>
+      </w:r>
+      <w:r>
+        <w:rPr>
+          <w:rFonts w:ascii="Times New Roman" w:eastAsia="Times New Roman" w:hAnsi="Times New Roman" w:cs="Times New Roman"/>
+          <w:sz w:val="24"/>
+          <w:szCs w:val="24"/>
+        </w:rPr>
+        <w:t xml:space="preserve"> </w:t>
+      </w:r>
+    </w:p>
+    <w:p>
+      <w:pPr>
+        <w:rPr>
+          <w:rFonts w:ascii="Times New Roman" w:eastAsia="Times New Roman" w:hAnsi="Times New Roman" w:cs="Times New Roman"/>
+          <w:b/>
+          <w:bCs/>
+          <w:sz w:val="24"/>
+          <w:szCs w:val="24"/>
+        </w:rPr>
+      </w:pPr>
+      <w:r>
+        <w:rPr>
+          <w:rFonts w:ascii="Times New Roman" w:eastAsia="Times New Roman" w:hAnsi="Symbol" w:cs="Times New Roman"/>
+          <w:sz w:val="24"/>
+          <w:szCs w:val="24"/>
+        </w:rPr>
+        <w:t></w:t>
+      </w:r>
+      <w:r>
+        <w:rPr>
+          <w:rFonts w:ascii="Times New Roman" w:eastAsia="Times New Roman" w:hAnsi="Times New Roman" w:cs="Times New Roman"/>
+          <w:sz w:val="24"/>
+          <w:szCs w:val="24"/>
+        </w:rPr>
+        <w:t xml:space="preserve">  </w:t>
+      </w:r>
+      <w:r>
+        <w:rPr>
+          <w:rFonts w:ascii="Times New Roman" w:eastAsia="Times New Roman" w:hAnsi="Times New Roman" w:cs="Times New Roman"/>
+          <w:b/>
+          <w:bCs/>
+          <w:sz w:val="24"/>
+          <w:szCs w:val="24"/>
+        </w:rPr>
+        <w:t>0 → stânga și dreapta (left &amp; right)</w:t>
+      </w:r>
+    </w:p>
+    <w:p>
+      <w:r>
+        <w:rPr>
+          <w:rFonts w:ascii="Times New Roman" w:eastAsia="Times New Roman" w:hAnsi="Times New Roman" w:cs="Times New Roman"/>
+          <w:b/>
+          <w:bCs/>
+          <w:sz w:val="24"/>
+          <w:szCs w:val="24"/>
+        </w:rPr>
+        <w:t>rem=16px</w:t>
+      </w:r>
+    </w:p>
+    <w:p/>
+    <w:p>
+      <w:r>
+        <w:br/>
+        <w:t xml:space="preserve"> </w:t>
+      </w:r>
+      <w:r>
+        <w:t xml:space="preserve">RESPONSIVE </w:t>
+      </w:r>
+      <w:r>
+        <w:t>– MEDIU</w:t>
+      </w:r>
+    </w:p>
+    <w:p>
+      <w:r>
+        <w:t>:root {</w:t>
+      </w:r>
+    </w:p>
+    <w:p>
+      <w:r>
+        <w:t xml:space="preserve">    --spatiere-pagina: 30px;</w:t>
+      </w:r>
+    </w:p>
+    <w:p>
+      <w:r>
+        <w:t xml:space="preserve">    --gap-grid: 12px;</w:t>
+      </w:r>
+    </w:p>
+    <w:p>
+      <w:r>
+        <w:t xml:space="preserve">    --padding-zona: 15px;</w:t>
+      </w:r>
+    </w:p>
+    <w:p>
+      <w:r>
+        <w:t>}</w:t>
+      </w:r>
+    </w:p>
+    <w:p/>
+    <w:p>
+      <w:r>
+        <w:t>Aici am redefinit variabilele folosite în layout, ca să reduc spațierile pe ecran mediu.”</w:t>
+      </w:r>
+    </w:p>
+    <w:p/>
+    <w:p/>
+    <w:p>
+      <w:r>
+        <w:t>img,</w:t>
+      </w:r>
+    </w:p>
+    <w:p>
+      <w:r>
+        <w:t>iframe,</w:t>
+      </w:r>
+    </w:p>
+    <w:p>
+      <w:r>
+        <w:t>video,</w:t>
+      </w:r>
+    </w:p>
+    <w:p>
+      <w:r>
+        <w:t>embed,</w:t>
+      </w:r>
+    </w:p>
+    <w:p>
+      <w:r>
+        <w:t>object {</w:t>
+      </w:r>
+    </w:p>
+    <w:p>
+      <w:r>
+        <w:t xml:space="preserve">    width: 92%;</w:t>
+      </w:r>
+    </w:p>
+    <w:p>
+      <w:r>
+        <w:t xml:space="preserve">    max-width: 700px;</w:t>
+      </w:r>
+    </w:p>
+    <w:p>
+      <w:r>
+        <w:t xml:space="preserve">    min-width: 200px;</w:t>
+      </w:r>
+    </w:p>
+    <w:p>
+      <w:r>
+        <w:t>}</w:t>
+      </w:r>
+    </w:p>
+    <w:p>
+      <w:r>
+        <w:lastRenderedPageBreak/>
+        <w:t>Aici am adaptat și elementele media pentru ecran mediu, astfel încât să nu depășească spațiul disponibil și să nu strice layoutul.</w:t>
+      </w:r>
+    </w:p>
+    <w:p>
+      <w:pPr>
+        <w:spacing w:after="0" w:line="240" w:lineRule="auto"/>
+        <w:rPr>
+          <w:rFonts w:ascii="Times New Roman" w:eastAsia="Times New Roman" w:hAnsi="Times New Roman" w:cs="Times New Roman"/>
+          <w:sz w:val="24"/>
+          <w:szCs w:val="24"/>
+        </w:rPr>
+      </w:pPr>
+      <w:r>
+        <w:rPr>
+          <w:rFonts w:ascii="Times New Roman" w:eastAsia="Times New Roman" w:hAnsi="Symbol" w:cs="Times New Roman"/>
+          <w:sz w:val="24"/>
+          <w:szCs w:val="24"/>
+        </w:rPr>
+        <w:t></w:t>
+      </w:r>
+      <w:r>
+        <w:rPr>
+          <w:rFonts w:ascii="Times New Roman" w:eastAsia="Times New Roman" w:hAnsi="Times New Roman" w:cs="Times New Roman"/>
+          <w:sz w:val="24"/>
+          <w:szCs w:val="24"/>
+        </w:rPr>
+        <w:t xml:space="preserve">  </w:t>
+      </w:r>
+      <w:r>
+        <w:rPr>
+          <w:rFonts w:ascii="Courier New" w:eastAsia="Times New Roman" w:hAnsi="Courier New" w:cs="Courier New"/>
+          <w:sz w:val="20"/>
+          <w:szCs w:val="20"/>
+        </w:rPr>
+        <w:t>width: 92%</w:t>
+      </w:r>
+      <w:r>
+        <w:rPr>
+          <w:rFonts w:ascii="Times New Roman" w:eastAsia="Times New Roman" w:hAnsi="Times New Roman" w:cs="Times New Roman"/>
+          <w:sz w:val="24"/>
+          <w:szCs w:val="24"/>
+        </w:rPr>
+        <w:t xml:space="preserve"> → elementul ocupă aproape toată lățimea disponibilă </w:t>
+      </w:r>
+    </w:p>
+    <w:p>
+      <w:pPr>
+        <w:spacing w:after="0" w:line="240" w:lineRule="auto"/>
+        <w:rPr>
+          <w:rFonts w:ascii="Times New Roman" w:eastAsia="Times New Roman" w:hAnsi="Times New Roman" w:cs="Times New Roman"/>
+          <w:sz w:val="24"/>
+          <w:szCs w:val="24"/>
+        </w:rPr>
+      </w:pPr>
+      <w:r>
+        <w:rPr>
+          <w:rFonts w:ascii="Times New Roman" w:eastAsia="Times New Roman" w:hAnsi="Symbol" w:cs="Times New Roman"/>
+          <w:sz w:val="24"/>
+          <w:szCs w:val="24"/>
+        </w:rPr>
+        <w:t></w:t>
+      </w:r>
+      <w:r>
+        <w:rPr>
+          <w:rFonts w:ascii="Times New Roman" w:eastAsia="Times New Roman" w:hAnsi="Times New Roman" w:cs="Times New Roman"/>
+          <w:sz w:val="24"/>
+          <w:szCs w:val="24"/>
+        </w:rPr>
+        <w:t xml:space="preserve">  </w:t>
+      </w:r>
+      <w:r>
+        <w:rPr>
+          <w:rFonts w:ascii="Courier New" w:eastAsia="Times New Roman" w:hAnsi="Courier New" w:cs="Courier New"/>
+          <w:sz w:val="20"/>
+          <w:szCs w:val="20"/>
+        </w:rPr>
+        <w:t>max-width: 700px</w:t>
+      </w:r>
+      <w:r>
+        <w:rPr>
+          <w:rFonts w:ascii="Times New Roman" w:eastAsia="Times New Roman" w:hAnsi="Times New Roman" w:cs="Times New Roman"/>
+          <w:sz w:val="24"/>
+          <w:szCs w:val="24"/>
+        </w:rPr>
+        <w:t xml:space="preserve"> → nu devine prea mare </w:t>
+      </w:r>
+    </w:p>
+    <w:p>
+      <w:r>
+        <w:rPr>
+          <w:rFonts w:ascii="Times New Roman" w:eastAsia="Times New Roman" w:hAnsi="Symbol" w:cs="Times New Roman"/>
+          <w:sz w:val="24"/>
+          <w:szCs w:val="24"/>
+        </w:rPr>
+        <w:t></w:t>
+      </w:r>
+      <w:r>
+        <w:rPr>
+          <w:rFonts w:ascii="Times New Roman" w:eastAsia="Times New Roman" w:hAnsi="Times New Roman" w:cs="Times New Roman"/>
+          <w:sz w:val="24"/>
+          <w:szCs w:val="24"/>
+        </w:rPr>
+        <w:t xml:space="preserve">  </w:t>
+      </w:r>
+      <w:r>
+        <w:rPr>
+          <w:rFonts w:ascii="Courier New" w:eastAsia="Times New Roman" w:hAnsi="Courier New" w:cs="Courier New"/>
+          <w:sz w:val="20"/>
+          <w:szCs w:val="20"/>
+        </w:rPr>
+        <w:t>min-width: 200px</w:t>
+      </w:r>
+      <w:r>
+        <w:rPr>
+          <w:rFonts w:ascii="Times New Roman" w:eastAsia="Times New Roman" w:hAnsi="Times New Roman" w:cs="Times New Roman"/>
+          <w:sz w:val="24"/>
+          <w:szCs w:val="24"/>
+        </w:rPr>
+        <w:t xml:space="preserve"> → nu devine prea mic</w:t>
+      </w:r>
+    </w:p>
+    <w:p/>
+    <w:p>
+      <w:r>
+        <w:t xml:space="preserve"> RESPONSIVE - MIC</w:t>
+      </w:r>
+    </w:p>
+    <w:p/>
+    <w:p/>
+    <w:p/>
+    <w:p/>
+    <w:p/>
+    <w:p/>
+    <w:p/>
+    <w:p>
+      <w:r>
+        <w:rPr>
+          <w:rStyle w:val="HTMLCode"/>
+          <w:rFonts w:eastAsiaTheme="minorHAnsi"/>
+        </w:rPr>
+        <w:t>:root</w:t>
+      </w:r>
+      <w:r>
+        <w:t xml:space="preserve"> este un selector CSS care face referire la elementul rădăcină al documentului, adică elementul </w:t>
+      </w:r>
+      <w:r>
+        <w:rPr>
+          <w:rStyle w:val="HTMLCode"/>
+          <w:rFonts w:eastAsiaTheme="minorHAnsi"/>
+        </w:rPr>
+        <w:t>&lt;html&gt;</w:t>
+      </w:r>
+      <w:r>
+        <w:t>.”</w:t>
+      </w:r>
+    </w:p>
+    <w:p>
+      <w:pPr>
+        <w:rPr>
+          <w:rStyle w:val="HTMLCode"/>
+          <w:rFonts w:eastAsiaTheme="minorHAnsi"/>
+        </w:rPr>
+      </w:pPr>
+      <w:r>
+        <w:t xml:space="preserve">Variabilele definite în </w:t>
+      </w:r>
+      <w:r>
+        <w:rPr>
+          <w:rStyle w:val="HTMLCode"/>
+          <w:rFonts w:eastAsiaTheme="minorHAnsi"/>
+        </w:rPr>
+        <w:t>:root</w:t>
+      </w:r>
+      <w:r>
+        <w:t xml:space="preserve"> devin globale, adică pot fi folosite oriunde în CSS folosind </w:t>
+      </w:r>
+      <w:r>
+        <w:rPr>
+          <w:rStyle w:val="HTMLCode"/>
+          <w:rFonts w:eastAsiaTheme="minorHAnsi"/>
+        </w:rPr>
+        <w:t>var(...)</w:t>
+      </w:r>
+    </w:p>
+    <w:p>
+      <w:r>
+        <w:t>offset-x | offset-y | blur | culoare</w:t>
+      </w:r>
+      <w:r>
+        <w:t xml:space="preserve"> pentru umbra</w:t>
+      </w:r>
+    </w:p>
+    <w:p/>
+    <w:p>
+      <w:pPr>
+        <w:rPr>
+          <w:rStyle w:val="Strong"/>
+        </w:rPr>
+      </w:pPr>
+      <w:r>
+        <w:rPr>
+          <w:rStyle w:val="HTMLCode"/>
+          <w:rFonts w:eastAsiaTheme="minorHAnsi"/>
+        </w:rPr>
         <w:t>var()</w:t>
       </w:r>
       <w:r>
@@ -50,10 +574,6111 @@
           <w:rStyle w:val="Strong"/>
         </w:rPr>
         <w:t>variabilă CSS</w:t>
+      </w:r>
+    </w:p>
+    <w:p>
+      <w:pPr>
+        <w:rPr>
+          <w:rStyle w:val="Strong"/>
+        </w:rPr>
+      </w:pPr>
+    </w:p>
+    <w:p>
+      <w:pPr>
+        <w:rPr>
+          <w:rStyle w:val="Strong"/>
+        </w:rPr>
+      </w:pPr>
+    </w:p>
+    <w:p>
+      <w:pPr>
+        <w:rPr>
+          <w:rStyle w:val="Strong"/>
+        </w:rPr>
+      </w:pPr>
+    </w:p>
+    <w:p>
+      <w:pPr>
+        <w:rPr>
+          <w:rStyle w:val="Strong"/>
+        </w:rPr>
+      </w:pPr>
+      <w:r>
+        <w:rPr>
+          <w:rStyle w:val="Strong"/>
+        </w:rPr>
+        <w:t>In style.css:</w:t>
+      </w:r>
+    </w:p>
+    <w:p>
+      <w:pPr>
+        <w:shd w:val="clear" w:color="auto" w:fill="1E1E1E"/>
+        <w:spacing w:after="0" w:line="285" w:lineRule="atLeast"/>
+        <w:rPr>
+          <w:rFonts w:ascii="Consolas" w:eastAsia="Times New Roman" w:hAnsi="Consolas" w:cs="Times New Roman"/>
+          <w:color w:val="D4D4D4"/>
+          <w:sz w:val="21"/>
+          <w:szCs w:val="21"/>
+        </w:rPr>
+      </w:pPr>
+      <w:r>
+        <w:rPr>
+          <w:rFonts w:ascii="Consolas" w:eastAsia="Times New Roman" w:hAnsi="Consolas" w:cs="Times New Roman"/>
+          <w:color w:val="D7BA7D"/>
+          <w:sz w:val="21"/>
+          <w:szCs w:val="21"/>
+        </w:rPr>
+        <w:t>html</w:t>
+      </w:r>
+      <w:r>
+        <w:rPr>
+          <w:rFonts w:ascii="Consolas" w:eastAsia="Times New Roman" w:hAnsi="Consolas" w:cs="Times New Roman"/>
+          <w:color w:val="D4D4D4"/>
+          <w:sz w:val="21"/>
+          <w:szCs w:val="21"/>
+        </w:rPr>
+        <w:t xml:space="preserve"> {</w:t>
+      </w:r>
+    </w:p>
+    <w:p>
+      <w:pPr>
+        <w:shd w:val="clear" w:color="auto" w:fill="1E1E1E"/>
+        <w:spacing w:after="0" w:line="285" w:lineRule="atLeast"/>
+        <w:rPr>
+          <w:rFonts w:ascii="Consolas" w:eastAsia="Times New Roman" w:hAnsi="Consolas" w:cs="Times New Roman"/>
+          <w:color w:val="D4D4D4"/>
+          <w:sz w:val="21"/>
+          <w:szCs w:val="21"/>
+        </w:rPr>
+      </w:pPr>
+      <w:r>
+        <w:rPr>
+          <w:rFonts w:ascii="Consolas" w:eastAsia="Times New Roman" w:hAnsi="Consolas" w:cs="Times New Roman"/>
+          <w:color w:val="D4D4D4"/>
+          <w:sz w:val="21"/>
+          <w:szCs w:val="21"/>
+        </w:rPr>
+        <w:t xml:space="preserve">    </w:t>
+      </w:r>
+      <w:r>
+        <w:rPr>
+          <w:rFonts w:ascii="Consolas" w:eastAsia="Times New Roman" w:hAnsi="Consolas" w:cs="Times New Roman"/>
+          <w:color w:val="9CDCFE"/>
+          <w:sz w:val="21"/>
+          <w:szCs w:val="21"/>
+        </w:rPr>
+        <w:t>font-size</w:t>
+      </w:r>
+      <w:r>
+        <w:rPr>
+          <w:rFonts w:ascii="Consolas" w:eastAsia="Times New Roman" w:hAnsi="Consolas" w:cs="Times New Roman"/>
+          <w:color w:val="D4D4D4"/>
+          <w:sz w:val="21"/>
+          <w:szCs w:val="21"/>
+        </w:rPr>
+        <w:t xml:space="preserve">: </w:t>
+      </w:r>
+      <w:r>
+        <w:rPr>
+          <w:rFonts w:ascii="Consolas" w:eastAsia="Times New Roman" w:hAnsi="Consolas" w:cs="Times New Roman"/>
+          <w:color w:val="B5CEA8"/>
+          <w:sz w:val="21"/>
+          <w:szCs w:val="21"/>
+        </w:rPr>
+        <w:t>18px</w:t>
+      </w:r>
+      <w:r>
+        <w:rPr>
+          <w:rFonts w:ascii="Consolas" w:eastAsia="Times New Roman" w:hAnsi="Consolas" w:cs="Times New Roman"/>
+          <w:color w:val="D4D4D4"/>
+          <w:sz w:val="21"/>
+          <w:szCs w:val="21"/>
+        </w:rPr>
+        <w:t>;</w:t>
+      </w:r>
+    </w:p>
+    <w:p>
+      <w:pPr>
+        <w:shd w:val="clear" w:color="auto" w:fill="1E1E1E"/>
+        <w:spacing w:after="0" w:line="285" w:lineRule="atLeast"/>
+        <w:rPr>
+          <w:rFonts w:ascii="Consolas" w:eastAsia="Times New Roman" w:hAnsi="Consolas" w:cs="Times New Roman"/>
+          <w:color w:val="D4D4D4"/>
+          <w:sz w:val="21"/>
+          <w:szCs w:val="21"/>
+        </w:rPr>
+      </w:pPr>
+      <w:r>
+        <w:rPr>
+          <w:rFonts w:ascii="Consolas" w:eastAsia="Times New Roman" w:hAnsi="Consolas" w:cs="Times New Roman"/>
+          <w:color w:val="D4D4D4"/>
+          <w:sz w:val="21"/>
+          <w:szCs w:val="21"/>
+        </w:rPr>
+        <w:t xml:space="preserve">    </w:t>
+      </w:r>
+      <w:r>
+        <w:rPr>
+          <w:rFonts w:ascii="Consolas" w:eastAsia="Times New Roman" w:hAnsi="Consolas" w:cs="Times New Roman"/>
+          <w:color w:val="9CDCFE"/>
+          <w:sz w:val="21"/>
+          <w:szCs w:val="21"/>
+        </w:rPr>
+        <w:t>transition</w:t>
+      </w:r>
+      <w:r>
+        <w:rPr>
+          <w:rFonts w:ascii="Consolas" w:eastAsia="Times New Roman" w:hAnsi="Consolas" w:cs="Times New Roman"/>
+          <w:color w:val="D4D4D4"/>
+          <w:sz w:val="21"/>
+          <w:szCs w:val="21"/>
+        </w:rPr>
+        <w:t xml:space="preserve">: font-size </w:t>
+      </w:r>
+      <w:r>
+        <w:rPr>
+          <w:rFonts w:ascii="Consolas" w:eastAsia="Times New Roman" w:hAnsi="Consolas" w:cs="Times New Roman"/>
+          <w:color w:val="B5CEA8"/>
+          <w:sz w:val="21"/>
+          <w:szCs w:val="21"/>
+        </w:rPr>
+        <w:t>0.3s</w:t>
+      </w:r>
+      <w:r>
+        <w:rPr>
+          <w:rFonts w:ascii="Consolas" w:eastAsia="Times New Roman" w:hAnsi="Consolas" w:cs="Times New Roman"/>
+          <w:color w:val="D4D4D4"/>
+          <w:sz w:val="21"/>
+          <w:szCs w:val="21"/>
+        </w:rPr>
+        <w:t xml:space="preserve"> </w:t>
+      </w:r>
+      <w:r>
+        <w:rPr>
+          <w:rFonts w:ascii="Consolas" w:eastAsia="Times New Roman" w:hAnsi="Consolas" w:cs="Times New Roman"/>
+          <w:color w:val="CE9178"/>
+          <w:sz w:val="21"/>
+          <w:szCs w:val="21"/>
+        </w:rPr>
+        <w:t>ease</w:t>
+      </w:r>
+      <w:r>
+        <w:rPr>
+          <w:rFonts w:ascii="Consolas" w:eastAsia="Times New Roman" w:hAnsi="Consolas" w:cs="Times New Roman"/>
+          <w:color w:val="D4D4D4"/>
+          <w:sz w:val="21"/>
+          <w:szCs w:val="21"/>
+        </w:rPr>
+        <w:t>;</w:t>
+      </w:r>
+    </w:p>
+    <w:p>
+      <w:pPr>
+        <w:shd w:val="clear" w:color="auto" w:fill="1E1E1E"/>
+        <w:spacing w:after="0" w:line="285" w:lineRule="atLeast"/>
+        <w:rPr>
+          <w:rFonts w:ascii="Consolas" w:eastAsia="Times New Roman" w:hAnsi="Consolas" w:cs="Times New Roman"/>
+          <w:color w:val="D4D4D4"/>
+          <w:sz w:val="21"/>
+          <w:szCs w:val="21"/>
+        </w:rPr>
+      </w:pPr>
+      <w:r>
+        <w:rPr>
+          <w:rFonts w:ascii="Consolas" w:eastAsia="Times New Roman" w:hAnsi="Consolas" w:cs="Times New Roman"/>
+          <w:color w:val="D4D4D4"/>
+          <w:sz w:val="21"/>
+          <w:szCs w:val="21"/>
+        </w:rPr>
+        <w:t>}</w:t>
+      </w:r>
+    </w:p>
+    <w:p/>
+    <w:p/>
+    <w:p>
+      <w:pPr>
+        <w:rPr>
+          <w:rStyle w:val="n"/>
+        </w:rPr>
+      </w:pPr>
+    </w:p>
+    <w:p>
+      <w:r>
+        <w:rPr>
+          <w:rStyle w:val="n"/>
+        </w:rPr>
+        <w:lastRenderedPageBreak/>
+        <w:t>@media</w:t>
+      </w:r>
+      <w:r>
+        <w:t xml:space="preserve"> </w:t>
+      </w:r>
+      <w:r>
+        <w:rPr>
+          <w:rStyle w:val="n"/>
+        </w:rPr>
+        <w:t>screen</w:t>
+      </w:r>
+      <w:r>
+        <w:t xml:space="preserve"> </w:t>
+      </w:r>
+      <w:r>
+        <w:rPr>
+          <w:rStyle w:val="n"/>
+        </w:rPr>
+        <w:t>and</w:t>
+      </w:r>
+      <w:r>
+        <w:t xml:space="preserve"> (max-width: </w:t>
+      </w:r>
+      <w:r>
+        <w:rPr>
+          <w:rStyle w:val="q"/>
+        </w:rPr>
+        <w:t>1000</w:t>
+      </w:r>
+      <w:r>
+        <w:rPr>
+          <w:rStyle w:val="n"/>
+        </w:rPr>
+        <w:t>px</w:t>
+      </w:r>
+      <w:r>
+        <w:t>) {</w:t>
+      </w:r>
+      <w:r>
+        <w:br/>
+      </w:r>
+      <w:r>
+        <w:rPr>
+          <w:rStyle w:val="v"/>
+        </w:rPr>
+        <w:t>html</w:t>
+      </w:r>
+      <w:r>
+        <w:t xml:space="preserve"> {</w:t>
+      </w:r>
+      <w:r>
+        <w:br/>
+      </w:r>
+      <w:r>
+        <w:rPr>
+          <w:rStyle w:val="v"/>
+        </w:rPr>
+        <w:t>f</w:t>
+      </w:r>
+      <w:r>
+        <w:t xml:space="preserve">ont-size: </w:t>
+      </w:r>
+      <w:r>
+        <w:rPr>
+          <w:rStyle w:val="q"/>
+        </w:rPr>
+        <w:t>17</w:t>
+      </w:r>
+      <w:r>
+        <w:rPr>
+          <w:rStyle w:val="n"/>
+        </w:rPr>
+        <w:t>px</w:t>
+      </w:r>
+      <w:r>
+        <w:t>;</w:t>
+      </w:r>
+      <w:r>
+        <w:br/>
+        <w:t>}</w:t>
+      </w:r>
+      <w:r>
+        <w:br/>
+        <w:t>}</w:t>
+      </w:r>
+    </w:p>
+    <w:p/>
+    <w:p>
+      <w:pPr>
+        <w:shd w:val="clear" w:color="auto" w:fill="1E1E1E"/>
+        <w:spacing w:after="0" w:line="285" w:lineRule="atLeast"/>
+        <w:rPr>
+          <w:rFonts w:ascii="Consolas" w:eastAsia="Times New Roman" w:hAnsi="Consolas" w:cs="Times New Roman"/>
+          <w:color w:val="D4D4D4"/>
+          <w:sz w:val="21"/>
+          <w:szCs w:val="21"/>
+        </w:rPr>
+      </w:pPr>
+      <w:r>
+        <w:rPr>
+          <w:rFonts w:ascii="Consolas" w:eastAsia="Times New Roman" w:hAnsi="Consolas" w:cs="Times New Roman"/>
+          <w:color w:val="C586C0"/>
+          <w:sz w:val="21"/>
+          <w:szCs w:val="21"/>
+        </w:rPr>
+        <w:t>@media</w:t>
+      </w:r>
+      <w:r>
+        <w:rPr>
+          <w:rFonts w:ascii="Consolas" w:eastAsia="Times New Roman" w:hAnsi="Consolas" w:cs="Times New Roman"/>
+          <w:color w:val="D4D4D4"/>
+          <w:sz w:val="21"/>
+          <w:szCs w:val="21"/>
+        </w:rPr>
+        <w:t xml:space="preserve"> </w:t>
+      </w:r>
+      <w:r>
+        <w:rPr>
+          <w:rFonts w:ascii="Consolas" w:eastAsia="Times New Roman" w:hAnsi="Consolas" w:cs="Times New Roman"/>
+          <w:color w:val="CE9178"/>
+          <w:sz w:val="21"/>
+          <w:szCs w:val="21"/>
+        </w:rPr>
+        <w:t>screen</w:t>
+      </w:r>
+      <w:r>
+        <w:rPr>
+          <w:rFonts w:ascii="Consolas" w:eastAsia="Times New Roman" w:hAnsi="Consolas" w:cs="Times New Roman"/>
+          <w:color w:val="D4D4D4"/>
+          <w:sz w:val="21"/>
+          <w:szCs w:val="21"/>
+        </w:rPr>
+        <w:t xml:space="preserve"> and (</w:t>
+      </w:r>
+      <w:r>
+        <w:rPr>
+          <w:rFonts w:ascii="Consolas" w:eastAsia="Times New Roman" w:hAnsi="Consolas" w:cs="Times New Roman"/>
+          <w:color w:val="9CDCFE"/>
+          <w:sz w:val="21"/>
+          <w:szCs w:val="21"/>
+        </w:rPr>
+        <w:t>max-width</w:t>
+      </w:r>
+      <w:r>
+        <w:rPr>
+          <w:rFonts w:ascii="Consolas" w:eastAsia="Times New Roman" w:hAnsi="Consolas" w:cs="Times New Roman"/>
+          <w:color w:val="D4D4D4"/>
+          <w:sz w:val="21"/>
+          <w:szCs w:val="21"/>
+        </w:rPr>
+        <w:t xml:space="preserve">: </w:t>
+      </w:r>
+      <w:r>
+        <w:rPr>
+          <w:rFonts w:ascii="Consolas" w:eastAsia="Times New Roman" w:hAnsi="Consolas" w:cs="Times New Roman"/>
+          <w:color w:val="B5CEA8"/>
+          <w:sz w:val="21"/>
+          <w:szCs w:val="21"/>
+        </w:rPr>
+        <w:t>700px</w:t>
+      </w:r>
+      <w:r>
+        <w:rPr>
+          <w:rFonts w:ascii="Consolas" w:eastAsia="Times New Roman" w:hAnsi="Consolas" w:cs="Times New Roman"/>
+          <w:color w:val="D4D4D4"/>
+          <w:sz w:val="21"/>
+          <w:szCs w:val="21"/>
+        </w:rPr>
+        <w:t>) {</w:t>
+      </w:r>
+    </w:p>
+    <w:p>
+      <w:pPr>
+        <w:shd w:val="clear" w:color="auto" w:fill="1E1E1E"/>
+        <w:spacing w:after="0" w:line="285" w:lineRule="atLeast"/>
+        <w:rPr>
+          <w:rFonts w:ascii="Consolas" w:eastAsia="Times New Roman" w:hAnsi="Consolas" w:cs="Times New Roman"/>
+          <w:color w:val="D4D4D4"/>
+          <w:sz w:val="21"/>
+          <w:szCs w:val="21"/>
+        </w:rPr>
+      </w:pPr>
+      <w:r>
+        <w:rPr>
+          <w:rFonts w:ascii="Consolas" w:eastAsia="Times New Roman" w:hAnsi="Consolas" w:cs="Times New Roman"/>
+          <w:color w:val="D4D4D4"/>
+          <w:sz w:val="21"/>
+          <w:szCs w:val="21"/>
+        </w:rPr>
+        <w:t xml:space="preserve">    </w:t>
+      </w:r>
+      <w:r>
+        <w:rPr>
+          <w:rFonts w:ascii="Consolas" w:eastAsia="Times New Roman" w:hAnsi="Consolas" w:cs="Times New Roman"/>
+          <w:color w:val="D7BA7D"/>
+          <w:sz w:val="21"/>
+          <w:szCs w:val="21"/>
+        </w:rPr>
+        <w:t>html</w:t>
+      </w:r>
+      <w:r>
+        <w:rPr>
+          <w:rFonts w:ascii="Consolas" w:eastAsia="Times New Roman" w:hAnsi="Consolas" w:cs="Times New Roman"/>
+          <w:color w:val="D4D4D4"/>
+          <w:sz w:val="21"/>
+          <w:szCs w:val="21"/>
+        </w:rPr>
+        <w:t xml:space="preserve"> {</w:t>
+      </w:r>
+    </w:p>
+    <w:p>
+      <w:pPr>
+        <w:shd w:val="clear" w:color="auto" w:fill="1E1E1E"/>
+        <w:spacing w:after="0" w:line="285" w:lineRule="atLeast"/>
+        <w:rPr>
+          <w:rFonts w:ascii="Consolas" w:eastAsia="Times New Roman" w:hAnsi="Consolas" w:cs="Times New Roman"/>
+          <w:color w:val="D4D4D4"/>
+          <w:sz w:val="21"/>
+          <w:szCs w:val="21"/>
+        </w:rPr>
+      </w:pPr>
+      <w:r>
+        <w:rPr>
+          <w:rFonts w:ascii="Consolas" w:eastAsia="Times New Roman" w:hAnsi="Consolas" w:cs="Times New Roman"/>
+          <w:color w:val="D4D4D4"/>
+          <w:sz w:val="21"/>
+          <w:szCs w:val="21"/>
+        </w:rPr>
+        <w:t xml:space="preserve">        </w:t>
+      </w:r>
+      <w:r>
+        <w:rPr>
+          <w:rFonts w:ascii="Consolas" w:eastAsia="Times New Roman" w:hAnsi="Consolas" w:cs="Times New Roman"/>
+          <w:color w:val="9CDCFE"/>
+          <w:sz w:val="21"/>
+          <w:szCs w:val="21"/>
+        </w:rPr>
+        <w:t>font-size</w:t>
+      </w:r>
+      <w:r>
+        <w:rPr>
+          <w:rFonts w:ascii="Consolas" w:eastAsia="Times New Roman" w:hAnsi="Consolas" w:cs="Times New Roman"/>
+          <w:color w:val="D4D4D4"/>
+          <w:sz w:val="21"/>
+          <w:szCs w:val="21"/>
+        </w:rPr>
+        <w:t xml:space="preserve">: </w:t>
+      </w:r>
+      <w:r>
+        <w:rPr>
+          <w:rFonts w:ascii="Consolas" w:eastAsia="Times New Roman" w:hAnsi="Consolas" w:cs="Times New Roman"/>
+          <w:color w:val="B5CEA8"/>
+          <w:sz w:val="21"/>
+          <w:szCs w:val="21"/>
+        </w:rPr>
+        <w:t>15px</w:t>
+      </w:r>
+      <w:r>
+        <w:rPr>
+          <w:rFonts w:ascii="Consolas" w:eastAsia="Times New Roman" w:hAnsi="Consolas" w:cs="Times New Roman"/>
+          <w:color w:val="D4D4D4"/>
+          <w:sz w:val="21"/>
+          <w:szCs w:val="21"/>
+        </w:rPr>
+        <w:t>;</w:t>
+      </w:r>
+    </w:p>
+    <w:p>
+      <w:pPr>
+        <w:shd w:val="clear" w:color="auto" w:fill="1E1E1E"/>
+        <w:spacing w:after="0" w:line="285" w:lineRule="atLeast"/>
+        <w:rPr>
+          <w:rFonts w:ascii="Consolas" w:eastAsia="Times New Roman" w:hAnsi="Consolas" w:cs="Times New Roman"/>
+          <w:color w:val="D4D4D4"/>
+          <w:sz w:val="21"/>
+          <w:szCs w:val="21"/>
+        </w:rPr>
+      </w:pPr>
+      <w:r>
+        <w:rPr>
+          <w:rFonts w:ascii="Consolas" w:eastAsia="Times New Roman" w:hAnsi="Consolas" w:cs="Times New Roman"/>
+          <w:color w:val="D4D4D4"/>
+          <w:sz w:val="21"/>
+          <w:szCs w:val="21"/>
+        </w:rPr>
+        <w:t>    }</w:t>
+      </w:r>
+    </w:p>
+    <w:p>
+      <w:pPr>
+        <w:shd w:val="clear" w:color="auto" w:fill="1E1E1E"/>
+        <w:spacing w:after="0" w:line="285" w:lineRule="atLeast"/>
+        <w:rPr>
+          <w:rFonts w:ascii="Consolas" w:eastAsia="Times New Roman" w:hAnsi="Consolas" w:cs="Times New Roman"/>
+          <w:color w:val="D4D4D4"/>
+          <w:sz w:val="21"/>
+          <w:szCs w:val="21"/>
+        </w:rPr>
+      </w:pPr>
+    </w:p>
+    <w:p>
+      <w:pPr>
+        <w:shd w:val="clear" w:color="auto" w:fill="1E1E1E"/>
+        <w:spacing w:after="0" w:line="285" w:lineRule="atLeast"/>
+        <w:rPr>
+          <w:rFonts w:ascii="Consolas" w:eastAsia="Times New Roman" w:hAnsi="Consolas" w:cs="Times New Roman"/>
+          <w:color w:val="D4D4D4"/>
+          <w:sz w:val="21"/>
+          <w:szCs w:val="21"/>
+        </w:rPr>
+      </w:pPr>
+      <w:r>
+        <w:rPr>
+          <w:rFonts w:ascii="Consolas" w:eastAsia="Times New Roman" w:hAnsi="Consolas" w:cs="Times New Roman"/>
+          <w:color w:val="D4D4D4"/>
+          <w:sz w:val="21"/>
+          <w:szCs w:val="21"/>
+        </w:rPr>
+        <w:t xml:space="preserve">    </w:t>
+      </w:r>
+      <w:r>
+        <w:rPr>
+          <w:rFonts w:ascii="Consolas" w:eastAsia="Times New Roman" w:hAnsi="Consolas" w:cs="Times New Roman"/>
+          <w:color w:val="6A9955"/>
+          <w:sz w:val="21"/>
+          <w:szCs w:val="21"/>
+        </w:rPr>
+        <w:t>/* dezactivare animatii, mai putin pentru burger */</w:t>
+      </w:r>
+    </w:p>
+    <w:p>
+      <w:pPr>
+        <w:shd w:val="clear" w:color="auto" w:fill="1E1E1E"/>
+        <w:spacing w:after="0" w:line="285" w:lineRule="atLeast"/>
+        <w:rPr>
+          <w:rFonts w:ascii="Consolas" w:eastAsia="Times New Roman" w:hAnsi="Consolas" w:cs="Times New Roman"/>
+          <w:color w:val="D4D4D4"/>
+          <w:sz w:val="21"/>
+          <w:szCs w:val="21"/>
+        </w:rPr>
+      </w:pPr>
+      <w:r>
+        <w:rPr>
+          <w:rFonts w:ascii="Consolas" w:eastAsia="Times New Roman" w:hAnsi="Consolas" w:cs="Times New Roman"/>
+          <w:color w:val="D4D4D4"/>
+          <w:sz w:val="21"/>
+          <w:szCs w:val="21"/>
+        </w:rPr>
+        <w:t xml:space="preserve">    </w:t>
+      </w:r>
+      <w:r>
+        <w:rPr>
+          <w:rFonts w:ascii="Consolas" w:eastAsia="Times New Roman" w:hAnsi="Consolas" w:cs="Times New Roman"/>
+          <w:color w:val="569CD6"/>
+          <w:sz w:val="21"/>
+          <w:szCs w:val="21"/>
+        </w:rPr>
+        <w:t>*</w:t>
+      </w:r>
+      <w:r>
+        <w:rPr>
+          <w:rFonts w:ascii="Consolas" w:eastAsia="Times New Roman" w:hAnsi="Consolas" w:cs="Times New Roman"/>
+          <w:color w:val="D7BA7D"/>
+          <w:sz w:val="21"/>
+          <w:szCs w:val="21"/>
+        </w:rPr>
+        <w:t>:not</w:t>
+      </w:r>
+      <w:r>
+        <w:rPr>
+          <w:rFonts w:ascii="Consolas" w:eastAsia="Times New Roman" w:hAnsi="Consolas" w:cs="Times New Roman"/>
+          <w:color w:val="D4D4D4"/>
+          <w:sz w:val="21"/>
+          <w:szCs w:val="21"/>
+        </w:rPr>
+        <w:t>(</w:t>
+      </w:r>
+      <w:r>
+        <w:rPr>
+          <w:rFonts w:ascii="Consolas" w:eastAsia="Times New Roman" w:hAnsi="Consolas" w:cs="Times New Roman"/>
+          <w:color w:val="D7BA7D"/>
+          <w:sz w:val="21"/>
+          <w:szCs w:val="21"/>
+        </w:rPr>
+        <w:t>.burger-icon</w:t>
+      </w:r>
+      <w:r>
+        <w:rPr>
+          <w:rFonts w:ascii="Consolas" w:eastAsia="Times New Roman" w:hAnsi="Consolas" w:cs="Times New Roman"/>
+          <w:color w:val="D4D4D4"/>
+          <w:sz w:val="21"/>
+          <w:szCs w:val="21"/>
+        </w:rPr>
+        <w:t xml:space="preserve"> </w:t>
+      </w:r>
+      <w:r>
+        <w:rPr>
+          <w:rFonts w:ascii="Consolas" w:eastAsia="Times New Roman" w:hAnsi="Consolas" w:cs="Times New Roman"/>
+          <w:color w:val="D7BA7D"/>
+          <w:sz w:val="21"/>
+          <w:szCs w:val="21"/>
+        </w:rPr>
+        <w:t>span</w:t>
+      </w:r>
+      <w:r>
+        <w:rPr>
+          <w:rFonts w:ascii="Consolas" w:eastAsia="Times New Roman" w:hAnsi="Consolas" w:cs="Times New Roman"/>
+          <w:color w:val="D4D4D4"/>
+          <w:sz w:val="21"/>
+          <w:szCs w:val="21"/>
+        </w:rPr>
+        <w:t>) {</w:t>
+      </w:r>
+    </w:p>
+    <w:p>
+      <w:pPr>
+        <w:shd w:val="clear" w:color="auto" w:fill="1E1E1E"/>
+        <w:spacing w:after="0" w:line="285" w:lineRule="atLeast"/>
+        <w:rPr>
+          <w:rFonts w:ascii="Consolas" w:eastAsia="Times New Roman" w:hAnsi="Consolas" w:cs="Times New Roman"/>
+          <w:color w:val="D4D4D4"/>
+          <w:sz w:val="21"/>
+          <w:szCs w:val="21"/>
+        </w:rPr>
+      </w:pPr>
+      <w:r>
+        <w:rPr>
+          <w:rFonts w:ascii="Consolas" w:eastAsia="Times New Roman" w:hAnsi="Consolas" w:cs="Times New Roman"/>
+          <w:color w:val="D4D4D4"/>
+          <w:sz w:val="21"/>
+          <w:szCs w:val="21"/>
+        </w:rPr>
+        <w:t xml:space="preserve">        </w:t>
+      </w:r>
+      <w:r>
+        <w:rPr>
+          <w:rFonts w:ascii="Consolas" w:eastAsia="Times New Roman" w:hAnsi="Consolas" w:cs="Times New Roman"/>
+          <w:color w:val="9CDCFE"/>
+          <w:sz w:val="21"/>
+          <w:szCs w:val="21"/>
+        </w:rPr>
+        <w:t>animation</w:t>
+      </w:r>
+      <w:r>
+        <w:rPr>
+          <w:rFonts w:ascii="Consolas" w:eastAsia="Times New Roman" w:hAnsi="Consolas" w:cs="Times New Roman"/>
+          <w:color w:val="D4D4D4"/>
+          <w:sz w:val="21"/>
+          <w:szCs w:val="21"/>
+        </w:rPr>
+        <w:t xml:space="preserve">: </w:t>
+      </w:r>
+      <w:r>
+        <w:rPr>
+          <w:rFonts w:ascii="Consolas" w:eastAsia="Times New Roman" w:hAnsi="Consolas" w:cs="Times New Roman"/>
+          <w:color w:val="CE9178"/>
+          <w:sz w:val="21"/>
+          <w:szCs w:val="21"/>
+        </w:rPr>
+        <w:t>none</w:t>
+      </w:r>
+      <w:r>
+        <w:rPr>
+          <w:rFonts w:ascii="Consolas" w:eastAsia="Times New Roman" w:hAnsi="Consolas" w:cs="Times New Roman"/>
+          <w:color w:val="D4D4D4"/>
+          <w:sz w:val="21"/>
+          <w:szCs w:val="21"/>
+        </w:rPr>
+        <w:t xml:space="preserve"> </w:t>
+      </w:r>
+      <w:r>
+        <w:rPr>
+          <w:rFonts w:ascii="Consolas" w:eastAsia="Times New Roman" w:hAnsi="Consolas" w:cs="Times New Roman"/>
+          <w:color w:val="569CD6"/>
+          <w:sz w:val="21"/>
+          <w:szCs w:val="21"/>
+        </w:rPr>
+        <w:t>!important</w:t>
+      </w:r>
+      <w:r>
+        <w:rPr>
+          <w:rFonts w:ascii="Consolas" w:eastAsia="Times New Roman" w:hAnsi="Consolas" w:cs="Times New Roman"/>
+          <w:color w:val="D4D4D4"/>
+          <w:sz w:val="21"/>
+          <w:szCs w:val="21"/>
+        </w:rPr>
+        <w:t>;</w:t>
+      </w:r>
+    </w:p>
+    <w:p>
+      <w:pPr>
+        <w:shd w:val="clear" w:color="auto" w:fill="1E1E1E"/>
+        <w:spacing w:after="0" w:line="285" w:lineRule="atLeast"/>
+        <w:rPr>
+          <w:rFonts w:ascii="Consolas" w:eastAsia="Times New Roman" w:hAnsi="Consolas" w:cs="Times New Roman"/>
+          <w:color w:val="D4D4D4"/>
+          <w:sz w:val="21"/>
+          <w:szCs w:val="21"/>
+        </w:rPr>
+      </w:pPr>
+      <w:r>
+        <w:rPr>
+          <w:rFonts w:ascii="Consolas" w:eastAsia="Times New Roman" w:hAnsi="Consolas" w:cs="Times New Roman"/>
+          <w:color w:val="D4D4D4"/>
+          <w:sz w:val="21"/>
+          <w:szCs w:val="21"/>
+        </w:rPr>
+        <w:t>    }</w:t>
+      </w:r>
+    </w:p>
+    <w:p>
+      <w:pPr>
+        <w:shd w:val="clear" w:color="auto" w:fill="1E1E1E"/>
+        <w:spacing w:after="0" w:line="285" w:lineRule="atLeast"/>
+        <w:rPr>
+          <w:rFonts w:ascii="Consolas" w:eastAsia="Times New Roman" w:hAnsi="Consolas" w:cs="Times New Roman"/>
+          <w:color w:val="D4D4D4"/>
+          <w:sz w:val="21"/>
+          <w:szCs w:val="21"/>
+        </w:rPr>
+      </w:pPr>
+      <w:r>
+        <w:rPr>
+          <w:rFonts w:ascii="Consolas" w:eastAsia="Times New Roman" w:hAnsi="Consolas" w:cs="Times New Roman"/>
+          <w:color w:val="D4D4D4"/>
+          <w:sz w:val="21"/>
+          <w:szCs w:val="21"/>
+        </w:rPr>
+        <w:t>}</w:t>
+      </w:r>
+    </w:p>
+    <w:p/>
+    <w:p>
+      <w:r>
+        <w:t xml:space="preserve">„Am făcut dimensiunea de bază a textului responsive prin modificarea </w:t>
+      </w:r>
+      <w:r>
+        <w:rPr>
+          <w:rStyle w:val="HTMLCode"/>
+          <w:rFonts w:eastAsiaTheme="minorHAnsi"/>
+        </w:rPr>
+        <w:t>font-size</w:t>
+      </w:r>
+      <w:r>
+        <w:t xml:space="preserve">-ului pe elementul </w:t>
+      </w:r>
+      <w:r>
+        <w:rPr>
+          <w:rStyle w:val="HTMLCode"/>
+          <w:rFonts w:eastAsiaTheme="minorHAnsi"/>
+        </w:rPr>
+        <w:t>html</w:t>
+      </w:r>
+      <w:r>
+        <w:t xml:space="preserve">. Pe ecran mare textul este mai mare, pe ecran mediu scade puțin, iar pe ecran mic scade din nou. Am adăugat și </w:t>
+      </w:r>
+      <w:r>
+        <w:rPr>
+          <w:rStyle w:val="HTMLCode"/>
+          <w:rFonts w:eastAsiaTheme="minorHAnsi"/>
+        </w:rPr>
+        <w:t>transition</w:t>
+      </w:r>
+      <w:r>
+        <w:t xml:space="preserve"> pentru ca schimbarea să se facă gradual, exact cum cerea cerința.”</w:t>
+      </w:r>
+    </w:p>
+    <w:p/>
+    <w:p/>
+    <w:p>
+      <w:pPr>
+        <w:tabs>
+          <w:tab w:val="left" w:pos="916"/>
+          <w:tab w:val="left" w:pos="1832"/>
+          <w:tab w:val="left" w:pos="2748"/>
+          <w:tab w:val="left" w:pos="3664"/>
+          <w:tab w:val="left" w:pos="4580"/>
+          <w:tab w:val="left" w:pos="5496"/>
+          <w:tab w:val="left" w:pos="6412"/>
+          <w:tab w:val="left" w:pos="7328"/>
+          <w:tab w:val="left" w:pos="8244"/>
+          <w:tab w:val="left" w:pos="9160"/>
+          <w:tab w:val="left" w:pos="10076"/>
+          <w:tab w:val="left" w:pos="10992"/>
+          <w:tab w:val="left" w:pos="11908"/>
+          <w:tab w:val="left" w:pos="12824"/>
+          <w:tab w:val="left" w:pos="13740"/>
+          <w:tab w:val="left" w:pos="14656"/>
+        </w:tabs>
+        <w:spacing w:after="0" w:line="240" w:lineRule="auto"/>
+        <w:rPr>
+          <w:rFonts w:ascii="Courier New" w:eastAsia="Times New Roman" w:hAnsi="Courier New" w:cs="Courier New"/>
+          <w:sz w:val="20"/>
+          <w:szCs w:val="20"/>
+        </w:rPr>
+      </w:pPr>
+      <w:r>
+        <w:rPr>
+          <w:rFonts w:ascii="Courier New" w:eastAsia="Times New Roman" w:hAnsi="Courier New" w:cs="Courier New"/>
+          <w:sz w:val="20"/>
+          <w:szCs w:val="20"/>
+        </w:rPr>
+        <w:t>*:not(.burger-icon span) {</w:t>
+      </w:r>
+      <w:r>
+        <w:rPr>
+          <w:rFonts w:ascii="Courier New" w:eastAsia="Times New Roman" w:hAnsi="Courier New" w:cs="Courier New"/>
+          <w:sz w:val="20"/>
+          <w:szCs w:val="20"/>
+        </w:rPr>
+        <w:br/>
+        <w:t xml:space="preserve">    animation: none !important;</w:t>
+      </w:r>
+      <w:r>
+        <w:rPr>
+          <w:rFonts w:ascii="Courier New" w:eastAsia="Times New Roman" w:hAnsi="Courier New" w:cs="Courier New"/>
+          <w:sz w:val="20"/>
+          <w:szCs w:val="20"/>
+        </w:rPr>
+        <w:br/>
+        <w:t>}</w:t>
+      </w:r>
+    </w:p>
+    <w:p>
+      <w:pPr>
+        <w:spacing w:before="100" w:beforeAutospacing="1" w:after="100" w:afterAutospacing="1" w:line="240" w:lineRule="auto"/>
+        <w:rPr>
+          <w:rFonts w:ascii="Times New Roman" w:eastAsia="Times New Roman" w:hAnsi="Times New Roman" w:cs="Times New Roman"/>
+          <w:sz w:val="24"/>
+          <w:szCs w:val="24"/>
+        </w:rPr>
+      </w:pPr>
+      <w:r>
+        <w:rPr>
+          <w:rFonts w:ascii="Times New Roman" w:eastAsia="Times New Roman" w:hAnsi="Times New Roman" w:cs="Times New Roman"/>
+          <w:b/>
+          <w:bCs/>
+          <w:sz w:val="24"/>
+          <w:szCs w:val="24"/>
+        </w:rPr>
+        <w:t>„Această regulă dezactivează toate animațiile pentru aproape toate elementele din pagină atunci când ecranul este mic.”</w:t>
+      </w:r>
+    </w:p>
+    <w:p>
+      <w:pPr>
+        <w:spacing w:after="0" w:line="240" w:lineRule="auto"/>
+        <w:rPr>
+          <w:rFonts w:ascii="Times New Roman" w:eastAsia="Times New Roman" w:hAnsi="Times New Roman" w:cs="Times New Roman"/>
+          <w:sz w:val="24"/>
+          <w:szCs w:val="24"/>
+        </w:rPr>
+      </w:pPr>
+      <w:r>
+        <w:rPr>
+          <w:rFonts w:ascii="Times New Roman" w:eastAsia="Times New Roman" w:hAnsi="Times New Roman" w:cs="Times New Roman"/>
+          <w:sz w:val="24"/>
+          <w:szCs w:val="24"/>
+        </w:rPr>
+        <w:pict>
+          <v:rect id="_x0000_i1101" style="width:0;height:1.5pt" o:hralign="center" o:hrstd="t" o:hr="t" fillcolor="#a0a0a0" stroked="f"/>
+        </w:pict>
+      </w:r>
+    </w:p>
+    <w:p>
+      <w:pPr>
+        <w:spacing w:before="100" w:beforeAutospacing="1" w:after="100" w:afterAutospacing="1" w:line="240" w:lineRule="auto"/>
+        <w:outlineLvl w:val="1"/>
+        <w:rPr>
+          <w:rFonts w:ascii="Times New Roman" w:eastAsia="Times New Roman" w:hAnsi="Times New Roman" w:cs="Times New Roman"/>
+          <w:b/>
+          <w:bCs/>
+          <w:sz w:val="36"/>
+          <w:szCs w:val="36"/>
+        </w:rPr>
+      </w:pPr>
+      <w:r>
+        <w:rPr>
+          <w:rFonts w:ascii="Segoe UI Symbol" w:eastAsia="Times New Roman" w:hAnsi="Segoe UI Symbol" w:cs="Segoe UI Symbol"/>
+          <w:b/>
+          <w:bCs/>
+          <w:sz w:val="36"/>
+          <w:szCs w:val="36"/>
+        </w:rPr>
+        <w:t>🔍</w:t>
+      </w:r>
+      <w:r>
+        <w:rPr>
+          <w:rFonts w:ascii="Times New Roman" w:eastAsia="Times New Roman" w:hAnsi="Times New Roman" w:cs="Times New Roman"/>
+          <w:b/>
+          <w:bCs/>
+          <w:sz w:val="36"/>
+          <w:szCs w:val="36"/>
+        </w:rPr>
+        <w:t xml:space="preserve"> Explicație pe bucăți</w:t>
+      </w:r>
+    </w:p>
+    <w:p>
+      <w:pPr>
+        <w:spacing w:before="100" w:beforeAutospacing="1" w:after="100" w:afterAutospacing="1" w:line="240" w:lineRule="auto"/>
+        <w:outlineLvl w:val="2"/>
+        <w:rPr>
+          <w:rFonts w:ascii="Times New Roman" w:eastAsia="Times New Roman" w:hAnsi="Times New Roman" w:cs="Times New Roman"/>
+          <w:b/>
+          <w:bCs/>
+          <w:sz w:val="27"/>
+          <w:szCs w:val="27"/>
+        </w:rPr>
+      </w:pPr>
+      <w:r>
+        <w:rPr>
+          <w:rFonts w:ascii="Courier New" w:eastAsia="Times New Roman" w:hAnsi="Courier New" w:cs="Courier New"/>
+          <w:b/>
+          <w:bCs/>
+          <w:sz w:val="20"/>
+          <w:szCs w:val="20"/>
+        </w:rPr>
+        <w:t>*</w:t>
+      </w:r>
+    </w:p>
+    <w:p>
+      <w:pPr>
+        <w:spacing w:before="100" w:beforeAutospacing="1" w:after="100" w:afterAutospacing="1" w:line="240" w:lineRule="auto"/>
+        <w:rPr>
+          <w:rFonts w:ascii="Times New Roman" w:eastAsia="Times New Roman" w:hAnsi="Times New Roman" w:cs="Times New Roman"/>
+          <w:sz w:val="24"/>
+          <w:szCs w:val="24"/>
+        </w:rPr>
+      </w:pPr>
+      <w:r>
+        <w:rPr>
+          <w:rFonts w:ascii="Segoe UI Symbol" w:eastAsia="Times New Roman" w:hAnsi="Segoe UI Symbol" w:cs="Segoe UI Symbol"/>
+          <w:sz w:val="24"/>
+          <w:szCs w:val="24"/>
+        </w:rPr>
+        <w:t>👉</w:t>
+      </w:r>
+      <w:r>
+        <w:rPr>
+          <w:rFonts w:ascii="Times New Roman" w:eastAsia="Times New Roman" w:hAnsi="Times New Roman" w:cs="Times New Roman"/>
+          <w:sz w:val="24"/>
+          <w:szCs w:val="24"/>
+        </w:rPr>
+        <w:t xml:space="preserve"> selectează </w:t>
+      </w:r>
+      <w:r>
+        <w:rPr>
+          <w:rFonts w:ascii="Times New Roman" w:eastAsia="Times New Roman" w:hAnsi="Times New Roman" w:cs="Times New Roman"/>
+          <w:b/>
+          <w:bCs/>
+          <w:sz w:val="24"/>
+          <w:szCs w:val="24"/>
+        </w:rPr>
+        <w:t>toate elementele</w:t>
+      </w:r>
+    </w:p>
+    <w:p>
+      <w:pPr>
+        <w:spacing w:after="0" w:line="240" w:lineRule="auto"/>
+        <w:rPr>
+          <w:rFonts w:ascii="Times New Roman" w:eastAsia="Times New Roman" w:hAnsi="Times New Roman" w:cs="Times New Roman"/>
+          <w:sz w:val="24"/>
+          <w:szCs w:val="24"/>
+        </w:rPr>
+      </w:pPr>
+      <w:r>
+        <w:rPr>
+          <w:rFonts w:ascii="Times New Roman" w:eastAsia="Times New Roman" w:hAnsi="Times New Roman" w:cs="Times New Roman"/>
+          <w:sz w:val="24"/>
+          <w:szCs w:val="24"/>
+        </w:rPr>
+        <w:pict>
+          <v:rect id="_x0000_i1102" style="width:0;height:1.5pt" o:hralign="center" o:hrstd="t" o:hr="t" fillcolor="#a0a0a0" stroked="f"/>
+        </w:pict>
+      </w:r>
+    </w:p>
+    <w:p>
+      <w:pPr>
+        <w:spacing w:before="100" w:beforeAutospacing="1" w:after="100" w:afterAutospacing="1" w:line="240" w:lineRule="auto"/>
+        <w:outlineLvl w:val="2"/>
+        <w:rPr>
+          <w:rFonts w:ascii="Times New Roman" w:eastAsia="Times New Roman" w:hAnsi="Times New Roman" w:cs="Times New Roman"/>
+          <w:b/>
+          <w:bCs/>
+          <w:sz w:val="27"/>
+          <w:szCs w:val="27"/>
+        </w:rPr>
+      </w:pPr>
+      <w:r>
+        <w:rPr>
+          <w:rFonts w:ascii="Courier New" w:eastAsia="Times New Roman" w:hAnsi="Courier New" w:cs="Courier New"/>
+          <w:b/>
+          <w:bCs/>
+          <w:sz w:val="20"/>
+          <w:szCs w:val="20"/>
+        </w:rPr>
+        <w:t>:not(.burger-icon span)</w:t>
+      </w:r>
+    </w:p>
+    <w:p>
+      <w:pPr>
+        <w:spacing w:before="100" w:beforeAutospacing="1" w:after="100" w:afterAutospacing="1" w:line="240" w:lineRule="auto"/>
+        <w:rPr>
+          <w:rFonts w:ascii="Times New Roman" w:eastAsia="Times New Roman" w:hAnsi="Times New Roman" w:cs="Times New Roman"/>
+          <w:sz w:val="24"/>
+          <w:szCs w:val="24"/>
+        </w:rPr>
+      </w:pPr>
+      <w:r>
+        <w:rPr>
+          <w:rFonts w:ascii="Segoe UI Symbol" w:eastAsia="Times New Roman" w:hAnsi="Segoe UI Symbol" w:cs="Segoe UI Symbol"/>
+          <w:sz w:val="24"/>
+          <w:szCs w:val="24"/>
+        </w:rPr>
+        <w:t>👉</w:t>
+      </w:r>
+      <w:r>
+        <w:rPr>
+          <w:rFonts w:ascii="Times New Roman" w:eastAsia="Times New Roman" w:hAnsi="Times New Roman" w:cs="Times New Roman"/>
+          <w:sz w:val="24"/>
+          <w:szCs w:val="24"/>
+        </w:rPr>
+        <w:t xml:space="preserve"> </w:t>
+      </w:r>
+      <w:r>
+        <w:rPr>
+          <w:rFonts w:ascii="Times New Roman" w:eastAsia="Times New Roman" w:hAnsi="Times New Roman" w:cs="Times New Roman"/>
+          <w:b/>
+          <w:bCs/>
+          <w:sz w:val="24"/>
+          <w:szCs w:val="24"/>
+        </w:rPr>
+        <w:t>exclude</w:t>
+      </w:r>
+      <w:r>
+        <w:rPr>
+          <w:rFonts w:ascii="Times New Roman" w:eastAsia="Times New Roman" w:hAnsi="Times New Roman" w:cs="Times New Roman"/>
+          <w:sz w:val="24"/>
+          <w:szCs w:val="24"/>
+        </w:rPr>
+        <w:t xml:space="preserve"> elementele din meniul burger (dacă ai)</w:t>
+      </w:r>
+    </w:p>
+    <w:p>
+      <w:pPr>
+        <w:spacing w:before="100" w:beforeAutospacing="1" w:after="100" w:afterAutospacing="1" w:line="240" w:lineRule="auto"/>
+        <w:rPr>
+          <w:rFonts w:ascii="Times New Roman" w:eastAsia="Times New Roman" w:hAnsi="Times New Roman" w:cs="Times New Roman"/>
+          <w:sz w:val="24"/>
+          <w:szCs w:val="24"/>
+        </w:rPr>
+      </w:pPr>
+      <w:r>
+        <w:rPr>
+          <w:rFonts w:ascii="Times New Roman" w:eastAsia="Times New Roman" w:hAnsi="Times New Roman" w:cs="Times New Roman"/>
+          <w:b/>
+          <w:bCs/>
+          <w:sz w:val="24"/>
+          <w:szCs w:val="24"/>
+        </w:rPr>
+        <w:lastRenderedPageBreak/>
+        <w:t>„Am păstrat animația pentru iconița burger pentru că face parte din navigație și este utilă pentru utilizator.”</w:t>
+      </w:r>
+    </w:p>
+    <w:p>
+      <w:pPr>
+        <w:spacing w:after="0" w:line="240" w:lineRule="auto"/>
+        <w:rPr>
+          <w:rFonts w:ascii="Times New Roman" w:eastAsia="Times New Roman" w:hAnsi="Times New Roman" w:cs="Times New Roman"/>
+          <w:sz w:val="24"/>
+          <w:szCs w:val="24"/>
+        </w:rPr>
+      </w:pPr>
+      <w:r>
+        <w:rPr>
+          <w:rFonts w:ascii="Times New Roman" w:eastAsia="Times New Roman" w:hAnsi="Times New Roman" w:cs="Times New Roman"/>
+          <w:sz w:val="24"/>
+          <w:szCs w:val="24"/>
+        </w:rPr>
+        <w:pict>
+          <v:rect id="_x0000_i1103" style="width:0;height:1.5pt" o:hralign="center" o:hrstd="t" o:hr="t" fillcolor="#a0a0a0" stroked="f"/>
+        </w:pict>
+      </w:r>
+    </w:p>
+    <w:p>
+      <w:pPr>
+        <w:spacing w:before="100" w:beforeAutospacing="1" w:after="100" w:afterAutospacing="1" w:line="240" w:lineRule="auto"/>
+        <w:outlineLvl w:val="2"/>
+        <w:rPr>
+          <w:rFonts w:ascii="Times New Roman" w:eastAsia="Times New Roman" w:hAnsi="Times New Roman" w:cs="Times New Roman"/>
+          <w:b/>
+          <w:bCs/>
+          <w:sz w:val="27"/>
+          <w:szCs w:val="27"/>
+        </w:rPr>
+      </w:pPr>
+      <w:r>
+        <w:rPr>
+          <w:rFonts w:ascii="Courier New" w:eastAsia="Times New Roman" w:hAnsi="Courier New" w:cs="Courier New"/>
+          <w:b/>
+          <w:bCs/>
+          <w:sz w:val="20"/>
+          <w:szCs w:val="20"/>
+        </w:rPr>
+        <w:t>animation: none</w:t>
+      </w:r>
+    </w:p>
+    <w:p>
+      <w:pPr>
+        <w:spacing w:before="100" w:beforeAutospacing="1" w:after="100" w:afterAutospacing="1" w:line="240" w:lineRule="auto"/>
+        <w:rPr>
+          <w:rFonts w:ascii="Times New Roman" w:eastAsia="Times New Roman" w:hAnsi="Times New Roman" w:cs="Times New Roman"/>
+          <w:sz w:val="24"/>
+          <w:szCs w:val="24"/>
+        </w:rPr>
+      </w:pPr>
+      <w:r>
+        <w:rPr>
+          <w:rFonts w:ascii="Segoe UI Symbol" w:eastAsia="Times New Roman" w:hAnsi="Segoe UI Symbol" w:cs="Segoe UI Symbol"/>
+          <w:sz w:val="24"/>
+          <w:szCs w:val="24"/>
+        </w:rPr>
+        <w:t>👉</w:t>
+      </w:r>
+      <w:r>
+        <w:rPr>
+          <w:rFonts w:ascii="Times New Roman" w:eastAsia="Times New Roman" w:hAnsi="Times New Roman" w:cs="Times New Roman"/>
+          <w:sz w:val="24"/>
+          <w:szCs w:val="24"/>
+        </w:rPr>
+        <w:t xml:space="preserve"> oprește animațiile CSS</w:t>
+      </w:r>
+    </w:p>
+    <w:p>
+      <w:pPr>
+        <w:spacing w:after="0" w:line="240" w:lineRule="auto"/>
+        <w:rPr>
+          <w:rFonts w:ascii="Times New Roman" w:eastAsia="Times New Roman" w:hAnsi="Times New Roman" w:cs="Times New Roman"/>
+          <w:sz w:val="24"/>
+          <w:szCs w:val="24"/>
+        </w:rPr>
+      </w:pPr>
+      <w:r>
+        <w:rPr>
+          <w:rFonts w:ascii="Times New Roman" w:eastAsia="Times New Roman" w:hAnsi="Times New Roman" w:cs="Times New Roman"/>
+          <w:sz w:val="24"/>
+          <w:szCs w:val="24"/>
+        </w:rPr>
+        <w:pict>
+          <v:rect id="_x0000_i1104" style="width:0;height:1.5pt" o:hralign="center" o:hrstd="t" o:hr="t" fillcolor="#a0a0a0" stroked="f"/>
+        </w:pict>
+      </w:r>
+    </w:p>
+    <w:p>
+      <w:pPr>
+        <w:spacing w:before="100" w:beforeAutospacing="1" w:after="100" w:afterAutospacing="1" w:line="240" w:lineRule="auto"/>
+        <w:outlineLvl w:val="2"/>
+        <w:rPr>
+          <w:rFonts w:ascii="Times New Roman" w:eastAsia="Times New Roman" w:hAnsi="Times New Roman" w:cs="Times New Roman"/>
+          <w:b/>
+          <w:bCs/>
+          <w:sz w:val="27"/>
+          <w:szCs w:val="27"/>
+        </w:rPr>
+      </w:pPr>
+      <w:r>
+        <w:rPr>
+          <w:rFonts w:ascii="Courier New" w:eastAsia="Times New Roman" w:hAnsi="Courier New" w:cs="Courier New"/>
+          <w:b/>
+          <w:bCs/>
+          <w:sz w:val="20"/>
+          <w:szCs w:val="20"/>
+        </w:rPr>
+        <w:t>!important</w:t>
+      </w:r>
+    </w:p>
+    <w:p>
+      <w:pPr>
+        <w:spacing w:before="100" w:beforeAutospacing="1" w:after="100" w:afterAutospacing="1" w:line="240" w:lineRule="auto"/>
+        <w:rPr>
+          <w:rFonts w:ascii="Times New Roman" w:eastAsia="Times New Roman" w:hAnsi="Times New Roman" w:cs="Times New Roman"/>
+          <w:sz w:val="24"/>
+          <w:szCs w:val="24"/>
+        </w:rPr>
+      </w:pPr>
+      <w:r>
+        <w:rPr>
+          <w:rFonts w:ascii="Segoe UI Symbol" w:eastAsia="Times New Roman" w:hAnsi="Segoe UI Symbol" w:cs="Segoe UI Symbol"/>
+          <w:sz w:val="24"/>
+          <w:szCs w:val="24"/>
+        </w:rPr>
+        <w:t>👉</w:t>
+      </w:r>
+      <w:r>
+        <w:rPr>
+          <w:rFonts w:ascii="Times New Roman" w:eastAsia="Times New Roman" w:hAnsi="Times New Roman" w:cs="Times New Roman"/>
+          <w:sz w:val="24"/>
+          <w:szCs w:val="24"/>
+        </w:rPr>
+        <w:t xml:space="preserve"> forțează regula să se aplice peste orice altă animație</w:t>
+      </w:r>
+    </w:p>
+    <w:p>
+      <w:pPr>
+        <w:spacing w:before="100" w:beforeAutospacing="1" w:after="100" w:afterAutospacing="1" w:line="240" w:lineRule="auto"/>
+        <w:rPr>
+          <w:rFonts w:ascii="Times New Roman" w:eastAsia="Times New Roman" w:hAnsi="Times New Roman" w:cs="Times New Roman"/>
+          <w:sz w:val="24"/>
+          <w:szCs w:val="24"/>
+        </w:rPr>
+      </w:pPr>
+      <w:r>
+        <w:rPr>
+          <w:rFonts w:ascii="Times New Roman" w:eastAsia="Times New Roman" w:hAnsi="Times New Roman" w:cs="Times New Roman"/>
+          <w:b/>
+          <w:bCs/>
+          <w:sz w:val="24"/>
+          <w:szCs w:val="24"/>
+        </w:rPr>
+        <w:t xml:space="preserve">„Am folosit </w:t>
+      </w:r>
+      <w:r>
+        <w:rPr>
+          <w:rFonts w:ascii="Courier New" w:eastAsia="Times New Roman" w:hAnsi="Courier New" w:cs="Courier New"/>
+          <w:b/>
+          <w:bCs/>
+          <w:sz w:val="20"/>
+          <w:szCs w:val="20"/>
+        </w:rPr>
+        <w:t>!important</w:t>
+      </w:r>
+      <w:r>
+        <w:rPr>
+          <w:rFonts w:ascii="Times New Roman" w:eastAsia="Times New Roman" w:hAnsi="Times New Roman" w:cs="Times New Roman"/>
+          <w:b/>
+          <w:bCs/>
+          <w:sz w:val="24"/>
+          <w:szCs w:val="24"/>
+        </w:rPr>
+        <w:t xml:space="preserve"> pentru a mă asigura că toate animațiile sunt într-adevăr dezactivate, indiferent de unde sunt definite.”</w:t>
+      </w:r>
+      <w:r>
+        <w:rPr>
+          <w:rFonts w:ascii="Times New Roman" w:eastAsia="Times New Roman" w:hAnsi="Times New Roman" w:cs="Times New Roman"/>
+          <w:b/>
+          <w:bCs/>
+          <w:sz w:val="24"/>
+          <w:szCs w:val="24"/>
+        </w:rPr>
+        <w:t xml:space="preserve"> </w:t>
+      </w:r>
+      <w:r>
+        <w:rPr>
+          <w:rFonts w:ascii="Times New Roman" w:eastAsia="Times New Roman" w:hAnsi="Times New Roman" w:cs="Times New Roman"/>
+          <w:b/>
+          <w:bCs/>
+          <w:sz w:val="24"/>
+          <w:szCs w:val="24"/>
+        </w:rPr>
+        <w:br/>
+      </w:r>
+      <w:r>
+        <w:rPr>
+          <w:rFonts w:ascii="Times New Roman" w:eastAsia="Times New Roman" w:hAnsi="Times New Roman" w:cs="Times New Roman"/>
+          <w:b/>
+          <w:bCs/>
+          <w:sz w:val="24"/>
+          <w:szCs w:val="24"/>
+        </w:rPr>
+        <w:br/>
+      </w:r>
+      <w:r>
+        <w:rPr>
+          <w:rFonts w:ascii="Times New Roman" w:eastAsia="Times New Roman" w:hAnsi="Times New Roman" w:cs="Times New Roman"/>
+          <w:b/>
+          <w:bCs/>
+          <w:sz w:val="24"/>
+          <w:szCs w:val="24"/>
+        </w:rPr>
+        <w:br/>
+      </w:r>
+    </w:p>
+    <w:p>
+      <w:pPr>
+        <w:shd w:val="clear" w:color="auto" w:fill="1E1E1E"/>
+        <w:spacing w:after="0" w:line="285" w:lineRule="atLeast"/>
+        <w:rPr>
+          <w:rFonts w:ascii="Consolas" w:eastAsia="Times New Roman" w:hAnsi="Consolas" w:cs="Times New Roman"/>
+          <w:color w:val="D4D4D4"/>
+          <w:sz w:val="21"/>
+          <w:szCs w:val="21"/>
+        </w:rPr>
+      </w:pPr>
+      <w:r>
+        <w:rPr>
+          <w:rFonts w:ascii="Consolas" w:eastAsia="Times New Roman" w:hAnsi="Consolas" w:cs="Times New Roman"/>
+          <w:color w:val="D7BA7D"/>
+          <w:sz w:val="21"/>
+          <w:szCs w:val="21"/>
+        </w:rPr>
+        <w:t>h2</w:t>
+      </w:r>
+      <w:r>
+        <w:rPr>
+          <w:rFonts w:ascii="Consolas" w:eastAsia="Times New Roman" w:hAnsi="Consolas" w:cs="Times New Roman"/>
+          <w:color w:val="D4D4D4"/>
+          <w:sz w:val="21"/>
+          <w:szCs w:val="21"/>
+        </w:rPr>
+        <w:t xml:space="preserve"> {</w:t>
+      </w:r>
+    </w:p>
+    <w:p>
+      <w:pPr>
+        <w:shd w:val="clear" w:color="auto" w:fill="1E1E1E"/>
+        <w:spacing w:after="0" w:line="285" w:lineRule="atLeast"/>
+        <w:rPr>
+          <w:rFonts w:ascii="Consolas" w:eastAsia="Times New Roman" w:hAnsi="Consolas" w:cs="Times New Roman"/>
+          <w:color w:val="D4D4D4"/>
+          <w:sz w:val="21"/>
+          <w:szCs w:val="21"/>
+        </w:rPr>
+      </w:pPr>
+      <w:r>
+        <w:rPr>
+          <w:rFonts w:ascii="Consolas" w:eastAsia="Times New Roman" w:hAnsi="Consolas" w:cs="Times New Roman"/>
+          <w:color w:val="D4D4D4"/>
+          <w:sz w:val="21"/>
+          <w:szCs w:val="21"/>
+        </w:rPr>
+        <w:t xml:space="preserve">    </w:t>
+      </w:r>
+      <w:r>
+        <w:rPr>
+          <w:rFonts w:ascii="Consolas" w:eastAsia="Times New Roman" w:hAnsi="Consolas" w:cs="Times New Roman"/>
+          <w:color w:val="9CDCFE"/>
+          <w:sz w:val="21"/>
+          <w:szCs w:val="21"/>
+        </w:rPr>
+        <w:t>color</w:t>
+      </w:r>
+      <w:r>
+        <w:rPr>
+          <w:rFonts w:ascii="Consolas" w:eastAsia="Times New Roman" w:hAnsi="Consolas" w:cs="Times New Roman"/>
+          <w:color w:val="D4D4D4"/>
+          <w:sz w:val="21"/>
+          <w:szCs w:val="21"/>
+        </w:rPr>
+        <w:t xml:space="preserve">: </w:t>
+      </w:r>
+      <w:r>
+        <w:rPr>
+          <w:rFonts w:ascii="Consolas" w:eastAsia="Times New Roman" w:hAnsi="Consolas" w:cs="Times New Roman"/>
+          <w:color w:val="DCDCAA"/>
+          <w:sz w:val="21"/>
+          <w:szCs w:val="21"/>
+        </w:rPr>
+        <w:t>var</w:t>
+      </w:r>
+      <w:r>
+        <w:rPr>
+          <w:rFonts w:ascii="Consolas" w:eastAsia="Times New Roman" w:hAnsi="Consolas" w:cs="Times New Roman"/>
+          <w:color w:val="D4D4D4"/>
+          <w:sz w:val="21"/>
+          <w:szCs w:val="21"/>
+        </w:rPr>
+        <w:t>(</w:t>
+      </w:r>
+      <w:r>
+        <w:rPr>
+          <w:rFonts w:ascii="Consolas" w:eastAsia="Times New Roman" w:hAnsi="Consolas" w:cs="Times New Roman"/>
+          <w:color w:val="9CDCFE"/>
+          <w:sz w:val="21"/>
+          <w:szCs w:val="21"/>
+        </w:rPr>
+        <w:t>--culoare-secundara</w:t>
+      </w:r>
+      <w:r>
+        <w:rPr>
+          <w:rFonts w:ascii="Consolas" w:eastAsia="Times New Roman" w:hAnsi="Consolas" w:cs="Times New Roman"/>
+          <w:color w:val="D4D4D4"/>
+          <w:sz w:val="21"/>
+          <w:szCs w:val="21"/>
+        </w:rPr>
+        <w:t>);</w:t>
+      </w:r>
+    </w:p>
+    <w:p>
+      <w:pPr>
+        <w:shd w:val="clear" w:color="auto" w:fill="1E1E1E"/>
+        <w:spacing w:after="0" w:line="285" w:lineRule="atLeast"/>
+        <w:rPr>
+          <w:rFonts w:ascii="Consolas" w:eastAsia="Times New Roman" w:hAnsi="Consolas" w:cs="Times New Roman"/>
+          <w:color w:val="D4D4D4"/>
+          <w:sz w:val="21"/>
+          <w:szCs w:val="21"/>
+        </w:rPr>
+      </w:pPr>
+      <w:r>
+        <w:rPr>
+          <w:rFonts w:ascii="Consolas" w:eastAsia="Times New Roman" w:hAnsi="Consolas" w:cs="Times New Roman"/>
+          <w:color w:val="D4D4D4"/>
+          <w:sz w:val="21"/>
+          <w:szCs w:val="21"/>
+        </w:rPr>
+        <w:t xml:space="preserve">    </w:t>
+      </w:r>
+      <w:r>
+        <w:rPr>
+          <w:rFonts w:ascii="Consolas" w:eastAsia="Times New Roman" w:hAnsi="Consolas" w:cs="Times New Roman"/>
+          <w:color w:val="9CDCFE"/>
+          <w:sz w:val="21"/>
+          <w:szCs w:val="21"/>
+        </w:rPr>
+        <w:t>font-size</w:t>
+      </w:r>
+      <w:r>
+        <w:rPr>
+          <w:rFonts w:ascii="Consolas" w:eastAsia="Times New Roman" w:hAnsi="Consolas" w:cs="Times New Roman"/>
+          <w:color w:val="D4D4D4"/>
+          <w:sz w:val="21"/>
+          <w:szCs w:val="21"/>
+        </w:rPr>
+        <w:t xml:space="preserve">: </w:t>
+      </w:r>
+      <w:r>
+        <w:rPr>
+          <w:rFonts w:ascii="Consolas" w:eastAsia="Times New Roman" w:hAnsi="Consolas" w:cs="Times New Roman"/>
+          <w:color w:val="B5CEA8"/>
+          <w:sz w:val="21"/>
+          <w:szCs w:val="21"/>
+        </w:rPr>
+        <w:t>1.5rem</w:t>
+      </w:r>
+      <w:r>
+        <w:rPr>
+          <w:rFonts w:ascii="Consolas" w:eastAsia="Times New Roman" w:hAnsi="Consolas" w:cs="Times New Roman"/>
+          <w:color w:val="D4D4D4"/>
+          <w:sz w:val="21"/>
+          <w:szCs w:val="21"/>
+        </w:rPr>
+        <w:t>;</w:t>
+      </w:r>
+    </w:p>
+    <w:p>
+      <w:pPr>
+        <w:shd w:val="clear" w:color="auto" w:fill="1E1E1E"/>
+        <w:spacing w:after="0" w:line="285" w:lineRule="atLeast"/>
+        <w:rPr>
+          <w:rFonts w:ascii="Consolas" w:eastAsia="Times New Roman" w:hAnsi="Consolas" w:cs="Times New Roman"/>
+          <w:color w:val="D4D4D4"/>
+          <w:sz w:val="21"/>
+          <w:szCs w:val="21"/>
+        </w:rPr>
+      </w:pPr>
+      <w:r>
+        <w:rPr>
+          <w:rFonts w:ascii="Consolas" w:eastAsia="Times New Roman" w:hAnsi="Consolas" w:cs="Times New Roman"/>
+          <w:color w:val="D4D4D4"/>
+          <w:sz w:val="21"/>
+          <w:szCs w:val="21"/>
+        </w:rPr>
+        <w:t>}</w:t>
+      </w:r>
+    </w:p>
+    <w:p>
+      <w:pPr>
+        <w:shd w:val="clear" w:color="auto" w:fill="1E1E1E"/>
+        <w:spacing w:after="0" w:line="285" w:lineRule="atLeast"/>
+        <w:rPr>
+          <w:rFonts w:ascii="Consolas" w:eastAsia="Times New Roman" w:hAnsi="Consolas" w:cs="Times New Roman"/>
+          <w:color w:val="D4D4D4"/>
+          <w:sz w:val="21"/>
+          <w:szCs w:val="21"/>
+        </w:rPr>
+      </w:pPr>
+    </w:p>
+    <w:p>
+      <w:pPr>
+        <w:shd w:val="clear" w:color="auto" w:fill="1E1E1E"/>
+        <w:spacing w:after="0" w:line="285" w:lineRule="atLeast"/>
+        <w:rPr>
+          <w:rFonts w:ascii="Consolas" w:eastAsia="Times New Roman" w:hAnsi="Consolas" w:cs="Times New Roman"/>
+          <w:color w:val="D4D4D4"/>
+          <w:sz w:val="21"/>
+          <w:szCs w:val="21"/>
+        </w:rPr>
+      </w:pPr>
+      <w:r>
+        <w:rPr>
+          <w:rFonts w:ascii="Consolas" w:eastAsia="Times New Roman" w:hAnsi="Consolas" w:cs="Times New Roman"/>
+          <w:color w:val="D7BA7D"/>
+          <w:sz w:val="21"/>
+          <w:szCs w:val="21"/>
+        </w:rPr>
+        <w:t>h3</w:t>
+      </w:r>
+      <w:r>
+        <w:rPr>
+          <w:rFonts w:ascii="Consolas" w:eastAsia="Times New Roman" w:hAnsi="Consolas" w:cs="Times New Roman"/>
+          <w:color w:val="D4D4D4"/>
+          <w:sz w:val="21"/>
+          <w:szCs w:val="21"/>
+        </w:rPr>
+        <w:t xml:space="preserve"> {</w:t>
+      </w:r>
+    </w:p>
+    <w:p>
+      <w:pPr>
+        <w:shd w:val="clear" w:color="auto" w:fill="1E1E1E"/>
+        <w:spacing w:after="0" w:line="285" w:lineRule="atLeast"/>
+        <w:rPr>
+          <w:rFonts w:ascii="Consolas" w:eastAsia="Times New Roman" w:hAnsi="Consolas" w:cs="Times New Roman"/>
+          <w:color w:val="D4D4D4"/>
+          <w:sz w:val="21"/>
+          <w:szCs w:val="21"/>
+        </w:rPr>
+      </w:pPr>
+      <w:r>
+        <w:rPr>
+          <w:rFonts w:ascii="Consolas" w:eastAsia="Times New Roman" w:hAnsi="Consolas" w:cs="Times New Roman"/>
+          <w:color w:val="D4D4D4"/>
+          <w:sz w:val="21"/>
+          <w:szCs w:val="21"/>
+        </w:rPr>
+        <w:t xml:space="preserve">    </w:t>
+      </w:r>
+      <w:r>
+        <w:rPr>
+          <w:rFonts w:ascii="Consolas" w:eastAsia="Times New Roman" w:hAnsi="Consolas" w:cs="Times New Roman"/>
+          <w:color w:val="9CDCFE"/>
+          <w:sz w:val="21"/>
+          <w:szCs w:val="21"/>
+        </w:rPr>
+        <w:t>color</w:t>
+      </w:r>
+      <w:r>
+        <w:rPr>
+          <w:rFonts w:ascii="Consolas" w:eastAsia="Times New Roman" w:hAnsi="Consolas" w:cs="Times New Roman"/>
+          <w:color w:val="D4D4D4"/>
+          <w:sz w:val="21"/>
+          <w:szCs w:val="21"/>
+        </w:rPr>
+        <w:t xml:space="preserve">: </w:t>
+      </w:r>
+      <w:r>
+        <w:rPr>
+          <w:rFonts w:ascii="Consolas" w:eastAsia="Times New Roman" w:hAnsi="Consolas" w:cs="Times New Roman"/>
+          <w:color w:val="DCDCAA"/>
+          <w:sz w:val="21"/>
+          <w:szCs w:val="21"/>
+        </w:rPr>
+        <w:t>var</w:t>
+      </w:r>
+      <w:r>
+        <w:rPr>
+          <w:rFonts w:ascii="Consolas" w:eastAsia="Times New Roman" w:hAnsi="Consolas" w:cs="Times New Roman"/>
+          <w:color w:val="D4D4D4"/>
+          <w:sz w:val="21"/>
+          <w:szCs w:val="21"/>
+        </w:rPr>
+        <w:t>(</w:t>
+      </w:r>
+      <w:r>
+        <w:rPr>
+          <w:rFonts w:ascii="Consolas" w:eastAsia="Times New Roman" w:hAnsi="Consolas" w:cs="Times New Roman"/>
+          <w:color w:val="9CDCFE"/>
+          <w:sz w:val="21"/>
+          <w:szCs w:val="21"/>
+        </w:rPr>
+        <w:t>--culoare-accent</w:t>
+      </w:r>
+      <w:r>
+        <w:rPr>
+          <w:rFonts w:ascii="Consolas" w:eastAsia="Times New Roman" w:hAnsi="Consolas" w:cs="Times New Roman"/>
+          <w:color w:val="D4D4D4"/>
+          <w:sz w:val="21"/>
+          <w:szCs w:val="21"/>
+        </w:rPr>
+        <w:t>);</w:t>
+      </w:r>
+    </w:p>
+    <w:p>
+      <w:pPr>
+        <w:shd w:val="clear" w:color="auto" w:fill="1E1E1E"/>
+        <w:spacing w:after="0" w:line="285" w:lineRule="atLeast"/>
+        <w:rPr>
+          <w:rFonts w:ascii="Consolas" w:eastAsia="Times New Roman" w:hAnsi="Consolas" w:cs="Times New Roman"/>
+          <w:color w:val="D4D4D4"/>
+          <w:sz w:val="21"/>
+          <w:szCs w:val="21"/>
+        </w:rPr>
+      </w:pPr>
+      <w:r>
+        <w:rPr>
+          <w:rFonts w:ascii="Consolas" w:eastAsia="Times New Roman" w:hAnsi="Consolas" w:cs="Times New Roman"/>
+          <w:color w:val="D4D4D4"/>
+          <w:sz w:val="21"/>
+          <w:szCs w:val="21"/>
+        </w:rPr>
+        <w:t xml:space="preserve">    </w:t>
+      </w:r>
+      <w:r>
+        <w:rPr>
+          <w:rFonts w:ascii="Consolas" w:eastAsia="Times New Roman" w:hAnsi="Consolas" w:cs="Times New Roman"/>
+          <w:color w:val="9CDCFE"/>
+          <w:sz w:val="21"/>
+          <w:szCs w:val="21"/>
+        </w:rPr>
+        <w:t>font-size</w:t>
+      </w:r>
+      <w:r>
+        <w:rPr>
+          <w:rFonts w:ascii="Consolas" w:eastAsia="Times New Roman" w:hAnsi="Consolas" w:cs="Times New Roman"/>
+          <w:color w:val="D4D4D4"/>
+          <w:sz w:val="21"/>
+          <w:szCs w:val="21"/>
+        </w:rPr>
+        <w:t xml:space="preserve">: </w:t>
+      </w:r>
+      <w:r>
+        <w:rPr>
+          <w:rFonts w:ascii="Consolas" w:eastAsia="Times New Roman" w:hAnsi="Consolas" w:cs="Times New Roman"/>
+          <w:color w:val="B5CEA8"/>
+          <w:sz w:val="21"/>
+          <w:szCs w:val="21"/>
+        </w:rPr>
+        <w:t>1.2rem</w:t>
+      </w:r>
+      <w:r>
+        <w:rPr>
+          <w:rFonts w:ascii="Consolas" w:eastAsia="Times New Roman" w:hAnsi="Consolas" w:cs="Times New Roman"/>
+          <w:color w:val="D4D4D4"/>
+          <w:sz w:val="21"/>
+          <w:szCs w:val="21"/>
+        </w:rPr>
+        <w:t>;</w:t>
+      </w:r>
+    </w:p>
+    <w:p>
+      <w:pPr>
+        <w:shd w:val="clear" w:color="auto" w:fill="1E1E1E"/>
+        <w:spacing w:after="0" w:line="285" w:lineRule="atLeast"/>
+        <w:rPr>
+          <w:rFonts w:ascii="Consolas" w:eastAsia="Times New Roman" w:hAnsi="Consolas" w:cs="Times New Roman"/>
+          <w:color w:val="D4D4D4"/>
+          <w:sz w:val="21"/>
+          <w:szCs w:val="21"/>
+        </w:rPr>
+      </w:pPr>
+      <w:r>
+        <w:rPr>
+          <w:rFonts w:ascii="Consolas" w:eastAsia="Times New Roman" w:hAnsi="Consolas" w:cs="Times New Roman"/>
+          <w:color w:val="D4D4D4"/>
+          <w:sz w:val="21"/>
+          <w:szCs w:val="21"/>
+        </w:rPr>
+        <w:t>}</w:t>
+      </w:r>
+    </w:p>
+    <w:p>
+      <w:pPr>
+        <w:shd w:val="clear" w:color="auto" w:fill="1E1E1E"/>
+        <w:spacing w:after="0" w:line="285" w:lineRule="atLeast"/>
+        <w:rPr>
+          <w:rFonts w:ascii="Consolas" w:eastAsia="Times New Roman" w:hAnsi="Consolas" w:cs="Times New Roman"/>
+          <w:color w:val="D4D4D4"/>
+          <w:sz w:val="21"/>
+          <w:szCs w:val="21"/>
+        </w:rPr>
+      </w:pPr>
+    </w:p>
+    <w:p>
+      <w:pPr>
+        <w:shd w:val="clear" w:color="auto" w:fill="1E1E1E"/>
+        <w:spacing w:after="0" w:line="285" w:lineRule="atLeast"/>
+        <w:rPr>
+          <w:rFonts w:ascii="Consolas" w:eastAsia="Times New Roman" w:hAnsi="Consolas" w:cs="Times New Roman"/>
+          <w:color w:val="D4D4D4"/>
+          <w:sz w:val="21"/>
+          <w:szCs w:val="21"/>
+        </w:rPr>
+      </w:pPr>
+      <w:r>
+        <w:rPr>
+          <w:rFonts w:ascii="Consolas" w:eastAsia="Times New Roman" w:hAnsi="Consolas" w:cs="Times New Roman"/>
+          <w:color w:val="D7BA7D"/>
+          <w:sz w:val="21"/>
+          <w:szCs w:val="21"/>
+        </w:rPr>
+        <w:t>p</w:t>
+      </w:r>
+      <w:r>
+        <w:rPr>
+          <w:rFonts w:ascii="Consolas" w:eastAsia="Times New Roman" w:hAnsi="Consolas" w:cs="Times New Roman"/>
+          <w:color w:val="D4D4D4"/>
+          <w:sz w:val="21"/>
+          <w:szCs w:val="21"/>
+        </w:rPr>
+        <w:t xml:space="preserve">, </w:t>
+      </w:r>
+      <w:r>
+        <w:rPr>
+          <w:rFonts w:ascii="Consolas" w:eastAsia="Times New Roman" w:hAnsi="Consolas" w:cs="Times New Roman"/>
+          <w:color w:val="D7BA7D"/>
+          <w:sz w:val="21"/>
+          <w:szCs w:val="21"/>
+        </w:rPr>
+        <w:t>li</w:t>
+      </w:r>
+      <w:r>
+        <w:rPr>
+          <w:rFonts w:ascii="Consolas" w:eastAsia="Times New Roman" w:hAnsi="Consolas" w:cs="Times New Roman"/>
+          <w:color w:val="D4D4D4"/>
+          <w:sz w:val="21"/>
+          <w:szCs w:val="21"/>
+        </w:rPr>
+        <w:t xml:space="preserve">, </w:t>
+      </w:r>
+      <w:r>
+        <w:rPr>
+          <w:rFonts w:ascii="Consolas" w:eastAsia="Times New Roman" w:hAnsi="Consolas" w:cs="Times New Roman"/>
+          <w:color w:val="D7BA7D"/>
+          <w:sz w:val="21"/>
+          <w:szCs w:val="21"/>
+        </w:rPr>
+        <w:t>a</w:t>
+      </w:r>
+      <w:r>
+        <w:rPr>
+          <w:rFonts w:ascii="Consolas" w:eastAsia="Times New Roman" w:hAnsi="Consolas" w:cs="Times New Roman"/>
+          <w:color w:val="D4D4D4"/>
+          <w:sz w:val="21"/>
+          <w:szCs w:val="21"/>
+        </w:rPr>
+        <w:t xml:space="preserve">, </w:t>
+      </w:r>
+      <w:r>
+        <w:rPr>
+          <w:rFonts w:ascii="Consolas" w:eastAsia="Times New Roman" w:hAnsi="Consolas" w:cs="Times New Roman"/>
+          <w:color w:val="D7BA7D"/>
+          <w:sz w:val="21"/>
+          <w:szCs w:val="21"/>
+        </w:rPr>
+        <w:t>summary</w:t>
+      </w:r>
+      <w:r>
+        <w:rPr>
+          <w:rFonts w:ascii="Consolas" w:eastAsia="Times New Roman" w:hAnsi="Consolas" w:cs="Times New Roman"/>
+          <w:color w:val="D4D4D4"/>
+          <w:sz w:val="21"/>
+          <w:szCs w:val="21"/>
+        </w:rPr>
+        <w:t xml:space="preserve">, </w:t>
+      </w:r>
+      <w:r>
+        <w:rPr>
+          <w:rFonts w:ascii="Consolas" w:eastAsia="Times New Roman" w:hAnsi="Consolas" w:cs="Times New Roman"/>
+          <w:color w:val="D7BA7D"/>
+          <w:sz w:val="21"/>
+          <w:szCs w:val="21"/>
+        </w:rPr>
+        <w:t>figcaption</w:t>
+      </w:r>
+      <w:r>
+        <w:rPr>
+          <w:rFonts w:ascii="Consolas" w:eastAsia="Times New Roman" w:hAnsi="Consolas" w:cs="Times New Roman"/>
+          <w:color w:val="D4D4D4"/>
+          <w:sz w:val="21"/>
+          <w:szCs w:val="21"/>
+        </w:rPr>
+        <w:t xml:space="preserve">, </w:t>
+      </w:r>
+      <w:r>
+        <w:rPr>
+          <w:rFonts w:ascii="Consolas" w:eastAsia="Times New Roman" w:hAnsi="Consolas" w:cs="Times New Roman"/>
+          <w:color w:val="D7BA7D"/>
+          <w:sz w:val="21"/>
+          <w:szCs w:val="21"/>
+        </w:rPr>
+        <w:t>td</w:t>
+      </w:r>
+      <w:r>
+        <w:rPr>
+          <w:rFonts w:ascii="Consolas" w:eastAsia="Times New Roman" w:hAnsi="Consolas" w:cs="Times New Roman"/>
+          <w:color w:val="D4D4D4"/>
+          <w:sz w:val="21"/>
+          <w:szCs w:val="21"/>
+        </w:rPr>
+        <w:t xml:space="preserve">, </w:t>
+      </w:r>
+      <w:r>
+        <w:rPr>
+          <w:rFonts w:ascii="Consolas" w:eastAsia="Times New Roman" w:hAnsi="Consolas" w:cs="Times New Roman"/>
+          <w:color w:val="D7BA7D"/>
+          <w:sz w:val="21"/>
+          <w:szCs w:val="21"/>
+        </w:rPr>
+        <w:t>th</w:t>
+      </w:r>
+      <w:r>
+        <w:rPr>
+          <w:rFonts w:ascii="Consolas" w:eastAsia="Times New Roman" w:hAnsi="Consolas" w:cs="Times New Roman"/>
+          <w:color w:val="D4D4D4"/>
+          <w:sz w:val="21"/>
+          <w:szCs w:val="21"/>
+        </w:rPr>
+        <w:t xml:space="preserve"> {</w:t>
+      </w:r>
+    </w:p>
+    <w:p>
+      <w:pPr>
+        <w:shd w:val="clear" w:color="auto" w:fill="1E1E1E"/>
+        <w:spacing w:after="0" w:line="285" w:lineRule="atLeast"/>
+        <w:rPr>
+          <w:rFonts w:ascii="Consolas" w:eastAsia="Times New Roman" w:hAnsi="Consolas" w:cs="Times New Roman"/>
+          <w:color w:val="D4D4D4"/>
+          <w:sz w:val="21"/>
+          <w:szCs w:val="21"/>
+        </w:rPr>
+      </w:pPr>
+      <w:r>
+        <w:rPr>
+          <w:rFonts w:ascii="Consolas" w:eastAsia="Times New Roman" w:hAnsi="Consolas" w:cs="Times New Roman"/>
+          <w:color w:val="D4D4D4"/>
+          <w:sz w:val="21"/>
+          <w:szCs w:val="21"/>
+        </w:rPr>
+        <w:t xml:space="preserve">    </w:t>
+      </w:r>
+      <w:r>
+        <w:rPr>
+          <w:rFonts w:ascii="Consolas" w:eastAsia="Times New Roman" w:hAnsi="Consolas" w:cs="Times New Roman"/>
+          <w:color w:val="9CDCFE"/>
+          <w:sz w:val="21"/>
+          <w:szCs w:val="21"/>
+        </w:rPr>
+        <w:t>font-size</w:t>
+      </w:r>
+      <w:r>
+        <w:rPr>
+          <w:rFonts w:ascii="Consolas" w:eastAsia="Times New Roman" w:hAnsi="Consolas" w:cs="Times New Roman"/>
+          <w:color w:val="D4D4D4"/>
+          <w:sz w:val="21"/>
+          <w:szCs w:val="21"/>
+        </w:rPr>
+        <w:t xml:space="preserve">: </w:t>
+      </w:r>
+      <w:r>
+        <w:rPr>
+          <w:rFonts w:ascii="Consolas" w:eastAsia="Times New Roman" w:hAnsi="Consolas" w:cs="Times New Roman"/>
+          <w:color w:val="B5CEA8"/>
+          <w:sz w:val="21"/>
+          <w:szCs w:val="21"/>
+        </w:rPr>
+        <w:t>1rem</w:t>
+      </w:r>
+      <w:r>
+        <w:rPr>
+          <w:rFonts w:ascii="Consolas" w:eastAsia="Times New Roman" w:hAnsi="Consolas" w:cs="Times New Roman"/>
+          <w:color w:val="D4D4D4"/>
+          <w:sz w:val="21"/>
+          <w:szCs w:val="21"/>
+        </w:rPr>
+        <w:t>;</w:t>
+      </w:r>
+    </w:p>
+    <w:p>
+      <w:pPr>
+        <w:shd w:val="clear" w:color="auto" w:fill="1E1E1E"/>
+        <w:spacing w:after="0" w:line="285" w:lineRule="atLeast"/>
+        <w:rPr>
+          <w:rFonts w:ascii="Consolas" w:eastAsia="Times New Roman" w:hAnsi="Consolas" w:cs="Times New Roman"/>
+          <w:color w:val="D4D4D4"/>
+          <w:sz w:val="21"/>
+          <w:szCs w:val="21"/>
+        </w:rPr>
+      </w:pPr>
+      <w:r>
+        <w:rPr>
+          <w:rFonts w:ascii="Consolas" w:eastAsia="Times New Roman" w:hAnsi="Consolas" w:cs="Times New Roman"/>
+          <w:color w:val="D4D4D4"/>
+          <w:sz w:val="21"/>
+          <w:szCs w:val="21"/>
+        </w:rPr>
+        <w:t>}</w:t>
+      </w:r>
+    </w:p>
+    <w:p>
+      <w:pPr>
+        <w:pStyle w:val="NormalWeb"/>
+      </w:pPr>
+      <w:r>
+        <w:rPr>
+          <w:rStyle w:val="Strong"/>
+        </w:rPr>
+        <w:t xml:space="preserve">„Am setat dimensiunea de bază pe </w:t>
+      </w:r>
+      <w:r>
+        <w:rPr>
+          <w:rStyle w:val="HTMLCode"/>
+          <w:b/>
+          <w:bCs/>
+        </w:rPr>
+        <w:t>html</w:t>
+      </w:r>
+      <w:r>
+        <w:rPr>
+          <w:rStyle w:val="Strong"/>
+        </w:rPr>
+        <w:t xml:space="preserve">, iar restul textelor le-am dimensionat cu unități relative, în special </w:t>
+      </w:r>
+      <w:r>
+        <w:rPr>
+          <w:rStyle w:val="HTMLCode"/>
+          <w:b/>
+          <w:bCs/>
+        </w:rPr>
+        <w:t>rem</w:t>
+      </w:r>
+      <w:r>
+        <w:rPr>
+          <w:rStyle w:val="Strong"/>
+        </w:rPr>
+        <w:t>, astfel încât tot conținutul să se scaleze proporțional când se schimbă dimensiunea de bază.”</w:t>
+      </w:r>
+    </w:p>
+    <w:p/>
+    <w:p>
+      <w:pPr>
+        <w:shd w:val="clear" w:color="auto" w:fill="1E1E1E"/>
+        <w:spacing w:after="0" w:line="285" w:lineRule="atLeast"/>
+        <w:rPr>
+          <w:rFonts w:ascii="Consolas" w:eastAsia="Times New Roman" w:hAnsi="Consolas" w:cs="Times New Roman"/>
+          <w:color w:val="D4D4D4"/>
+          <w:sz w:val="21"/>
+          <w:szCs w:val="21"/>
+        </w:rPr>
+      </w:pPr>
+      <w:r>
+        <w:rPr>
+          <w:rFonts w:ascii="Consolas" w:eastAsia="Times New Roman" w:hAnsi="Consolas" w:cs="Times New Roman"/>
+          <w:color w:val="D7BA7D"/>
+          <w:sz w:val="21"/>
+          <w:szCs w:val="21"/>
+        </w:rPr>
+        <w:t>header</w:t>
+      </w:r>
+      <w:r>
+        <w:rPr>
+          <w:rFonts w:ascii="Consolas" w:eastAsia="Times New Roman" w:hAnsi="Consolas" w:cs="Times New Roman"/>
+          <w:color w:val="D4D4D4"/>
+          <w:sz w:val="21"/>
+          <w:szCs w:val="21"/>
+        </w:rPr>
+        <w:t xml:space="preserve"> {</w:t>
+      </w:r>
+    </w:p>
+    <w:p>
+      <w:pPr>
+        <w:shd w:val="clear" w:color="auto" w:fill="1E1E1E"/>
+        <w:spacing w:after="0" w:line="285" w:lineRule="atLeast"/>
+        <w:rPr>
+          <w:rFonts w:ascii="Consolas" w:eastAsia="Times New Roman" w:hAnsi="Consolas" w:cs="Times New Roman"/>
+          <w:color w:val="D4D4D4"/>
+          <w:sz w:val="21"/>
+          <w:szCs w:val="21"/>
+        </w:rPr>
+      </w:pPr>
+      <w:r>
+        <w:rPr>
+          <w:rFonts w:ascii="Consolas" w:eastAsia="Times New Roman" w:hAnsi="Consolas" w:cs="Times New Roman"/>
+          <w:color w:val="D4D4D4"/>
+          <w:sz w:val="21"/>
+          <w:szCs w:val="21"/>
+        </w:rPr>
+        <w:t xml:space="preserve">    </w:t>
+      </w:r>
+      <w:r>
+        <w:rPr>
+          <w:rFonts w:ascii="Consolas" w:eastAsia="Times New Roman" w:hAnsi="Consolas" w:cs="Times New Roman"/>
+          <w:color w:val="9CDCFE"/>
+          <w:sz w:val="21"/>
+          <w:szCs w:val="21"/>
+        </w:rPr>
+        <w:t>text-align</w:t>
+      </w:r>
+      <w:r>
+        <w:rPr>
+          <w:rFonts w:ascii="Consolas" w:eastAsia="Times New Roman" w:hAnsi="Consolas" w:cs="Times New Roman"/>
+          <w:color w:val="D4D4D4"/>
+          <w:sz w:val="21"/>
+          <w:szCs w:val="21"/>
+        </w:rPr>
+        <w:t xml:space="preserve">: </w:t>
+      </w:r>
+      <w:r>
+        <w:rPr>
+          <w:rFonts w:ascii="Consolas" w:eastAsia="Times New Roman" w:hAnsi="Consolas" w:cs="Times New Roman"/>
+          <w:color w:val="CE9178"/>
+          <w:sz w:val="21"/>
+          <w:szCs w:val="21"/>
+        </w:rPr>
+        <w:t>center</w:t>
+      </w:r>
+      <w:r>
+        <w:rPr>
+          <w:rFonts w:ascii="Consolas" w:eastAsia="Times New Roman" w:hAnsi="Consolas" w:cs="Times New Roman"/>
+          <w:color w:val="D4D4D4"/>
+          <w:sz w:val="21"/>
+          <w:szCs w:val="21"/>
+        </w:rPr>
+        <w:t>;</w:t>
+      </w:r>
+    </w:p>
+    <w:p>
+      <w:pPr>
+        <w:shd w:val="clear" w:color="auto" w:fill="1E1E1E"/>
+        <w:spacing w:after="0" w:line="285" w:lineRule="atLeast"/>
+        <w:rPr>
+          <w:rFonts w:ascii="Consolas" w:eastAsia="Times New Roman" w:hAnsi="Consolas" w:cs="Times New Roman"/>
+          <w:color w:val="D4D4D4"/>
+          <w:sz w:val="21"/>
+          <w:szCs w:val="21"/>
+        </w:rPr>
+      </w:pPr>
+      <w:r>
+        <w:rPr>
+          <w:rFonts w:ascii="Consolas" w:eastAsia="Times New Roman" w:hAnsi="Consolas" w:cs="Times New Roman"/>
+          <w:color w:val="D4D4D4"/>
+          <w:sz w:val="21"/>
+          <w:szCs w:val="21"/>
+        </w:rPr>
+        <w:t>}</w:t>
+      </w:r>
+      <w:r>
+        <w:rPr>
+          <w:rFonts w:ascii="Consolas" w:eastAsia="Times New Roman" w:hAnsi="Consolas" w:cs="Times New Roman"/>
+          <w:color w:val="D4D4D4"/>
+          <w:sz w:val="21"/>
+          <w:szCs w:val="21"/>
+        </w:rPr>
+        <w:t xml:space="preserve"> //</w:t>
+      </w:r>
+      <w:r>
+        <w:t>Această regulă aliniază pe centru tot conținutul din header.</w:t>
+      </w:r>
+    </w:p>
+    <w:p>
+      <w:pPr>
+        <w:shd w:val="clear" w:color="auto" w:fill="1E1E1E"/>
+        <w:spacing w:after="0" w:line="285" w:lineRule="atLeast"/>
+        <w:rPr>
+          <w:rFonts w:ascii="Consolas" w:eastAsia="Times New Roman" w:hAnsi="Consolas" w:cs="Times New Roman"/>
+          <w:color w:val="D4D4D4"/>
+          <w:sz w:val="21"/>
+          <w:szCs w:val="21"/>
+        </w:rPr>
+      </w:pPr>
+    </w:p>
+    <w:p>
+      <w:pPr>
+        <w:shd w:val="clear" w:color="auto" w:fill="1E1E1E"/>
+        <w:spacing w:after="0" w:line="285" w:lineRule="atLeast"/>
+        <w:rPr>
+          <w:rFonts w:ascii="Consolas" w:eastAsia="Times New Roman" w:hAnsi="Consolas" w:cs="Times New Roman"/>
+          <w:color w:val="D4D4D4"/>
+          <w:sz w:val="21"/>
+          <w:szCs w:val="21"/>
+        </w:rPr>
+      </w:pPr>
+      <w:r>
+        <w:rPr>
+          <w:rFonts w:ascii="Consolas" w:eastAsia="Times New Roman" w:hAnsi="Consolas" w:cs="Times New Roman"/>
+          <w:color w:val="D7BA7D"/>
+          <w:sz w:val="21"/>
+          <w:szCs w:val="21"/>
+        </w:rPr>
+        <w:t>h1</w:t>
+      </w:r>
+      <w:r>
+        <w:rPr>
+          <w:rFonts w:ascii="Consolas" w:eastAsia="Times New Roman" w:hAnsi="Consolas" w:cs="Times New Roman"/>
+          <w:color w:val="D4D4D4"/>
+          <w:sz w:val="21"/>
+          <w:szCs w:val="21"/>
+        </w:rPr>
+        <w:t xml:space="preserve"> {</w:t>
+      </w:r>
+    </w:p>
+    <w:p>
+      <w:pPr>
+        <w:shd w:val="clear" w:color="auto" w:fill="1E1E1E"/>
+        <w:spacing w:after="0" w:line="285" w:lineRule="atLeast"/>
+        <w:rPr>
+          <w:rFonts w:ascii="Consolas" w:eastAsia="Times New Roman" w:hAnsi="Consolas" w:cs="Times New Roman"/>
+          <w:color w:val="D4D4D4"/>
+          <w:sz w:val="21"/>
+          <w:szCs w:val="21"/>
+        </w:rPr>
+      </w:pPr>
+      <w:r>
+        <w:rPr>
+          <w:rFonts w:ascii="Consolas" w:eastAsia="Times New Roman" w:hAnsi="Consolas" w:cs="Times New Roman"/>
+          <w:color w:val="D4D4D4"/>
+          <w:sz w:val="21"/>
+          <w:szCs w:val="21"/>
+        </w:rPr>
+        <w:lastRenderedPageBreak/>
+        <w:t xml:space="preserve">    </w:t>
+      </w:r>
+      <w:r>
+        <w:rPr>
+          <w:rFonts w:ascii="Consolas" w:eastAsia="Times New Roman" w:hAnsi="Consolas" w:cs="Times New Roman"/>
+          <w:color w:val="9CDCFE"/>
+          <w:sz w:val="21"/>
+          <w:szCs w:val="21"/>
+        </w:rPr>
+        <w:t>margin</w:t>
+      </w:r>
+      <w:r>
+        <w:rPr>
+          <w:rFonts w:ascii="Consolas" w:eastAsia="Times New Roman" w:hAnsi="Consolas" w:cs="Times New Roman"/>
+          <w:color w:val="D4D4D4"/>
+          <w:sz w:val="21"/>
+          <w:szCs w:val="21"/>
+        </w:rPr>
+        <w:t xml:space="preserve">: </w:t>
+      </w:r>
+      <w:r>
+        <w:rPr>
+          <w:rFonts w:ascii="Consolas" w:eastAsia="Times New Roman" w:hAnsi="Consolas" w:cs="Times New Roman"/>
+          <w:color w:val="B5CEA8"/>
+          <w:sz w:val="21"/>
+          <w:szCs w:val="21"/>
+        </w:rPr>
+        <w:t>0</w:t>
+      </w:r>
+      <w:r>
+        <w:rPr>
+          <w:rFonts w:ascii="Consolas" w:eastAsia="Times New Roman" w:hAnsi="Consolas" w:cs="Times New Roman"/>
+          <w:color w:val="D4D4D4"/>
+          <w:sz w:val="21"/>
+          <w:szCs w:val="21"/>
+        </w:rPr>
+        <w:t>;</w:t>
+      </w:r>
+    </w:p>
+    <w:p>
+      <w:pPr>
+        <w:shd w:val="clear" w:color="auto" w:fill="1E1E1E"/>
+        <w:spacing w:after="0" w:line="285" w:lineRule="atLeast"/>
+        <w:rPr>
+          <w:rFonts w:ascii="Consolas" w:eastAsia="Times New Roman" w:hAnsi="Consolas" w:cs="Times New Roman"/>
+          <w:color w:val="D4D4D4"/>
+          <w:sz w:val="21"/>
+          <w:szCs w:val="21"/>
+        </w:rPr>
+      </w:pPr>
+      <w:r>
+        <w:rPr>
+          <w:rFonts w:ascii="Consolas" w:eastAsia="Times New Roman" w:hAnsi="Consolas" w:cs="Times New Roman"/>
+          <w:color w:val="D4D4D4"/>
+          <w:sz w:val="21"/>
+          <w:szCs w:val="21"/>
+        </w:rPr>
+        <w:t>}</w:t>
+      </w:r>
+      <w:r>
+        <w:rPr>
+          <w:rFonts w:ascii="Consolas" w:eastAsia="Times New Roman" w:hAnsi="Consolas" w:cs="Times New Roman"/>
+          <w:color w:val="D4D4D4"/>
+          <w:sz w:val="21"/>
+          <w:szCs w:val="21"/>
+        </w:rPr>
+        <w:t>//</w:t>
+      </w:r>
+      <w:r>
+        <w:t xml:space="preserve">Această regulă elimină marginile implicite ale elementului </w:t>
+      </w:r>
+      <w:r>
+        <w:rPr>
+          <w:rStyle w:val="HTMLCode"/>
+          <w:rFonts w:eastAsiaTheme="minorHAnsi"/>
+        </w:rPr>
+        <w:t>&lt;h1&gt;</w:t>
+      </w:r>
+      <w:r>
+        <w:t>.</w:t>
+      </w:r>
+    </w:p>
+    <w:p/>
+    <w:p/>
+    <w:p/>
+    <w:p>
+      <w:pPr>
+        <w:shd w:val="clear" w:color="auto" w:fill="1E1E1E"/>
+        <w:spacing w:after="0" w:line="285" w:lineRule="atLeast"/>
+        <w:rPr>
+          <w:rFonts w:ascii="Consolas" w:eastAsia="Times New Roman" w:hAnsi="Consolas" w:cs="Times New Roman"/>
+          <w:color w:val="D4D4D4"/>
+          <w:sz w:val="21"/>
+          <w:szCs w:val="21"/>
+        </w:rPr>
+      </w:pPr>
+      <w:r>
+        <w:rPr>
+          <w:rFonts w:ascii="Consolas" w:eastAsia="Times New Roman" w:hAnsi="Consolas" w:cs="Times New Roman"/>
+          <w:color w:val="D7BA7D"/>
+          <w:sz w:val="21"/>
+          <w:szCs w:val="21"/>
+        </w:rPr>
+        <w:t>#zona1</w:t>
+      </w:r>
+      <w:r>
+        <w:rPr>
+          <w:rFonts w:ascii="Consolas" w:eastAsia="Times New Roman" w:hAnsi="Consolas" w:cs="Times New Roman"/>
+          <w:color w:val="D4D4D4"/>
+          <w:sz w:val="21"/>
+          <w:szCs w:val="21"/>
+        </w:rPr>
+        <w:t xml:space="preserve"> { </w:t>
+      </w:r>
+      <w:r>
+        <w:rPr>
+          <w:rFonts w:ascii="Consolas" w:eastAsia="Times New Roman" w:hAnsi="Consolas" w:cs="Times New Roman"/>
+          <w:color w:val="9CDCFE"/>
+          <w:sz w:val="21"/>
+          <w:szCs w:val="21"/>
+        </w:rPr>
+        <w:t>grid-area</w:t>
+      </w:r>
+      <w:r>
+        <w:rPr>
+          <w:rFonts w:ascii="Consolas" w:eastAsia="Times New Roman" w:hAnsi="Consolas" w:cs="Times New Roman"/>
+          <w:color w:val="D4D4D4"/>
+          <w:sz w:val="21"/>
+          <w:szCs w:val="21"/>
+        </w:rPr>
+        <w:t>: zona1; }</w:t>
+      </w:r>
+    </w:p>
+    <w:p>
+      <w:pPr>
+        <w:shd w:val="clear" w:color="auto" w:fill="1E1E1E"/>
+        <w:spacing w:after="0" w:line="285" w:lineRule="atLeast"/>
+        <w:rPr>
+          <w:rFonts w:ascii="Consolas" w:eastAsia="Times New Roman" w:hAnsi="Consolas" w:cs="Times New Roman"/>
+          <w:color w:val="D4D4D4"/>
+          <w:sz w:val="21"/>
+          <w:szCs w:val="21"/>
+        </w:rPr>
+      </w:pPr>
+      <w:r>
+        <w:rPr>
+          <w:rFonts w:ascii="Consolas" w:eastAsia="Times New Roman" w:hAnsi="Consolas" w:cs="Times New Roman"/>
+          <w:color w:val="D7BA7D"/>
+          <w:sz w:val="21"/>
+          <w:szCs w:val="21"/>
+        </w:rPr>
+        <w:t>#zona2</w:t>
+      </w:r>
+      <w:r>
+        <w:rPr>
+          <w:rFonts w:ascii="Consolas" w:eastAsia="Times New Roman" w:hAnsi="Consolas" w:cs="Times New Roman"/>
+          <w:color w:val="D4D4D4"/>
+          <w:sz w:val="21"/>
+          <w:szCs w:val="21"/>
+        </w:rPr>
+        <w:t xml:space="preserve"> { </w:t>
+      </w:r>
+      <w:r>
+        <w:rPr>
+          <w:rFonts w:ascii="Consolas" w:eastAsia="Times New Roman" w:hAnsi="Consolas" w:cs="Times New Roman"/>
+          <w:color w:val="9CDCFE"/>
+          <w:sz w:val="21"/>
+          <w:szCs w:val="21"/>
+        </w:rPr>
+        <w:t>grid-area</w:t>
+      </w:r>
+      <w:r>
+        <w:rPr>
+          <w:rFonts w:ascii="Consolas" w:eastAsia="Times New Roman" w:hAnsi="Consolas" w:cs="Times New Roman"/>
+          <w:color w:val="D4D4D4"/>
+          <w:sz w:val="21"/>
+          <w:szCs w:val="21"/>
+        </w:rPr>
+        <w:t>: zona2; }</w:t>
+      </w:r>
+    </w:p>
+    <w:p>
+      <w:pPr>
+        <w:shd w:val="clear" w:color="auto" w:fill="1E1E1E"/>
+        <w:spacing w:after="0" w:line="285" w:lineRule="atLeast"/>
+        <w:rPr>
+          <w:rFonts w:ascii="Consolas" w:eastAsia="Times New Roman" w:hAnsi="Consolas" w:cs="Times New Roman"/>
+          <w:color w:val="D4D4D4"/>
+          <w:sz w:val="21"/>
+          <w:szCs w:val="21"/>
+        </w:rPr>
+      </w:pPr>
+      <w:r>
+        <w:rPr>
+          <w:rFonts w:ascii="Consolas" w:eastAsia="Times New Roman" w:hAnsi="Consolas" w:cs="Times New Roman"/>
+          <w:color w:val="D7BA7D"/>
+          <w:sz w:val="21"/>
+          <w:szCs w:val="21"/>
+        </w:rPr>
+        <w:t>#zona3</w:t>
+      </w:r>
+      <w:r>
+        <w:rPr>
+          <w:rFonts w:ascii="Consolas" w:eastAsia="Times New Roman" w:hAnsi="Consolas" w:cs="Times New Roman"/>
+          <w:color w:val="D4D4D4"/>
+          <w:sz w:val="21"/>
+          <w:szCs w:val="21"/>
+        </w:rPr>
+        <w:t xml:space="preserve"> { </w:t>
+      </w:r>
+      <w:r>
+        <w:rPr>
+          <w:rFonts w:ascii="Consolas" w:eastAsia="Times New Roman" w:hAnsi="Consolas" w:cs="Times New Roman"/>
+          <w:color w:val="9CDCFE"/>
+          <w:sz w:val="21"/>
+          <w:szCs w:val="21"/>
+        </w:rPr>
+        <w:t>grid-area</w:t>
+      </w:r>
+      <w:r>
+        <w:rPr>
+          <w:rFonts w:ascii="Consolas" w:eastAsia="Times New Roman" w:hAnsi="Consolas" w:cs="Times New Roman"/>
+          <w:color w:val="D4D4D4"/>
+          <w:sz w:val="21"/>
+          <w:szCs w:val="21"/>
+        </w:rPr>
+        <w:t>: zona3; }</w:t>
+      </w:r>
+    </w:p>
+    <w:p>
+      <w:pPr>
+        <w:shd w:val="clear" w:color="auto" w:fill="1E1E1E"/>
+        <w:spacing w:after="0" w:line="285" w:lineRule="atLeast"/>
+        <w:rPr>
+          <w:rFonts w:ascii="Consolas" w:eastAsia="Times New Roman" w:hAnsi="Consolas" w:cs="Times New Roman"/>
+          <w:color w:val="D4D4D4"/>
+          <w:sz w:val="21"/>
+          <w:szCs w:val="21"/>
+        </w:rPr>
+      </w:pPr>
+      <w:r>
+        <w:rPr>
+          <w:rFonts w:ascii="Consolas" w:eastAsia="Times New Roman" w:hAnsi="Consolas" w:cs="Times New Roman"/>
+          <w:color w:val="D7BA7D"/>
+          <w:sz w:val="21"/>
+          <w:szCs w:val="21"/>
+        </w:rPr>
+        <w:t>#zona4</w:t>
+      </w:r>
+      <w:r>
+        <w:rPr>
+          <w:rFonts w:ascii="Consolas" w:eastAsia="Times New Roman" w:hAnsi="Consolas" w:cs="Times New Roman"/>
+          <w:color w:val="D4D4D4"/>
+          <w:sz w:val="21"/>
+          <w:szCs w:val="21"/>
+        </w:rPr>
+        <w:t xml:space="preserve"> { </w:t>
+      </w:r>
+      <w:r>
+        <w:rPr>
+          <w:rFonts w:ascii="Consolas" w:eastAsia="Times New Roman" w:hAnsi="Consolas" w:cs="Times New Roman"/>
+          <w:color w:val="9CDCFE"/>
+          <w:sz w:val="21"/>
+          <w:szCs w:val="21"/>
+        </w:rPr>
+        <w:t>grid-area</w:t>
+      </w:r>
+      <w:r>
+        <w:rPr>
+          <w:rFonts w:ascii="Consolas" w:eastAsia="Times New Roman" w:hAnsi="Consolas" w:cs="Times New Roman"/>
+          <w:color w:val="D4D4D4"/>
+          <w:sz w:val="21"/>
+          <w:szCs w:val="21"/>
+        </w:rPr>
+        <w:t>: zona4; }</w:t>
+      </w:r>
+    </w:p>
+    <w:p>
+      <w:pPr>
+        <w:shd w:val="clear" w:color="auto" w:fill="1E1E1E"/>
+        <w:spacing w:after="0" w:line="285" w:lineRule="atLeast"/>
+        <w:rPr>
+          <w:rFonts w:ascii="Consolas" w:eastAsia="Times New Roman" w:hAnsi="Consolas" w:cs="Times New Roman"/>
+          <w:color w:val="D4D4D4"/>
+          <w:sz w:val="21"/>
+          <w:szCs w:val="21"/>
+        </w:rPr>
+      </w:pPr>
+      <w:r>
+        <w:rPr>
+          <w:rFonts w:ascii="Consolas" w:eastAsia="Times New Roman" w:hAnsi="Consolas" w:cs="Times New Roman"/>
+          <w:color w:val="D7BA7D"/>
+          <w:sz w:val="21"/>
+          <w:szCs w:val="21"/>
+        </w:rPr>
+        <w:t>#zona5</w:t>
+      </w:r>
+      <w:r>
+        <w:rPr>
+          <w:rFonts w:ascii="Consolas" w:eastAsia="Times New Roman" w:hAnsi="Consolas" w:cs="Times New Roman"/>
+          <w:color w:val="D4D4D4"/>
+          <w:sz w:val="21"/>
+          <w:szCs w:val="21"/>
+        </w:rPr>
+        <w:t xml:space="preserve"> { </w:t>
+      </w:r>
+      <w:r>
+        <w:rPr>
+          <w:rFonts w:ascii="Consolas" w:eastAsia="Times New Roman" w:hAnsi="Consolas" w:cs="Times New Roman"/>
+          <w:color w:val="9CDCFE"/>
+          <w:sz w:val="21"/>
+          <w:szCs w:val="21"/>
+        </w:rPr>
+        <w:t>grid-area</w:t>
+      </w:r>
+      <w:r>
+        <w:rPr>
+          <w:rFonts w:ascii="Consolas" w:eastAsia="Times New Roman" w:hAnsi="Consolas" w:cs="Times New Roman"/>
+          <w:color w:val="D4D4D4"/>
+          <w:sz w:val="21"/>
+          <w:szCs w:val="21"/>
+        </w:rPr>
+        <w:t>: zona5; }</w:t>
+      </w:r>
+    </w:p>
+    <w:p>
+      <w:pPr>
+        <w:shd w:val="clear" w:color="auto" w:fill="1E1E1E"/>
+        <w:spacing w:after="0" w:line="285" w:lineRule="atLeast"/>
+        <w:rPr>
+          <w:rFonts w:ascii="Consolas" w:eastAsia="Times New Roman" w:hAnsi="Consolas" w:cs="Times New Roman"/>
+          <w:color w:val="D4D4D4"/>
+          <w:sz w:val="21"/>
+          <w:szCs w:val="21"/>
+        </w:rPr>
+      </w:pPr>
+      <w:r>
+        <w:rPr>
+          <w:rFonts w:ascii="Consolas" w:eastAsia="Times New Roman" w:hAnsi="Consolas" w:cs="Times New Roman"/>
+          <w:color w:val="D7BA7D"/>
+          <w:sz w:val="21"/>
+          <w:szCs w:val="21"/>
+        </w:rPr>
+        <w:t>#zona6</w:t>
+      </w:r>
+      <w:r>
+        <w:rPr>
+          <w:rFonts w:ascii="Consolas" w:eastAsia="Times New Roman" w:hAnsi="Consolas" w:cs="Times New Roman"/>
+          <w:color w:val="D4D4D4"/>
+          <w:sz w:val="21"/>
+          <w:szCs w:val="21"/>
+        </w:rPr>
+        <w:t xml:space="preserve"> { </w:t>
+      </w:r>
+      <w:r>
+        <w:rPr>
+          <w:rFonts w:ascii="Consolas" w:eastAsia="Times New Roman" w:hAnsi="Consolas" w:cs="Times New Roman"/>
+          <w:color w:val="9CDCFE"/>
+          <w:sz w:val="21"/>
+          <w:szCs w:val="21"/>
+        </w:rPr>
+        <w:t>grid-area</w:t>
+      </w:r>
+      <w:r>
+        <w:rPr>
+          <w:rFonts w:ascii="Consolas" w:eastAsia="Times New Roman" w:hAnsi="Consolas" w:cs="Times New Roman"/>
+          <w:color w:val="D4D4D4"/>
+          <w:sz w:val="21"/>
+          <w:szCs w:val="21"/>
+        </w:rPr>
+        <w:t>: zona6; }</w:t>
+      </w:r>
+    </w:p>
+    <w:p>
+      <w:pPr>
+        <w:shd w:val="clear" w:color="auto" w:fill="1E1E1E"/>
+        <w:spacing w:after="0" w:line="285" w:lineRule="atLeast"/>
+        <w:rPr>
+          <w:rFonts w:ascii="Consolas" w:eastAsia="Times New Roman" w:hAnsi="Consolas" w:cs="Times New Roman"/>
+          <w:color w:val="D4D4D4"/>
+          <w:sz w:val="21"/>
+          <w:szCs w:val="21"/>
+        </w:rPr>
+      </w:pPr>
+      <w:r>
+        <w:rPr>
+          <w:rFonts w:ascii="Consolas" w:eastAsia="Times New Roman" w:hAnsi="Consolas" w:cs="Times New Roman"/>
+          <w:color w:val="D7BA7D"/>
+          <w:sz w:val="21"/>
+          <w:szCs w:val="21"/>
+        </w:rPr>
+        <w:t>#zona7</w:t>
+      </w:r>
+      <w:r>
+        <w:rPr>
+          <w:rFonts w:ascii="Consolas" w:eastAsia="Times New Roman" w:hAnsi="Consolas" w:cs="Times New Roman"/>
+          <w:color w:val="D4D4D4"/>
+          <w:sz w:val="21"/>
+          <w:szCs w:val="21"/>
+        </w:rPr>
+        <w:t xml:space="preserve"> { </w:t>
+      </w:r>
+      <w:r>
+        <w:rPr>
+          <w:rFonts w:ascii="Consolas" w:eastAsia="Times New Roman" w:hAnsi="Consolas" w:cs="Times New Roman"/>
+          <w:color w:val="9CDCFE"/>
+          <w:sz w:val="21"/>
+          <w:szCs w:val="21"/>
+        </w:rPr>
+        <w:t>grid-area</w:t>
+      </w:r>
+      <w:r>
+        <w:rPr>
+          <w:rFonts w:ascii="Consolas" w:eastAsia="Times New Roman" w:hAnsi="Consolas" w:cs="Times New Roman"/>
+          <w:color w:val="D4D4D4"/>
+          <w:sz w:val="21"/>
+          <w:szCs w:val="21"/>
+        </w:rPr>
+        <w:t>: zona7; }</w:t>
+      </w:r>
+    </w:p>
+    <w:p>
+      <w:pPr>
+        <w:shd w:val="clear" w:color="auto" w:fill="1E1E1E"/>
+        <w:spacing w:after="0" w:line="285" w:lineRule="atLeast"/>
+        <w:rPr>
+          <w:rFonts w:ascii="Consolas" w:eastAsia="Times New Roman" w:hAnsi="Consolas" w:cs="Times New Roman"/>
+          <w:color w:val="D4D4D4"/>
+          <w:sz w:val="21"/>
+          <w:szCs w:val="21"/>
+        </w:rPr>
+      </w:pPr>
+      <w:r>
+        <w:rPr>
+          <w:rFonts w:ascii="Consolas" w:eastAsia="Times New Roman" w:hAnsi="Consolas" w:cs="Times New Roman"/>
+          <w:color w:val="D7BA7D"/>
+          <w:sz w:val="21"/>
+          <w:szCs w:val="21"/>
+        </w:rPr>
+        <w:t>#zona8</w:t>
+      </w:r>
+      <w:r>
+        <w:rPr>
+          <w:rFonts w:ascii="Consolas" w:eastAsia="Times New Roman" w:hAnsi="Consolas" w:cs="Times New Roman"/>
+          <w:color w:val="D4D4D4"/>
+          <w:sz w:val="21"/>
+          <w:szCs w:val="21"/>
+        </w:rPr>
+        <w:t xml:space="preserve"> { </w:t>
+      </w:r>
+      <w:r>
+        <w:rPr>
+          <w:rFonts w:ascii="Consolas" w:eastAsia="Times New Roman" w:hAnsi="Consolas" w:cs="Times New Roman"/>
+          <w:color w:val="9CDCFE"/>
+          <w:sz w:val="21"/>
+          <w:szCs w:val="21"/>
+        </w:rPr>
+        <w:t>grid-area</w:t>
+      </w:r>
+      <w:r>
+        <w:rPr>
+          <w:rFonts w:ascii="Consolas" w:eastAsia="Times New Roman" w:hAnsi="Consolas" w:cs="Times New Roman"/>
+          <w:color w:val="D4D4D4"/>
+          <w:sz w:val="21"/>
+          <w:szCs w:val="21"/>
+        </w:rPr>
+        <w:t>: zona8; }</w:t>
+      </w:r>
+    </w:p>
+    <w:p>
+      <w:r>
+        <w:t xml:space="preserve">„În </w:t>
+      </w:r>
+      <w:r>
+        <w:rPr>
+          <w:rStyle w:val="HTMLCode"/>
+          <w:rFonts w:eastAsiaTheme="minorHAnsi"/>
+        </w:rPr>
+        <w:t>style.css</w:t>
+      </w:r>
+      <w:r>
+        <w:t xml:space="preserve"> am asociat fiecare secțiune din HTML cu o zonă din grid prin proprietatea </w:t>
+      </w:r>
+      <w:r>
+        <w:rPr>
+          <w:rStyle w:val="HTMLCode"/>
+          <w:rFonts w:eastAsiaTheme="minorHAnsi"/>
+        </w:rPr>
+        <w:t>grid-area</w:t>
+      </w:r>
+      <w:r>
+        <w:t xml:space="preserve">. Astfel, numele zonelor definite în </w:t>
+      </w:r>
+      <w:r>
+        <w:rPr>
+          <w:rStyle w:val="HTMLCode"/>
+          <w:rFonts w:eastAsiaTheme="minorHAnsi"/>
+        </w:rPr>
+        <w:t>grid-template-areas</w:t>
+      </w:r>
+      <w:r>
+        <w:t xml:space="preserve"> corespund direct secțiunilor reale din pagină.</w:t>
+      </w:r>
+    </w:p>
+    <w:p>
+      <w:r>
+        <w:rPr>
+          <w:rStyle w:val="HTMLCode"/>
+          <w:rFonts w:eastAsiaTheme="minorHAnsi"/>
+        </w:rPr>
+        <w:t>grid-template-areas</w:t>
+      </w:r>
+      <w:r>
+        <w:t xml:space="preserve"> definește harta, iar </w:t>
+      </w:r>
+      <w:r>
+        <w:rPr>
+          <w:rStyle w:val="HTMLCode"/>
+          <w:rFonts w:eastAsiaTheme="minorHAnsi"/>
+        </w:rPr>
+        <w:t>grid-area</w:t>
+      </w:r>
+      <w:r>
+        <w:t xml:space="preserve"> spune ce element merge în fiecare zonă.</w:t>
+      </w:r>
+    </w:p>
+    <w:p/>
+    <w:p>
+      <w:pPr>
+        <w:rPr>
+          <w:rFonts w:ascii="Arial" w:hAnsi="Arial" w:cs="Arial"/>
+          <w:color w:val="000000"/>
+          <w:sz w:val="21"/>
+          <w:szCs w:val="21"/>
+        </w:rPr>
+      </w:pPr>
+      <w:r>
+        <w:rPr>
+          <w:rFonts w:ascii="Arial" w:hAnsi="Arial" w:cs="Arial"/>
+          <w:color w:val="000000"/>
+          <w:sz w:val="21"/>
+          <w:szCs w:val="21"/>
+        </w:rPr>
+        <w:t> La prezentare veți fi întrebați care sunt principiile de design și ierarhie vizuală folosite (și va trebui să justificați cum anume le-ați aplicat în pagină).</w:t>
+      </w:r>
+    </w:p>
+    <w:p>
+      <w:r>
+        <w:t>Am folosit ierarhie vizuală prin dimensiunea zonelor, aliniere prin grid, proximitate prin gruparea conținutului, contrast prin culori și shadow și spațiere prin gap și padding.</w:t>
+      </w:r>
+    </w:p>
+    <w:p/>
+    <w:p/>
+    <w:p/>
+    <w:p/>
+    <w:p/>
+    <w:p>
+      <w:r>
+        <w:t>TASK DESIGN RUDIMENTAR</w:t>
+      </w:r>
+      <w:r>
+        <w:br/>
+        <w:t>layout.css:</w:t>
+      </w:r>
+    </w:p>
+    <w:p>
+      <w:r>
+        <w:t>cauti –spatiere-pagina</w:t>
+      </w:r>
+    </w:p>
+    <w:p/>
+    <w:p>
+      <w:r>
+        <w:t>gap pentru distanta intre zonele gridului</w:t>
+      </w:r>
+    </w:p>
+    <w:p/>
+    <w:p/>
+    <w:p>
+      <w:r>
+        <w:lastRenderedPageBreak/>
+        <w:t>izolare zone header footer grid</w:t>
+      </w:r>
+    </w:p>
+    <w:p>
+      <w:pPr>
+        <w:shd w:val="clear" w:color="auto" w:fill="1E1E1E"/>
+        <w:spacing w:after="0" w:line="285" w:lineRule="atLeast"/>
+        <w:rPr>
+          <w:rFonts w:ascii="Consolas" w:eastAsia="Times New Roman" w:hAnsi="Consolas" w:cs="Times New Roman"/>
+          <w:color w:val="D4D4D4"/>
+          <w:sz w:val="21"/>
+          <w:szCs w:val="21"/>
+        </w:rPr>
+      </w:pPr>
+      <w:r>
+        <w:rPr>
+          <w:rFonts w:ascii="Consolas" w:eastAsia="Times New Roman" w:hAnsi="Consolas" w:cs="Times New Roman"/>
+          <w:color w:val="6A9955"/>
+          <w:sz w:val="21"/>
+          <w:szCs w:val="21"/>
+        </w:rPr>
+        <w:t>/* =========================</w:t>
+      </w:r>
+    </w:p>
+    <w:p>
+      <w:pPr>
+        <w:shd w:val="clear" w:color="auto" w:fill="1E1E1E"/>
+        <w:spacing w:after="0" w:line="285" w:lineRule="atLeast"/>
+        <w:rPr>
+          <w:rFonts w:ascii="Consolas" w:eastAsia="Times New Roman" w:hAnsi="Consolas" w:cs="Times New Roman"/>
+          <w:color w:val="D4D4D4"/>
+          <w:sz w:val="21"/>
+          <w:szCs w:val="21"/>
+        </w:rPr>
+      </w:pPr>
+      <w:r>
+        <w:rPr>
+          <w:rFonts w:ascii="Consolas" w:eastAsia="Times New Roman" w:hAnsi="Consolas" w:cs="Times New Roman"/>
+          <w:color w:val="6A9955"/>
+          <w:sz w:val="21"/>
+          <w:szCs w:val="21"/>
+        </w:rPr>
+        <w:t>   ZONE PAGINĂ</w:t>
+      </w:r>
+    </w:p>
+    <w:p>
+      <w:pPr>
+        <w:shd w:val="clear" w:color="auto" w:fill="1E1E1E"/>
+        <w:spacing w:after="0" w:line="285" w:lineRule="atLeast"/>
+        <w:rPr>
+          <w:rFonts w:ascii="Consolas" w:eastAsia="Times New Roman" w:hAnsi="Consolas" w:cs="Times New Roman"/>
+          <w:color w:val="D4D4D4"/>
+          <w:sz w:val="21"/>
+          <w:szCs w:val="21"/>
+        </w:rPr>
+      </w:pPr>
+      <w:r>
+        <w:rPr>
+          <w:rFonts w:ascii="Consolas" w:eastAsia="Times New Roman" w:hAnsi="Consolas" w:cs="Times New Roman"/>
+          <w:color w:val="6A9955"/>
+          <w:sz w:val="21"/>
+          <w:szCs w:val="21"/>
+        </w:rPr>
+        <w:t>========================= */</w:t>
+      </w:r>
+    </w:p>
+    <w:p>
+      <w:pPr>
+        <w:shd w:val="clear" w:color="auto" w:fill="1E1E1E"/>
+        <w:spacing w:after="0" w:line="285" w:lineRule="atLeast"/>
+        <w:rPr>
+          <w:rFonts w:ascii="Consolas" w:eastAsia="Times New Roman" w:hAnsi="Consolas" w:cs="Times New Roman"/>
+          <w:color w:val="D4D4D4"/>
+          <w:sz w:val="21"/>
+          <w:szCs w:val="21"/>
+        </w:rPr>
+      </w:pPr>
+      <w:r>
+        <w:rPr>
+          <w:rFonts w:ascii="Consolas" w:eastAsia="Times New Roman" w:hAnsi="Consolas" w:cs="Times New Roman"/>
+          <w:color w:val="D7BA7D"/>
+          <w:sz w:val="21"/>
+          <w:szCs w:val="21"/>
+        </w:rPr>
+        <w:t>header</w:t>
+      </w:r>
+      <w:r>
+        <w:rPr>
+          <w:rFonts w:ascii="Consolas" w:eastAsia="Times New Roman" w:hAnsi="Consolas" w:cs="Times New Roman"/>
+          <w:color w:val="D4D4D4"/>
+          <w:sz w:val="21"/>
+          <w:szCs w:val="21"/>
+        </w:rPr>
+        <w:t>,</w:t>
+      </w:r>
+    </w:p>
+    <w:p>
+      <w:pPr>
+        <w:shd w:val="clear" w:color="auto" w:fill="1E1E1E"/>
+        <w:spacing w:after="0" w:line="285" w:lineRule="atLeast"/>
+        <w:rPr>
+          <w:rFonts w:ascii="Consolas" w:eastAsia="Times New Roman" w:hAnsi="Consolas" w:cs="Times New Roman"/>
+          <w:color w:val="D4D4D4"/>
+          <w:sz w:val="21"/>
+          <w:szCs w:val="21"/>
+        </w:rPr>
+      </w:pPr>
+      <w:r>
+        <w:rPr>
+          <w:rFonts w:ascii="Consolas" w:eastAsia="Times New Roman" w:hAnsi="Consolas" w:cs="Times New Roman"/>
+          <w:color w:val="D7BA7D"/>
+          <w:sz w:val="21"/>
+          <w:szCs w:val="21"/>
+        </w:rPr>
+        <w:t>footer</w:t>
+      </w:r>
+      <w:r>
+        <w:rPr>
+          <w:rFonts w:ascii="Consolas" w:eastAsia="Times New Roman" w:hAnsi="Consolas" w:cs="Times New Roman"/>
+          <w:color w:val="D4D4D4"/>
+          <w:sz w:val="21"/>
+          <w:szCs w:val="21"/>
+        </w:rPr>
+        <w:t>,</w:t>
+      </w:r>
+    </w:p>
+    <w:p>
+      <w:pPr>
+        <w:shd w:val="clear" w:color="auto" w:fill="1E1E1E"/>
+        <w:spacing w:after="0" w:line="285" w:lineRule="atLeast"/>
+        <w:rPr>
+          <w:rFonts w:ascii="Consolas" w:eastAsia="Times New Roman" w:hAnsi="Consolas" w:cs="Times New Roman"/>
+          <w:color w:val="D4D4D4"/>
+          <w:sz w:val="21"/>
+          <w:szCs w:val="21"/>
+        </w:rPr>
+      </w:pPr>
+      <w:r>
+        <w:rPr>
+          <w:rFonts w:ascii="Consolas" w:eastAsia="Times New Roman" w:hAnsi="Consolas" w:cs="Times New Roman"/>
+          <w:color w:val="D7BA7D"/>
+          <w:sz w:val="21"/>
+          <w:szCs w:val="21"/>
+        </w:rPr>
+        <w:t>.grid-pagina</w:t>
+      </w:r>
+      <w:r>
+        <w:rPr>
+          <w:rFonts w:ascii="Consolas" w:eastAsia="Times New Roman" w:hAnsi="Consolas" w:cs="Times New Roman"/>
+          <w:color w:val="D4D4D4"/>
+          <w:sz w:val="21"/>
+          <w:szCs w:val="21"/>
+        </w:rPr>
+        <w:t xml:space="preserve"> &gt; </w:t>
+      </w:r>
+      <w:r>
+        <w:rPr>
+          <w:rFonts w:ascii="Consolas" w:eastAsia="Times New Roman" w:hAnsi="Consolas" w:cs="Times New Roman"/>
+          <w:color w:val="D7BA7D"/>
+          <w:sz w:val="21"/>
+          <w:szCs w:val="21"/>
+        </w:rPr>
+        <w:t>section</w:t>
+      </w:r>
+      <w:r>
+        <w:rPr>
+          <w:rFonts w:ascii="Consolas" w:eastAsia="Times New Roman" w:hAnsi="Consolas" w:cs="Times New Roman"/>
+          <w:color w:val="D4D4D4"/>
+          <w:sz w:val="21"/>
+          <w:szCs w:val="21"/>
+        </w:rPr>
+        <w:t xml:space="preserve"> {</w:t>
+      </w:r>
+    </w:p>
+    <w:p>
+      <w:pPr>
+        <w:shd w:val="clear" w:color="auto" w:fill="1E1E1E"/>
+        <w:spacing w:after="0" w:line="285" w:lineRule="atLeast"/>
+        <w:rPr>
+          <w:rFonts w:ascii="Consolas" w:eastAsia="Times New Roman" w:hAnsi="Consolas" w:cs="Times New Roman"/>
+          <w:color w:val="D4D4D4"/>
+          <w:sz w:val="21"/>
+          <w:szCs w:val="21"/>
+        </w:rPr>
+      </w:pPr>
+      <w:r>
+        <w:rPr>
+          <w:rFonts w:ascii="Consolas" w:eastAsia="Times New Roman" w:hAnsi="Consolas" w:cs="Times New Roman"/>
+          <w:color w:val="D4D4D4"/>
+          <w:sz w:val="21"/>
+          <w:szCs w:val="21"/>
+        </w:rPr>
+        <w:t xml:space="preserve">    </w:t>
+      </w:r>
+      <w:r>
+        <w:rPr>
+          <w:rFonts w:ascii="Consolas" w:eastAsia="Times New Roman" w:hAnsi="Consolas" w:cs="Times New Roman"/>
+          <w:color w:val="9CDCFE"/>
+          <w:sz w:val="21"/>
+          <w:szCs w:val="21"/>
+        </w:rPr>
+        <w:t>padding</w:t>
+      </w:r>
+      <w:r>
+        <w:rPr>
+          <w:rFonts w:ascii="Consolas" w:eastAsia="Times New Roman" w:hAnsi="Consolas" w:cs="Times New Roman"/>
+          <w:color w:val="D4D4D4"/>
+          <w:sz w:val="21"/>
+          <w:szCs w:val="21"/>
+        </w:rPr>
+        <w:t xml:space="preserve">: </w:t>
+      </w:r>
+      <w:r>
+        <w:rPr>
+          <w:rFonts w:ascii="Consolas" w:eastAsia="Times New Roman" w:hAnsi="Consolas" w:cs="Times New Roman"/>
+          <w:color w:val="DCDCAA"/>
+          <w:sz w:val="21"/>
+          <w:szCs w:val="21"/>
+        </w:rPr>
+        <w:t>var</w:t>
+      </w:r>
+      <w:r>
+        <w:rPr>
+          <w:rFonts w:ascii="Consolas" w:eastAsia="Times New Roman" w:hAnsi="Consolas" w:cs="Times New Roman"/>
+          <w:color w:val="D4D4D4"/>
+          <w:sz w:val="21"/>
+          <w:szCs w:val="21"/>
+        </w:rPr>
+        <w:t>(</w:t>
+      </w:r>
+      <w:r>
+        <w:rPr>
+          <w:rFonts w:ascii="Consolas" w:eastAsia="Times New Roman" w:hAnsi="Consolas" w:cs="Times New Roman"/>
+          <w:color w:val="9CDCFE"/>
+          <w:sz w:val="21"/>
+          <w:szCs w:val="21"/>
+        </w:rPr>
+        <w:t>--padding-zona</w:t>
+      </w:r>
+      <w:r>
+        <w:rPr>
+          <w:rFonts w:ascii="Consolas" w:eastAsia="Times New Roman" w:hAnsi="Consolas" w:cs="Times New Roman"/>
+          <w:color w:val="D4D4D4"/>
+          <w:sz w:val="21"/>
+          <w:szCs w:val="21"/>
+        </w:rPr>
+        <w:t>);</w:t>
+      </w:r>
+    </w:p>
+    <w:p>
+      <w:pPr>
+        <w:shd w:val="clear" w:color="auto" w:fill="1E1E1E"/>
+        <w:spacing w:after="0" w:line="285" w:lineRule="atLeast"/>
+        <w:rPr>
+          <w:rFonts w:ascii="Consolas" w:eastAsia="Times New Roman" w:hAnsi="Consolas" w:cs="Times New Roman"/>
+          <w:color w:val="D4D4D4"/>
+          <w:sz w:val="21"/>
+          <w:szCs w:val="21"/>
+        </w:rPr>
+      </w:pPr>
+      <w:r>
+        <w:rPr>
+          <w:rFonts w:ascii="Consolas" w:eastAsia="Times New Roman" w:hAnsi="Consolas" w:cs="Times New Roman"/>
+          <w:color w:val="D4D4D4"/>
+          <w:sz w:val="21"/>
+          <w:szCs w:val="21"/>
+        </w:rPr>
+        <w:t xml:space="preserve">    </w:t>
+      </w:r>
+      <w:r>
+        <w:rPr>
+          <w:rFonts w:ascii="Consolas" w:eastAsia="Times New Roman" w:hAnsi="Consolas" w:cs="Times New Roman"/>
+          <w:color w:val="9CDCFE"/>
+          <w:sz w:val="21"/>
+          <w:szCs w:val="21"/>
+        </w:rPr>
+        <w:t>border-radius</w:t>
+      </w:r>
+      <w:r>
+        <w:rPr>
+          <w:rFonts w:ascii="Consolas" w:eastAsia="Times New Roman" w:hAnsi="Consolas" w:cs="Times New Roman"/>
+          <w:color w:val="D4D4D4"/>
+          <w:sz w:val="21"/>
+          <w:szCs w:val="21"/>
+        </w:rPr>
+        <w:t xml:space="preserve">: </w:t>
+      </w:r>
+      <w:r>
+        <w:rPr>
+          <w:rFonts w:ascii="Consolas" w:eastAsia="Times New Roman" w:hAnsi="Consolas" w:cs="Times New Roman"/>
+          <w:color w:val="DCDCAA"/>
+          <w:sz w:val="21"/>
+          <w:szCs w:val="21"/>
+        </w:rPr>
+        <w:t>var</w:t>
+      </w:r>
+      <w:r>
+        <w:rPr>
+          <w:rFonts w:ascii="Consolas" w:eastAsia="Times New Roman" w:hAnsi="Consolas" w:cs="Times New Roman"/>
+          <w:color w:val="D4D4D4"/>
+          <w:sz w:val="21"/>
+          <w:szCs w:val="21"/>
+        </w:rPr>
+        <w:t>(</w:t>
+      </w:r>
+      <w:r>
+        <w:rPr>
+          <w:rFonts w:ascii="Consolas" w:eastAsia="Times New Roman" w:hAnsi="Consolas" w:cs="Times New Roman"/>
+          <w:color w:val="9CDCFE"/>
+          <w:sz w:val="21"/>
+          <w:szCs w:val="21"/>
+        </w:rPr>
+        <w:t>--raza-colt</w:t>
+      </w:r>
+      <w:r>
+        <w:rPr>
+          <w:rFonts w:ascii="Consolas" w:eastAsia="Times New Roman" w:hAnsi="Consolas" w:cs="Times New Roman"/>
+          <w:color w:val="D4D4D4"/>
+          <w:sz w:val="21"/>
+          <w:szCs w:val="21"/>
+        </w:rPr>
+        <w:t>);</w:t>
+      </w:r>
+    </w:p>
+    <w:p>
+      <w:pPr>
+        <w:shd w:val="clear" w:color="auto" w:fill="1E1E1E"/>
+        <w:spacing w:after="0" w:line="285" w:lineRule="atLeast"/>
+        <w:rPr>
+          <w:rFonts w:ascii="Consolas" w:eastAsia="Times New Roman" w:hAnsi="Consolas" w:cs="Times New Roman"/>
+          <w:color w:val="D4D4D4"/>
+          <w:sz w:val="21"/>
+          <w:szCs w:val="21"/>
+        </w:rPr>
+      </w:pPr>
+      <w:r>
+        <w:rPr>
+          <w:rFonts w:ascii="Consolas" w:eastAsia="Times New Roman" w:hAnsi="Consolas" w:cs="Times New Roman"/>
+          <w:color w:val="D4D4D4"/>
+          <w:sz w:val="21"/>
+          <w:szCs w:val="21"/>
+        </w:rPr>
+        <w:t>}</w:t>
+      </w:r>
+    </w:p>
+    <w:p>
+      <w:pPr>
+        <w:pStyle w:val="NormalWeb"/>
+      </w:pPr>
+      <w:r>
+        <w:rPr>
+          <w:rStyle w:val="Strong"/>
+        </w:rPr>
+        <w:t>Această regulă aplică aceleași stiluri pentru header, footer și toate secțiunile din grid.”</w:t>
+      </w:r>
+      <w:r>
+        <w:rPr>
+          <w:rStyle w:val="Strong"/>
+        </w:rPr>
+        <w:t xml:space="preserve"> </w:t>
+      </w:r>
+    </w:p>
+    <w:p>
+      <w:pPr>
+        <w:shd w:val="clear" w:color="auto" w:fill="1E1E1E"/>
+        <w:spacing w:after="0" w:line="285" w:lineRule="atLeast"/>
+        <w:rPr>
+          <w:rFonts w:ascii="Consolas" w:eastAsia="Times New Roman" w:hAnsi="Consolas" w:cs="Times New Roman"/>
+          <w:color w:val="D4D4D4"/>
+          <w:sz w:val="21"/>
+          <w:szCs w:val="21"/>
+        </w:rPr>
+      </w:pPr>
+    </w:p>
+    <w:p>
+      <w:pPr>
+        <w:shd w:val="clear" w:color="auto" w:fill="1E1E1E"/>
+        <w:spacing w:after="240" w:line="285" w:lineRule="atLeast"/>
+        <w:rPr>
+          <w:rFonts w:ascii="Consolas" w:eastAsia="Times New Roman" w:hAnsi="Consolas" w:cs="Times New Roman"/>
+          <w:color w:val="D4D4D4"/>
+          <w:sz w:val="21"/>
+          <w:szCs w:val="21"/>
+        </w:rPr>
+      </w:pPr>
+    </w:p>
+    <w:p>
+      <w:pPr>
+        <w:shd w:val="clear" w:color="auto" w:fill="1E1E1E"/>
+        <w:spacing w:after="0" w:line="285" w:lineRule="atLeast"/>
+        <w:rPr>
+          <w:rFonts w:ascii="Consolas" w:eastAsia="Times New Roman" w:hAnsi="Consolas" w:cs="Times New Roman"/>
+          <w:color w:val="D4D4D4"/>
+          <w:sz w:val="21"/>
+          <w:szCs w:val="21"/>
+        </w:rPr>
+      </w:pPr>
+      <w:r>
+        <w:rPr>
+          <w:rFonts w:ascii="Consolas" w:eastAsia="Times New Roman" w:hAnsi="Consolas" w:cs="Times New Roman"/>
+          <w:color w:val="6A9955"/>
+          <w:sz w:val="21"/>
+          <w:szCs w:val="21"/>
+        </w:rPr>
+        <w:t>/* =========================</w:t>
+      </w:r>
+    </w:p>
+    <w:p>
+      <w:pPr>
+        <w:shd w:val="clear" w:color="auto" w:fill="1E1E1E"/>
+        <w:spacing w:after="0" w:line="285" w:lineRule="atLeast"/>
+        <w:rPr>
+          <w:rFonts w:ascii="Consolas" w:eastAsia="Times New Roman" w:hAnsi="Consolas" w:cs="Times New Roman"/>
+          <w:color w:val="D4D4D4"/>
+          <w:sz w:val="21"/>
+          <w:szCs w:val="21"/>
+        </w:rPr>
+      </w:pPr>
+      <w:r>
+        <w:rPr>
+          <w:rFonts w:ascii="Consolas" w:eastAsia="Times New Roman" w:hAnsi="Consolas" w:cs="Times New Roman"/>
+          <w:color w:val="6A9955"/>
+          <w:sz w:val="21"/>
+          <w:szCs w:val="21"/>
+        </w:rPr>
+        <w:t>   IZOLARE VIZUALĂ</w:t>
+      </w:r>
+    </w:p>
+    <w:p>
+      <w:pPr>
+        <w:shd w:val="clear" w:color="auto" w:fill="1E1E1E"/>
+        <w:spacing w:after="0" w:line="285" w:lineRule="atLeast"/>
+        <w:rPr>
+          <w:rFonts w:ascii="Consolas" w:eastAsia="Times New Roman" w:hAnsi="Consolas" w:cs="Times New Roman"/>
+          <w:color w:val="D4D4D4"/>
+          <w:sz w:val="21"/>
+          <w:szCs w:val="21"/>
+        </w:rPr>
+      </w:pPr>
+      <w:r>
+        <w:rPr>
+          <w:rFonts w:ascii="Consolas" w:eastAsia="Times New Roman" w:hAnsi="Consolas" w:cs="Times New Roman"/>
+          <w:color w:val="6A9955"/>
+          <w:sz w:val="21"/>
+          <w:szCs w:val="21"/>
+        </w:rPr>
+        <w:t>   background + border + radius + shadow</w:t>
+      </w:r>
+    </w:p>
+    <w:p>
+      <w:pPr>
+        <w:shd w:val="clear" w:color="auto" w:fill="1E1E1E"/>
+        <w:spacing w:after="0" w:line="285" w:lineRule="atLeast"/>
+        <w:rPr>
+          <w:rFonts w:ascii="Consolas" w:eastAsia="Times New Roman" w:hAnsi="Consolas" w:cs="Times New Roman"/>
+          <w:color w:val="D4D4D4"/>
+          <w:sz w:val="21"/>
+          <w:szCs w:val="21"/>
+        </w:rPr>
+      </w:pPr>
+      <w:r>
+        <w:rPr>
+          <w:rFonts w:ascii="Consolas" w:eastAsia="Times New Roman" w:hAnsi="Consolas" w:cs="Times New Roman"/>
+          <w:color w:val="6A9955"/>
+          <w:sz w:val="21"/>
+          <w:szCs w:val="21"/>
+        </w:rPr>
+        <w:t>========================= */</w:t>
+      </w:r>
+    </w:p>
+    <w:p>
+      <w:pPr>
+        <w:shd w:val="clear" w:color="auto" w:fill="1E1E1E"/>
+        <w:spacing w:after="0" w:line="285" w:lineRule="atLeast"/>
+        <w:rPr>
+          <w:rFonts w:ascii="Consolas" w:eastAsia="Times New Roman" w:hAnsi="Consolas" w:cs="Times New Roman"/>
+          <w:color w:val="D4D4D4"/>
+          <w:sz w:val="21"/>
+          <w:szCs w:val="21"/>
+        </w:rPr>
+      </w:pPr>
+      <w:r>
+        <w:rPr>
+          <w:rFonts w:ascii="Consolas" w:eastAsia="Times New Roman" w:hAnsi="Consolas" w:cs="Times New Roman"/>
+          <w:color w:val="D7BA7D"/>
+          <w:sz w:val="21"/>
+          <w:szCs w:val="21"/>
+        </w:rPr>
+        <w:t>header</w:t>
+      </w:r>
+      <w:r>
+        <w:rPr>
+          <w:rFonts w:ascii="Consolas" w:eastAsia="Times New Roman" w:hAnsi="Consolas" w:cs="Times New Roman"/>
+          <w:color w:val="D4D4D4"/>
+          <w:sz w:val="21"/>
+          <w:szCs w:val="21"/>
+        </w:rPr>
+        <w:t xml:space="preserve"> {</w:t>
+      </w:r>
+    </w:p>
+    <w:p>
+      <w:pPr>
+        <w:shd w:val="clear" w:color="auto" w:fill="1E1E1E"/>
+        <w:spacing w:after="0" w:line="285" w:lineRule="atLeast"/>
+        <w:rPr>
+          <w:rFonts w:ascii="Consolas" w:eastAsia="Times New Roman" w:hAnsi="Consolas" w:cs="Times New Roman"/>
+          <w:color w:val="D4D4D4"/>
+          <w:sz w:val="21"/>
+          <w:szCs w:val="21"/>
+        </w:rPr>
+      </w:pPr>
+      <w:r>
+        <w:rPr>
+          <w:rFonts w:ascii="Consolas" w:eastAsia="Times New Roman" w:hAnsi="Consolas" w:cs="Times New Roman"/>
+          <w:color w:val="D4D4D4"/>
+          <w:sz w:val="21"/>
+          <w:szCs w:val="21"/>
+        </w:rPr>
+        <w:t xml:space="preserve">    </w:t>
+      </w:r>
+      <w:r>
+        <w:rPr>
+          <w:rFonts w:ascii="Consolas" w:eastAsia="Times New Roman" w:hAnsi="Consolas" w:cs="Times New Roman"/>
+          <w:color w:val="9CDCFE"/>
+          <w:sz w:val="21"/>
+          <w:szCs w:val="21"/>
+        </w:rPr>
+        <w:t>background-color</w:t>
+      </w:r>
+      <w:r>
+        <w:rPr>
+          <w:rFonts w:ascii="Consolas" w:eastAsia="Times New Roman" w:hAnsi="Consolas" w:cs="Times New Roman"/>
+          <w:color w:val="D4D4D4"/>
+          <w:sz w:val="21"/>
+          <w:szCs w:val="21"/>
+        </w:rPr>
+        <w:t xml:space="preserve">: </w:t>
+      </w:r>
+      <w:r>
+        <w:rPr>
+          <w:rFonts w:ascii="Consolas" w:eastAsia="Times New Roman" w:hAnsi="Consolas" w:cs="Times New Roman"/>
+          <w:color w:val="DCDCAA"/>
+          <w:sz w:val="21"/>
+          <w:szCs w:val="21"/>
+        </w:rPr>
+        <w:t>var</w:t>
+      </w:r>
+      <w:r>
+        <w:rPr>
+          <w:rFonts w:ascii="Consolas" w:eastAsia="Times New Roman" w:hAnsi="Consolas" w:cs="Times New Roman"/>
+          <w:color w:val="D4D4D4"/>
+          <w:sz w:val="21"/>
+          <w:szCs w:val="21"/>
+        </w:rPr>
+        <w:t>(</w:t>
+      </w:r>
+      <w:r>
+        <w:rPr>
+          <w:rFonts w:ascii="Consolas" w:eastAsia="Times New Roman" w:hAnsi="Consolas" w:cs="Times New Roman"/>
+          <w:color w:val="9CDCFE"/>
+          <w:sz w:val="21"/>
+          <w:szCs w:val="21"/>
+        </w:rPr>
+        <w:t>--culoare-principala</w:t>
+      </w:r>
+      <w:r>
+        <w:rPr>
+          <w:rFonts w:ascii="Consolas" w:eastAsia="Times New Roman" w:hAnsi="Consolas" w:cs="Times New Roman"/>
+          <w:color w:val="D4D4D4"/>
+          <w:sz w:val="21"/>
+          <w:szCs w:val="21"/>
+        </w:rPr>
+        <w:t>);</w:t>
+      </w:r>
+    </w:p>
+    <w:p>
+      <w:pPr>
+        <w:shd w:val="clear" w:color="auto" w:fill="1E1E1E"/>
+        <w:spacing w:after="0" w:line="285" w:lineRule="atLeast"/>
+        <w:rPr>
+          <w:rFonts w:ascii="Consolas" w:eastAsia="Times New Roman" w:hAnsi="Consolas" w:cs="Times New Roman"/>
+          <w:color w:val="D4D4D4"/>
+          <w:sz w:val="21"/>
+          <w:szCs w:val="21"/>
+        </w:rPr>
+      </w:pPr>
+      <w:r>
+        <w:rPr>
+          <w:rFonts w:ascii="Consolas" w:eastAsia="Times New Roman" w:hAnsi="Consolas" w:cs="Times New Roman"/>
+          <w:color w:val="D4D4D4"/>
+          <w:sz w:val="21"/>
+          <w:szCs w:val="21"/>
+        </w:rPr>
+        <w:t xml:space="preserve">    </w:t>
+      </w:r>
+      <w:r>
+        <w:rPr>
+          <w:rFonts w:ascii="Consolas" w:eastAsia="Times New Roman" w:hAnsi="Consolas" w:cs="Times New Roman"/>
+          <w:color w:val="9CDCFE"/>
+          <w:sz w:val="21"/>
+          <w:szCs w:val="21"/>
+        </w:rPr>
+        <w:t>color</w:t>
+      </w:r>
+      <w:r>
+        <w:rPr>
+          <w:rFonts w:ascii="Consolas" w:eastAsia="Times New Roman" w:hAnsi="Consolas" w:cs="Times New Roman"/>
+          <w:color w:val="D4D4D4"/>
+          <w:sz w:val="21"/>
+          <w:szCs w:val="21"/>
+        </w:rPr>
+        <w:t xml:space="preserve">: </w:t>
+      </w:r>
+      <w:r>
+        <w:rPr>
+          <w:rFonts w:ascii="Consolas" w:eastAsia="Times New Roman" w:hAnsi="Consolas" w:cs="Times New Roman"/>
+          <w:color w:val="DCDCAA"/>
+          <w:sz w:val="21"/>
+          <w:szCs w:val="21"/>
+        </w:rPr>
+        <w:t>var</w:t>
+      </w:r>
+      <w:r>
+        <w:rPr>
+          <w:rFonts w:ascii="Consolas" w:eastAsia="Times New Roman" w:hAnsi="Consolas" w:cs="Times New Roman"/>
+          <w:color w:val="D4D4D4"/>
+          <w:sz w:val="21"/>
+          <w:szCs w:val="21"/>
+        </w:rPr>
+        <w:t>(</w:t>
+      </w:r>
+      <w:r>
+        <w:rPr>
+          <w:rFonts w:ascii="Consolas" w:eastAsia="Times New Roman" w:hAnsi="Consolas" w:cs="Times New Roman"/>
+          <w:color w:val="9CDCFE"/>
+          <w:sz w:val="21"/>
+          <w:szCs w:val="21"/>
+        </w:rPr>
+        <w:t>--culoare-text-deschis</w:t>
+      </w:r>
+      <w:r>
+        <w:rPr>
+          <w:rFonts w:ascii="Consolas" w:eastAsia="Times New Roman" w:hAnsi="Consolas" w:cs="Times New Roman"/>
+          <w:color w:val="D4D4D4"/>
+          <w:sz w:val="21"/>
+          <w:szCs w:val="21"/>
+        </w:rPr>
+        <w:t>);</w:t>
+      </w:r>
+    </w:p>
+    <w:p>
+      <w:pPr>
+        <w:shd w:val="clear" w:color="auto" w:fill="1E1E1E"/>
+        <w:spacing w:after="0" w:line="285" w:lineRule="atLeast"/>
+        <w:rPr>
+          <w:rFonts w:ascii="Consolas" w:eastAsia="Times New Roman" w:hAnsi="Consolas" w:cs="Times New Roman"/>
+          <w:color w:val="D4D4D4"/>
+          <w:sz w:val="21"/>
+          <w:szCs w:val="21"/>
+        </w:rPr>
+      </w:pPr>
+      <w:r>
+        <w:rPr>
+          <w:rFonts w:ascii="Consolas" w:eastAsia="Times New Roman" w:hAnsi="Consolas" w:cs="Times New Roman"/>
+          <w:color w:val="D4D4D4"/>
+          <w:sz w:val="21"/>
+          <w:szCs w:val="21"/>
+        </w:rPr>
+        <w:t xml:space="preserve">    </w:t>
+      </w:r>
+      <w:r>
+        <w:rPr>
+          <w:rFonts w:ascii="Consolas" w:eastAsia="Times New Roman" w:hAnsi="Consolas" w:cs="Times New Roman"/>
+          <w:color w:val="9CDCFE"/>
+          <w:sz w:val="21"/>
+          <w:szCs w:val="21"/>
+        </w:rPr>
+        <w:t>border</w:t>
+      </w:r>
+      <w:r>
+        <w:rPr>
+          <w:rFonts w:ascii="Consolas" w:eastAsia="Times New Roman" w:hAnsi="Consolas" w:cs="Times New Roman"/>
+          <w:color w:val="D4D4D4"/>
+          <w:sz w:val="21"/>
+          <w:szCs w:val="21"/>
+        </w:rPr>
+        <w:t xml:space="preserve">: </w:t>
+      </w:r>
+      <w:r>
+        <w:rPr>
+          <w:rFonts w:ascii="Consolas" w:eastAsia="Times New Roman" w:hAnsi="Consolas" w:cs="Times New Roman"/>
+          <w:color w:val="B5CEA8"/>
+          <w:sz w:val="21"/>
+          <w:szCs w:val="21"/>
+        </w:rPr>
+        <w:t>1px</w:t>
+      </w:r>
+      <w:r>
+        <w:rPr>
+          <w:rFonts w:ascii="Consolas" w:eastAsia="Times New Roman" w:hAnsi="Consolas" w:cs="Times New Roman"/>
+          <w:color w:val="D4D4D4"/>
+          <w:sz w:val="21"/>
+          <w:szCs w:val="21"/>
+        </w:rPr>
+        <w:t xml:space="preserve"> </w:t>
+      </w:r>
+      <w:r>
+        <w:rPr>
+          <w:rFonts w:ascii="Consolas" w:eastAsia="Times New Roman" w:hAnsi="Consolas" w:cs="Times New Roman"/>
+          <w:color w:val="CE9178"/>
+          <w:sz w:val="21"/>
+          <w:szCs w:val="21"/>
+        </w:rPr>
+        <w:t>solid</w:t>
+      </w:r>
+      <w:r>
+        <w:rPr>
+          <w:rFonts w:ascii="Consolas" w:eastAsia="Times New Roman" w:hAnsi="Consolas" w:cs="Times New Roman"/>
+          <w:color w:val="D4D4D4"/>
+          <w:sz w:val="21"/>
+          <w:szCs w:val="21"/>
+        </w:rPr>
+        <w:t xml:space="preserve"> </w:t>
+      </w:r>
+      <w:r>
+        <w:rPr>
+          <w:rFonts w:ascii="Consolas" w:eastAsia="Times New Roman" w:hAnsi="Consolas" w:cs="Times New Roman"/>
+          <w:color w:val="DCDCAA"/>
+          <w:sz w:val="21"/>
+          <w:szCs w:val="21"/>
+        </w:rPr>
+        <w:t>var</w:t>
+      </w:r>
+      <w:r>
+        <w:rPr>
+          <w:rFonts w:ascii="Consolas" w:eastAsia="Times New Roman" w:hAnsi="Consolas" w:cs="Times New Roman"/>
+          <w:color w:val="D4D4D4"/>
+          <w:sz w:val="21"/>
+          <w:szCs w:val="21"/>
+        </w:rPr>
+        <w:t>(</w:t>
+      </w:r>
+      <w:r>
+        <w:rPr>
+          <w:rFonts w:ascii="Consolas" w:eastAsia="Times New Roman" w:hAnsi="Consolas" w:cs="Times New Roman"/>
+          <w:color w:val="9CDCFE"/>
+          <w:sz w:val="21"/>
+          <w:szCs w:val="21"/>
+        </w:rPr>
+        <w:t>--culoare-border</w:t>
+      </w:r>
+      <w:r>
+        <w:rPr>
+          <w:rFonts w:ascii="Consolas" w:eastAsia="Times New Roman" w:hAnsi="Consolas" w:cs="Times New Roman"/>
+          <w:color w:val="D4D4D4"/>
+          <w:sz w:val="21"/>
+          <w:szCs w:val="21"/>
+        </w:rPr>
+        <w:t>);</w:t>
+      </w:r>
+    </w:p>
+    <w:p>
+      <w:pPr>
+        <w:shd w:val="clear" w:color="auto" w:fill="1E1E1E"/>
+        <w:spacing w:after="0" w:line="285" w:lineRule="atLeast"/>
+        <w:rPr>
+          <w:rFonts w:ascii="Consolas" w:eastAsia="Times New Roman" w:hAnsi="Consolas" w:cs="Times New Roman"/>
+          <w:color w:val="D4D4D4"/>
+          <w:sz w:val="21"/>
+          <w:szCs w:val="21"/>
+        </w:rPr>
+      </w:pPr>
+      <w:r>
+        <w:rPr>
+          <w:rFonts w:ascii="Consolas" w:eastAsia="Times New Roman" w:hAnsi="Consolas" w:cs="Times New Roman"/>
+          <w:color w:val="D4D4D4"/>
+          <w:sz w:val="21"/>
+          <w:szCs w:val="21"/>
+        </w:rPr>
+        <w:t xml:space="preserve">    </w:t>
+      </w:r>
+      <w:r>
+        <w:rPr>
+          <w:rFonts w:ascii="Consolas" w:eastAsia="Times New Roman" w:hAnsi="Consolas" w:cs="Times New Roman"/>
+          <w:color w:val="9CDCFE"/>
+          <w:sz w:val="21"/>
+          <w:szCs w:val="21"/>
+        </w:rPr>
+        <w:t>box-shadow</w:t>
+      </w:r>
+      <w:r>
+        <w:rPr>
+          <w:rFonts w:ascii="Consolas" w:eastAsia="Times New Roman" w:hAnsi="Consolas" w:cs="Times New Roman"/>
+          <w:color w:val="D4D4D4"/>
+          <w:sz w:val="21"/>
+          <w:szCs w:val="21"/>
+        </w:rPr>
+        <w:t xml:space="preserve">: </w:t>
+      </w:r>
+      <w:r>
+        <w:rPr>
+          <w:rFonts w:ascii="Consolas" w:eastAsia="Times New Roman" w:hAnsi="Consolas" w:cs="Times New Roman"/>
+          <w:color w:val="DCDCAA"/>
+          <w:sz w:val="21"/>
+          <w:szCs w:val="21"/>
+        </w:rPr>
+        <w:t>var</w:t>
+      </w:r>
+      <w:r>
+        <w:rPr>
+          <w:rFonts w:ascii="Consolas" w:eastAsia="Times New Roman" w:hAnsi="Consolas" w:cs="Times New Roman"/>
+          <w:color w:val="D4D4D4"/>
+          <w:sz w:val="21"/>
+          <w:szCs w:val="21"/>
+        </w:rPr>
+        <w:t>(</w:t>
+      </w:r>
+      <w:r>
+        <w:rPr>
+          <w:rFonts w:ascii="Consolas" w:eastAsia="Times New Roman" w:hAnsi="Consolas" w:cs="Times New Roman"/>
+          <w:color w:val="9CDCFE"/>
+          <w:sz w:val="21"/>
+          <w:szCs w:val="21"/>
+        </w:rPr>
+        <w:t>--umbra-zona</w:t>
+      </w:r>
+      <w:r>
+        <w:rPr>
+          <w:rFonts w:ascii="Consolas" w:eastAsia="Times New Roman" w:hAnsi="Consolas" w:cs="Times New Roman"/>
+          <w:color w:val="D4D4D4"/>
+          <w:sz w:val="21"/>
+          <w:szCs w:val="21"/>
+        </w:rPr>
+        <w:t>);</w:t>
+      </w:r>
+    </w:p>
+    <w:p>
+      <w:pPr>
+        <w:shd w:val="clear" w:color="auto" w:fill="1E1E1E"/>
+        <w:spacing w:after="0" w:line="285" w:lineRule="atLeast"/>
+        <w:rPr>
+          <w:rFonts w:ascii="Consolas" w:eastAsia="Times New Roman" w:hAnsi="Consolas" w:cs="Times New Roman"/>
+          <w:color w:val="D4D4D4"/>
+          <w:sz w:val="21"/>
+          <w:szCs w:val="21"/>
+        </w:rPr>
+      </w:pPr>
+      <w:r>
+        <w:rPr>
+          <w:rFonts w:ascii="Consolas" w:eastAsia="Times New Roman" w:hAnsi="Consolas" w:cs="Times New Roman"/>
+          <w:color w:val="D4D4D4"/>
+          <w:sz w:val="21"/>
+          <w:szCs w:val="21"/>
+        </w:rPr>
+        <w:t xml:space="preserve">    </w:t>
+      </w:r>
+      <w:r>
+        <w:rPr>
+          <w:rFonts w:ascii="Consolas" w:eastAsia="Times New Roman" w:hAnsi="Consolas" w:cs="Times New Roman"/>
+          <w:color w:val="9CDCFE"/>
+          <w:sz w:val="21"/>
+          <w:szCs w:val="21"/>
+        </w:rPr>
+        <w:t>margin-top</w:t>
+      </w:r>
+      <w:r>
+        <w:rPr>
+          <w:rFonts w:ascii="Consolas" w:eastAsia="Times New Roman" w:hAnsi="Consolas" w:cs="Times New Roman"/>
+          <w:color w:val="D4D4D4"/>
+          <w:sz w:val="21"/>
+          <w:szCs w:val="21"/>
+        </w:rPr>
+        <w:t xml:space="preserve">: </w:t>
+      </w:r>
+      <w:r>
+        <w:rPr>
+          <w:rFonts w:ascii="Consolas" w:eastAsia="Times New Roman" w:hAnsi="Consolas" w:cs="Times New Roman"/>
+          <w:color w:val="B5CEA8"/>
+          <w:sz w:val="21"/>
+          <w:szCs w:val="21"/>
+        </w:rPr>
+        <w:t>1rem</w:t>
+      </w:r>
+      <w:r>
+        <w:rPr>
+          <w:rFonts w:ascii="Consolas" w:eastAsia="Times New Roman" w:hAnsi="Consolas" w:cs="Times New Roman"/>
+          <w:color w:val="D4D4D4"/>
+          <w:sz w:val="21"/>
+          <w:szCs w:val="21"/>
+        </w:rPr>
+        <w:t>;</w:t>
+      </w:r>
+    </w:p>
+    <w:p>
+      <w:pPr>
+        <w:shd w:val="clear" w:color="auto" w:fill="1E1E1E"/>
+        <w:spacing w:after="0" w:line="285" w:lineRule="atLeast"/>
+        <w:rPr>
+          <w:rFonts w:ascii="Consolas" w:eastAsia="Times New Roman" w:hAnsi="Consolas" w:cs="Times New Roman"/>
+          <w:color w:val="D4D4D4"/>
+          <w:sz w:val="21"/>
+          <w:szCs w:val="21"/>
+        </w:rPr>
+      </w:pPr>
+      <w:r>
+        <w:rPr>
+          <w:rFonts w:ascii="Consolas" w:eastAsia="Times New Roman" w:hAnsi="Consolas" w:cs="Times New Roman"/>
+          <w:color w:val="D4D4D4"/>
+          <w:sz w:val="21"/>
+          <w:szCs w:val="21"/>
+        </w:rPr>
+        <w:t xml:space="preserve">    </w:t>
+      </w:r>
+      <w:r>
+        <w:rPr>
+          <w:rFonts w:ascii="Consolas" w:eastAsia="Times New Roman" w:hAnsi="Consolas" w:cs="Times New Roman"/>
+          <w:color w:val="9CDCFE"/>
+          <w:sz w:val="21"/>
+          <w:szCs w:val="21"/>
+        </w:rPr>
+        <w:t>margin-bottom</w:t>
+      </w:r>
+      <w:r>
+        <w:rPr>
+          <w:rFonts w:ascii="Consolas" w:eastAsia="Times New Roman" w:hAnsi="Consolas" w:cs="Times New Roman"/>
+          <w:color w:val="D4D4D4"/>
+          <w:sz w:val="21"/>
+          <w:szCs w:val="21"/>
+        </w:rPr>
+        <w:t xml:space="preserve">: </w:t>
+      </w:r>
+      <w:r>
+        <w:rPr>
+          <w:rFonts w:ascii="Consolas" w:eastAsia="Times New Roman" w:hAnsi="Consolas" w:cs="Times New Roman"/>
+          <w:color w:val="B5CEA8"/>
+          <w:sz w:val="21"/>
+          <w:szCs w:val="21"/>
+        </w:rPr>
+        <w:t>1rem</w:t>
+      </w:r>
+      <w:r>
+        <w:rPr>
+          <w:rFonts w:ascii="Consolas" w:eastAsia="Times New Roman" w:hAnsi="Consolas" w:cs="Times New Roman"/>
+          <w:color w:val="D4D4D4"/>
+          <w:sz w:val="21"/>
+          <w:szCs w:val="21"/>
+        </w:rPr>
+        <w:t>;</w:t>
+      </w:r>
+    </w:p>
+    <w:p>
+      <w:pPr>
+        <w:shd w:val="clear" w:color="auto" w:fill="1E1E1E"/>
+        <w:spacing w:after="0" w:line="285" w:lineRule="atLeast"/>
+        <w:rPr>
+          <w:rFonts w:ascii="Consolas" w:eastAsia="Times New Roman" w:hAnsi="Consolas" w:cs="Times New Roman"/>
+          <w:color w:val="D4D4D4"/>
+          <w:sz w:val="21"/>
+          <w:szCs w:val="21"/>
+        </w:rPr>
+      </w:pPr>
+      <w:r>
+        <w:rPr>
+          <w:rFonts w:ascii="Consolas" w:eastAsia="Times New Roman" w:hAnsi="Consolas" w:cs="Times New Roman"/>
+          <w:color w:val="D4D4D4"/>
+          <w:sz w:val="21"/>
+          <w:szCs w:val="21"/>
+        </w:rPr>
+        <w:t>}</w:t>
+      </w:r>
+    </w:p>
+    <w:p>
+      <w:pPr>
+        <w:shd w:val="clear" w:color="auto" w:fill="1E1E1E"/>
+        <w:spacing w:after="0" w:line="285" w:lineRule="atLeast"/>
+        <w:rPr>
+          <w:rFonts w:ascii="Consolas" w:eastAsia="Times New Roman" w:hAnsi="Consolas" w:cs="Times New Roman"/>
+          <w:color w:val="D4D4D4"/>
+          <w:sz w:val="21"/>
+          <w:szCs w:val="21"/>
+        </w:rPr>
+      </w:pPr>
+    </w:p>
+    <w:p>
+      <w:pPr>
+        <w:shd w:val="clear" w:color="auto" w:fill="1E1E1E"/>
+        <w:spacing w:after="0" w:line="285" w:lineRule="atLeast"/>
+        <w:rPr>
+          <w:rFonts w:ascii="Consolas" w:eastAsia="Times New Roman" w:hAnsi="Consolas" w:cs="Times New Roman"/>
+          <w:color w:val="D4D4D4"/>
+          <w:sz w:val="21"/>
+          <w:szCs w:val="21"/>
+        </w:rPr>
+      </w:pPr>
+      <w:r>
+        <w:rPr>
+          <w:rFonts w:ascii="Consolas" w:eastAsia="Times New Roman" w:hAnsi="Consolas" w:cs="Times New Roman"/>
+          <w:color w:val="D7BA7D"/>
+          <w:sz w:val="21"/>
+          <w:szCs w:val="21"/>
+        </w:rPr>
+        <w:t>footer</w:t>
+      </w:r>
+      <w:r>
+        <w:rPr>
+          <w:rFonts w:ascii="Consolas" w:eastAsia="Times New Roman" w:hAnsi="Consolas" w:cs="Times New Roman"/>
+          <w:color w:val="D4D4D4"/>
+          <w:sz w:val="21"/>
+          <w:szCs w:val="21"/>
+        </w:rPr>
+        <w:t xml:space="preserve"> {</w:t>
+      </w:r>
+    </w:p>
+    <w:p>
+      <w:pPr>
+        <w:shd w:val="clear" w:color="auto" w:fill="1E1E1E"/>
+        <w:spacing w:after="0" w:line="285" w:lineRule="atLeast"/>
+        <w:rPr>
+          <w:rFonts w:ascii="Consolas" w:eastAsia="Times New Roman" w:hAnsi="Consolas" w:cs="Times New Roman"/>
+          <w:color w:val="D4D4D4"/>
+          <w:sz w:val="21"/>
+          <w:szCs w:val="21"/>
+        </w:rPr>
+      </w:pPr>
+      <w:r>
+        <w:rPr>
+          <w:rFonts w:ascii="Consolas" w:eastAsia="Times New Roman" w:hAnsi="Consolas" w:cs="Times New Roman"/>
+          <w:color w:val="D4D4D4"/>
+          <w:sz w:val="21"/>
+          <w:szCs w:val="21"/>
+        </w:rPr>
+        <w:t xml:space="preserve">    </w:t>
+      </w:r>
+      <w:r>
+        <w:rPr>
+          <w:rFonts w:ascii="Consolas" w:eastAsia="Times New Roman" w:hAnsi="Consolas" w:cs="Times New Roman"/>
+          <w:color w:val="9CDCFE"/>
+          <w:sz w:val="21"/>
+          <w:szCs w:val="21"/>
+        </w:rPr>
+        <w:t>background-color</w:t>
+      </w:r>
+      <w:r>
+        <w:rPr>
+          <w:rFonts w:ascii="Consolas" w:eastAsia="Times New Roman" w:hAnsi="Consolas" w:cs="Times New Roman"/>
+          <w:color w:val="D4D4D4"/>
+          <w:sz w:val="21"/>
+          <w:szCs w:val="21"/>
+        </w:rPr>
+        <w:t xml:space="preserve">: </w:t>
+      </w:r>
+      <w:r>
+        <w:rPr>
+          <w:rFonts w:ascii="Consolas" w:eastAsia="Times New Roman" w:hAnsi="Consolas" w:cs="Times New Roman"/>
+          <w:color w:val="DCDCAA"/>
+          <w:sz w:val="21"/>
+          <w:szCs w:val="21"/>
+        </w:rPr>
+        <w:t>var</w:t>
+      </w:r>
+      <w:r>
+        <w:rPr>
+          <w:rFonts w:ascii="Consolas" w:eastAsia="Times New Roman" w:hAnsi="Consolas" w:cs="Times New Roman"/>
+          <w:color w:val="D4D4D4"/>
+          <w:sz w:val="21"/>
+          <w:szCs w:val="21"/>
+        </w:rPr>
+        <w:t>(</w:t>
+      </w:r>
+      <w:r>
+        <w:rPr>
+          <w:rFonts w:ascii="Consolas" w:eastAsia="Times New Roman" w:hAnsi="Consolas" w:cs="Times New Roman"/>
+          <w:color w:val="9CDCFE"/>
+          <w:sz w:val="21"/>
+          <w:szCs w:val="21"/>
+        </w:rPr>
+        <w:t>--culoare-fundal-inchis</w:t>
+      </w:r>
+      <w:r>
+        <w:rPr>
+          <w:rFonts w:ascii="Consolas" w:eastAsia="Times New Roman" w:hAnsi="Consolas" w:cs="Times New Roman"/>
+          <w:color w:val="D4D4D4"/>
+          <w:sz w:val="21"/>
+          <w:szCs w:val="21"/>
+        </w:rPr>
+        <w:t>);</w:t>
+      </w:r>
+    </w:p>
+    <w:p>
+      <w:pPr>
+        <w:shd w:val="clear" w:color="auto" w:fill="1E1E1E"/>
+        <w:spacing w:after="0" w:line="285" w:lineRule="atLeast"/>
+        <w:rPr>
+          <w:rFonts w:ascii="Consolas" w:eastAsia="Times New Roman" w:hAnsi="Consolas" w:cs="Times New Roman"/>
+          <w:color w:val="D4D4D4"/>
+          <w:sz w:val="21"/>
+          <w:szCs w:val="21"/>
+        </w:rPr>
+      </w:pPr>
+      <w:r>
+        <w:rPr>
+          <w:rFonts w:ascii="Consolas" w:eastAsia="Times New Roman" w:hAnsi="Consolas" w:cs="Times New Roman"/>
+          <w:color w:val="D4D4D4"/>
+          <w:sz w:val="21"/>
+          <w:szCs w:val="21"/>
+        </w:rPr>
+        <w:t xml:space="preserve">    </w:t>
+      </w:r>
+      <w:r>
+        <w:rPr>
+          <w:rFonts w:ascii="Consolas" w:eastAsia="Times New Roman" w:hAnsi="Consolas" w:cs="Times New Roman"/>
+          <w:color w:val="9CDCFE"/>
+          <w:sz w:val="21"/>
+          <w:szCs w:val="21"/>
+        </w:rPr>
+        <w:t>color</w:t>
+      </w:r>
+      <w:r>
+        <w:rPr>
+          <w:rFonts w:ascii="Consolas" w:eastAsia="Times New Roman" w:hAnsi="Consolas" w:cs="Times New Roman"/>
+          <w:color w:val="D4D4D4"/>
+          <w:sz w:val="21"/>
+          <w:szCs w:val="21"/>
+        </w:rPr>
+        <w:t xml:space="preserve">: </w:t>
+      </w:r>
+      <w:r>
+        <w:rPr>
+          <w:rFonts w:ascii="Consolas" w:eastAsia="Times New Roman" w:hAnsi="Consolas" w:cs="Times New Roman"/>
+          <w:color w:val="DCDCAA"/>
+          <w:sz w:val="21"/>
+          <w:szCs w:val="21"/>
+        </w:rPr>
+        <w:t>var</w:t>
+      </w:r>
+      <w:r>
+        <w:rPr>
+          <w:rFonts w:ascii="Consolas" w:eastAsia="Times New Roman" w:hAnsi="Consolas" w:cs="Times New Roman"/>
+          <w:color w:val="D4D4D4"/>
+          <w:sz w:val="21"/>
+          <w:szCs w:val="21"/>
+        </w:rPr>
+        <w:t>(</w:t>
+      </w:r>
+      <w:r>
+        <w:rPr>
+          <w:rFonts w:ascii="Consolas" w:eastAsia="Times New Roman" w:hAnsi="Consolas" w:cs="Times New Roman"/>
+          <w:color w:val="9CDCFE"/>
+          <w:sz w:val="21"/>
+          <w:szCs w:val="21"/>
+        </w:rPr>
+        <w:t>--culoare-text-deschis</w:t>
+      </w:r>
+      <w:r>
+        <w:rPr>
+          <w:rFonts w:ascii="Consolas" w:eastAsia="Times New Roman" w:hAnsi="Consolas" w:cs="Times New Roman"/>
+          <w:color w:val="D4D4D4"/>
+          <w:sz w:val="21"/>
+          <w:szCs w:val="21"/>
+        </w:rPr>
+        <w:t>);</w:t>
+      </w:r>
+    </w:p>
+    <w:p>
+      <w:pPr>
+        <w:shd w:val="clear" w:color="auto" w:fill="1E1E1E"/>
+        <w:spacing w:after="0" w:line="285" w:lineRule="atLeast"/>
+        <w:rPr>
+          <w:rFonts w:ascii="Consolas" w:eastAsia="Times New Roman" w:hAnsi="Consolas" w:cs="Times New Roman"/>
+          <w:color w:val="D4D4D4"/>
+          <w:sz w:val="21"/>
+          <w:szCs w:val="21"/>
+        </w:rPr>
+      </w:pPr>
+      <w:r>
+        <w:rPr>
+          <w:rFonts w:ascii="Consolas" w:eastAsia="Times New Roman" w:hAnsi="Consolas" w:cs="Times New Roman"/>
+          <w:color w:val="D4D4D4"/>
+          <w:sz w:val="21"/>
+          <w:szCs w:val="21"/>
+        </w:rPr>
+        <w:t xml:space="preserve">    </w:t>
+      </w:r>
+      <w:r>
+        <w:rPr>
+          <w:rFonts w:ascii="Consolas" w:eastAsia="Times New Roman" w:hAnsi="Consolas" w:cs="Times New Roman"/>
+          <w:color w:val="9CDCFE"/>
+          <w:sz w:val="21"/>
+          <w:szCs w:val="21"/>
+        </w:rPr>
+        <w:t>border</w:t>
+      </w:r>
+      <w:r>
+        <w:rPr>
+          <w:rFonts w:ascii="Consolas" w:eastAsia="Times New Roman" w:hAnsi="Consolas" w:cs="Times New Roman"/>
+          <w:color w:val="D4D4D4"/>
+          <w:sz w:val="21"/>
+          <w:szCs w:val="21"/>
+        </w:rPr>
+        <w:t xml:space="preserve">: </w:t>
+      </w:r>
+      <w:r>
+        <w:rPr>
+          <w:rFonts w:ascii="Consolas" w:eastAsia="Times New Roman" w:hAnsi="Consolas" w:cs="Times New Roman"/>
+          <w:color w:val="B5CEA8"/>
+          <w:sz w:val="21"/>
+          <w:szCs w:val="21"/>
+        </w:rPr>
+        <w:t>1px</w:t>
+      </w:r>
+      <w:r>
+        <w:rPr>
+          <w:rFonts w:ascii="Consolas" w:eastAsia="Times New Roman" w:hAnsi="Consolas" w:cs="Times New Roman"/>
+          <w:color w:val="D4D4D4"/>
+          <w:sz w:val="21"/>
+          <w:szCs w:val="21"/>
+        </w:rPr>
+        <w:t xml:space="preserve"> </w:t>
+      </w:r>
+      <w:r>
+        <w:rPr>
+          <w:rFonts w:ascii="Consolas" w:eastAsia="Times New Roman" w:hAnsi="Consolas" w:cs="Times New Roman"/>
+          <w:color w:val="CE9178"/>
+          <w:sz w:val="21"/>
+          <w:szCs w:val="21"/>
+        </w:rPr>
+        <w:t>solid</w:t>
+      </w:r>
+      <w:r>
+        <w:rPr>
+          <w:rFonts w:ascii="Consolas" w:eastAsia="Times New Roman" w:hAnsi="Consolas" w:cs="Times New Roman"/>
+          <w:color w:val="D4D4D4"/>
+          <w:sz w:val="21"/>
+          <w:szCs w:val="21"/>
+        </w:rPr>
+        <w:t xml:space="preserve"> </w:t>
+      </w:r>
+      <w:r>
+        <w:rPr>
+          <w:rFonts w:ascii="Consolas" w:eastAsia="Times New Roman" w:hAnsi="Consolas" w:cs="Times New Roman"/>
+          <w:color w:val="DCDCAA"/>
+          <w:sz w:val="21"/>
+          <w:szCs w:val="21"/>
+        </w:rPr>
+        <w:t>var</w:t>
+      </w:r>
+      <w:r>
+        <w:rPr>
+          <w:rFonts w:ascii="Consolas" w:eastAsia="Times New Roman" w:hAnsi="Consolas" w:cs="Times New Roman"/>
+          <w:color w:val="D4D4D4"/>
+          <w:sz w:val="21"/>
+          <w:szCs w:val="21"/>
+        </w:rPr>
+        <w:t>(</w:t>
+      </w:r>
+      <w:r>
+        <w:rPr>
+          <w:rFonts w:ascii="Consolas" w:eastAsia="Times New Roman" w:hAnsi="Consolas" w:cs="Times New Roman"/>
+          <w:color w:val="9CDCFE"/>
+          <w:sz w:val="21"/>
+          <w:szCs w:val="21"/>
+        </w:rPr>
+        <w:t>--culoare-border</w:t>
+      </w:r>
+      <w:r>
+        <w:rPr>
+          <w:rFonts w:ascii="Consolas" w:eastAsia="Times New Roman" w:hAnsi="Consolas" w:cs="Times New Roman"/>
+          <w:color w:val="D4D4D4"/>
+          <w:sz w:val="21"/>
+          <w:szCs w:val="21"/>
+        </w:rPr>
+        <w:t>);</w:t>
+      </w:r>
+    </w:p>
+    <w:p>
+      <w:pPr>
+        <w:shd w:val="clear" w:color="auto" w:fill="1E1E1E"/>
+        <w:spacing w:after="0" w:line="285" w:lineRule="atLeast"/>
+        <w:rPr>
+          <w:rFonts w:ascii="Consolas" w:eastAsia="Times New Roman" w:hAnsi="Consolas" w:cs="Times New Roman"/>
+          <w:color w:val="D4D4D4"/>
+          <w:sz w:val="21"/>
+          <w:szCs w:val="21"/>
+        </w:rPr>
+      </w:pPr>
+      <w:r>
+        <w:rPr>
+          <w:rFonts w:ascii="Consolas" w:eastAsia="Times New Roman" w:hAnsi="Consolas" w:cs="Times New Roman"/>
+          <w:color w:val="D4D4D4"/>
+          <w:sz w:val="21"/>
+          <w:szCs w:val="21"/>
+        </w:rPr>
+        <w:t xml:space="preserve">    </w:t>
+      </w:r>
+      <w:r>
+        <w:rPr>
+          <w:rFonts w:ascii="Consolas" w:eastAsia="Times New Roman" w:hAnsi="Consolas" w:cs="Times New Roman"/>
+          <w:color w:val="9CDCFE"/>
+          <w:sz w:val="21"/>
+          <w:szCs w:val="21"/>
+        </w:rPr>
+        <w:t>box-shadow</w:t>
+      </w:r>
+      <w:r>
+        <w:rPr>
+          <w:rFonts w:ascii="Consolas" w:eastAsia="Times New Roman" w:hAnsi="Consolas" w:cs="Times New Roman"/>
+          <w:color w:val="D4D4D4"/>
+          <w:sz w:val="21"/>
+          <w:szCs w:val="21"/>
+        </w:rPr>
+        <w:t xml:space="preserve">: </w:t>
+      </w:r>
+      <w:r>
+        <w:rPr>
+          <w:rFonts w:ascii="Consolas" w:eastAsia="Times New Roman" w:hAnsi="Consolas" w:cs="Times New Roman"/>
+          <w:color w:val="DCDCAA"/>
+          <w:sz w:val="21"/>
+          <w:szCs w:val="21"/>
+        </w:rPr>
+        <w:t>var</w:t>
+      </w:r>
+      <w:r>
+        <w:rPr>
+          <w:rFonts w:ascii="Consolas" w:eastAsia="Times New Roman" w:hAnsi="Consolas" w:cs="Times New Roman"/>
+          <w:color w:val="D4D4D4"/>
+          <w:sz w:val="21"/>
+          <w:szCs w:val="21"/>
+        </w:rPr>
+        <w:t>(</w:t>
+      </w:r>
+      <w:r>
+        <w:rPr>
+          <w:rFonts w:ascii="Consolas" w:eastAsia="Times New Roman" w:hAnsi="Consolas" w:cs="Times New Roman"/>
+          <w:color w:val="9CDCFE"/>
+          <w:sz w:val="21"/>
+          <w:szCs w:val="21"/>
+        </w:rPr>
+        <w:t>--umbra-zona</w:t>
+      </w:r>
+      <w:r>
+        <w:rPr>
+          <w:rFonts w:ascii="Consolas" w:eastAsia="Times New Roman" w:hAnsi="Consolas" w:cs="Times New Roman"/>
+          <w:color w:val="D4D4D4"/>
+          <w:sz w:val="21"/>
+          <w:szCs w:val="21"/>
+        </w:rPr>
+        <w:t>);</w:t>
+      </w:r>
+    </w:p>
+    <w:p>
+      <w:pPr>
+        <w:shd w:val="clear" w:color="auto" w:fill="1E1E1E"/>
+        <w:spacing w:after="0" w:line="285" w:lineRule="atLeast"/>
+        <w:rPr>
+          <w:rFonts w:ascii="Consolas" w:eastAsia="Times New Roman" w:hAnsi="Consolas" w:cs="Times New Roman"/>
+          <w:color w:val="D4D4D4"/>
+          <w:sz w:val="21"/>
+          <w:szCs w:val="21"/>
+        </w:rPr>
+      </w:pPr>
+      <w:r>
+        <w:rPr>
+          <w:rFonts w:ascii="Consolas" w:eastAsia="Times New Roman" w:hAnsi="Consolas" w:cs="Times New Roman"/>
+          <w:color w:val="D4D4D4"/>
+          <w:sz w:val="21"/>
+          <w:szCs w:val="21"/>
+        </w:rPr>
+        <w:t xml:space="preserve">    </w:t>
+      </w:r>
+      <w:r>
+        <w:rPr>
+          <w:rFonts w:ascii="Consolas" w:eastAsia="Times New Roman" w:hAnsi="Consolas" w:cs="Times New Roman"/>
+          <w:color w:val="9CDCFE"/>
+          <w:sz w:val="21"/>
+          <w:szCs w:val="21"/>
+        </w:rPr>
+        <w:t>margin-top</w:t>
+      </w:r>
+      <w:r>
+        <w:rPr>
+          <w:rFonts w:ascii="Consolas" w:eastAsia="Times New Roman" w:hAnsi="Consolas" w:cs="Times New Roman"/>
+          <w:color w:val="D4D4D4"/>
+          <w:sz w:val="21"/>
+          <w:szCs w:val="21"/>
+        </w:rPr>
+        <w:t xml:space="preserve">: </w:t>
+      </w:r>
+      <w:r>
+        <w:rPr>
+          <w:rFonts w:ascii="Consolas" w:eastAsia="Times New Roman" w:hAnsi="Consolas" w:cs="Times New Roman"/>
+          <w:color w:val="B5CEA8"/>
+          <w:sz w:val="21"/>
+          <w:szCs w:val="21"/>
+        </w:rPr>
+        <w:t>1rem</w:t>
+      </w:r>
+      <w:r>
+        <w:rPr>
+          <w:rFonts w:ascii="Consolas" w:eastAsia="Times New Roman" w:hAnsi="Consolas" w:cs="Times New Roman"/>
+          <w:color w:val="D4D4D4"/>
+          <w:sz w:val="21"/>
+          <w:szCs w:val="21"/>
+        </w:rPr>
+        <w:t>;</w:t>
+      </w:r>
+    </w:p>
+    <w:p>
+      <w:pPr>
+        <w:shd w:val="clear" w:color="auto" w:fill="1E1E1E"/>
+        <w:spacing w:after="0" w:line="285" w:lineRule="atLeast"/>
+        <w:rPr>
+          <w:rFonts w:ascii="Consolas" w:eastAsia="Times New Roman" w:hAnsi="Consolas" w:cs="Times New Roman"/>
+          <w:color w:val="D4D4D4"/>
+          <w:sz w:val="21"/>
+          <w:szCs w:val="21"/>
+        </w:rPr>
+      </w:pPr>
+      <w:r>
+        <w:rPr>
+          <w:rFonts w:ascii="Consolas" w:eastAsia="Times New Roman" w:hAnsi="Consolas" w:cs="Times New Roman"/>
+          <w:color w:val="D4D4D4"/>
+          <w:sz w:val="21"/>
+          <w:szCs w:val="21"/>
+        </w:rPr>
+        <w:t xml:space="preserve">    </w:t>
+      </w:r>
+      <w:r>
+        <w:rPr>
+          <w:rFonts w:ascii="Consolas" w:eastAsia="Times New Roman" w:hAnsi="Consolas" w:cs="Times New Roman"/>
+          <w:color w:val="9CDCFE"/>
+          <w:sz w:val="21"/>
+          <w:szCs w:val="21"/>
+        </w:rPr>
+        <w:t>margin-bottom</w:t>
+      </w:r>
+      <w:r>
+        <w:rPr>
+          <w:rFonts w:ascii="Consolas" w:eastAsia="Times New Roman" w:hAnsi="Consolas" w:cs="Times New Roman"/>
+          <w:color w:val="D4D4D4"/>
+          <w:sz w:val="21"/>
+          <w:szCs w:val="21"/>
+        </w:rPr>
+        <w:t xml:space="preserve">: </w:t>
+      </w:r>
+      <w:r>
+        <w:rPr>
+          <w:rFonts w:ascii="Consolas" w:eastAsia="Times New Roman" w:hAnsi="Consolas" w:cs="Times New Roman"/>
+          <w:color w:val="B5CEA8"/>
+          <w:sz w:val="21"/>
+          <w:szCs w:val="21"/>
+        </w:rPr>
+        <w:t>1rem</w:t>
+      </w:r>
+      <w:r>
+        <w:rPr>
+          <w:rFonts w:ascii="Consolas" w:eastAsia="Times New Roman" w:hAnsi="Consolas" w:cs="Times New Roman"/>
+          <w:color w:val="D4D4D4"/>
+          <w:sz w:val="21"/>
+          <w:szCs w:val="21"/>
+        </w:rPr>
+        <w:t>;</w:t>
+      </w:r>
+    </w:p>
+    <w:p>
+      <w:pPr>
+        <w:shd w:val="clear" w:color="auto" w:fill="1E1E1E"/>
+        <w:spacing w:after="0" w:line="285" w:lineRule="atLeast"/>
+        <w:rPr>
+          <w:rFonts w:ascii="Consolas" w:eastAsia="Times New Roman" w:hAnsi="Consolas" w:cs="Times New Roman"/>
+          <w:color w:val="D4D4D4"/>
+          <w:sz w:val="21"/>
+          <w:szCs w:val="21"/>
+        </w:rPr>
+      </w:pPr>
+      <w:r>
+        <w:rPr>
+          <w:rFonts w:ascii="Consolas" w:eastAsia="Times New Roman" w:hAnsi="Consolas" w:cs="Times New Roman"/>
+          <w:color w:val="D4D4D4"/>
+          <w:sz w:val="21"/>
+          <w:szCs w:val="21"/>
+        </w:rPr>
+        <w:t>}</w:t>
+      </w:r>
+    </w:p>
+    <w:p>
+      <w:pPr>
+        <w:shd w:val="clear" w:color="auto" w:fill="1E1E1E"/>
+        <w:spacing w:after="0" w:line="285" w:lineRule="atLeast"/>
+        <w:rPr>
+          <w:rFonts w:ascii="Consolas" w:eastAsia="Times New Roman" w:hAnsi="Consolas" w:cs="Times New Roman"/>
+          <w:color w:val="D4D4D4"/>
+          <w:sz w:val="21"/>
+          <w:szCs w:val="21"/>
+        </w:rPr>
+      </w:pPr>
+    </w:p>
+    <w:p>
+      <w:pPr>
+        <w:shd w:val="clear" w:color="auto" w:fill="1E1E1E"/>
+        <w:spacing w:after="0" w:line="285" w:lineRule="atLeast"/>
+        <w:rPr>
+          <w:rFonts w:ascii="Consolas" w:eastAsia="Times New Roman" w:hAnsi="Consolas" w:cs="Times New Roman"/>
+          <w:color w:val="D4D4D4"/>
+          <w:sz w:val="21"/>
+          <w:szCs w:val="21"/>
+        </w:rPr>
+      </w:pPr>
+      <w:r>
+        <w:rPr>
+          <w:rFonts w:ascii="Consolas" w:eastAsia="Times New Roman" w:hAnsi="Consolas" w:cs="Times New Roman"/>
+          <w:color w:val="D7BA7D"/>
+          <w:sz w:val="21"/>
+          <w:szCs w:val="21"/>
+        </w:rPr>
+        <w:t>.grid-pagina</w:t>
+      </w:r>
+      <w:r>
+        <w:rPr>
+          <w:rFonts w:ascii="Consolas" w:eastAsia="Times New Roman" w:hAnsi="Consolas" w:cs="Times New Roman"/>
+          <w:color w:val="D4D4D4"/>
+          <w:sz w:val="21"/>
+          <w:szCs w:val="21"/>
+        </w:rPr>
+        <w:t xml:space="preserve"> &gt; </w:t>
+      </w:r>
+      <w:r>
+        <w:rPr>
+          <w:rFonts w:ascii="Consolas" w:eastAsia="Times New Roman" w:hAnsi="Consolas" w:cs="Times New Roman"/>
+          <w:color w:val="D7BA7D"/>
+          <w:sz w:val="21"/>
+          <w:szCs w:val="21"/>
+        </w:rPr>
+        <w:t>section</w:t>
+      </w:r>
+      <w:r>
+        <w:rPr>
+          <w:rFonts w:ascii="Consolas" w:eastAsia="Times New Roman" w:hAnsi="Consolas" w:cs="Times New Roman"/>
+          <w:color w:val="D4D4D4"/>
+          <w:sz w:val="21"/>
+          <w:szCs w:val="21"/>
+        </w:rPr>
+        <w:t xml:space="preserve"> {</w:t>
+      </w:r>
+    </w:p>
+    <w:p>
+      <w:pPr>
+        <w:shd w:val="clear" w:color="auto" w:fill="1E1E1E"/>
+        <w:spacing w:after="0" w:line="285" w:lineRule="atLeast"/>
+        <w:rPr>
+          <w:rFonts w:ascii="Consolas" w:eastAsia="Times New Roman" w:hAnsi="Consolas" w:cs="Times New Roman"/>
+          <w:color w:val="D4D4D4"/>
+          <w:sz w:val="21"/>
+          <w:szCs w:val="21"/>
+        </w:rPr>
+      </w:pPr>
+      <w:r>
+        <w:rPr>
+          <w:rFonts w:ascii="Consolas" w:eastAsia="Times New Roman" w:hAnsi="Consolas" w:cs="Times New Roman"/>
+          <w:color w:val="D4D4D4"/>
+          <w:sz w:val="21"/>
+          <w:szCs w:val="21"/>
+        </w:rPr>
+        <w:t xml:space="preserve">    </w:t>
+      </w:r>
+      <w:r>
+        <w:rPr>
+          <w:rFonts w:ascii="Consolas" w:eastAsia="Times New Roman" w:hAnsi="Consolas" w:cs="Times New Roman"/>
+          <w:color w:val="9CDCFE"/>
+          <w:sz w:val="21"/>
+          <w:szCs w:val="21"/>
+        </w:rPr>
+        <w:t>background-color</w:t>
+      </w:r>
+      <w:r>
+        <w:rPr>
+          <w:rFonts w:ascii="Consolas" w:eastAsia="Times New Roman" w:hAnsi="Consolas" w:cs="Times New Roman"/>
+          <w:color w:val="D4D4D4"/>
+          <w:sz w:val="21"/>
+          <w:szCs w:val="21"/>
+        </w:rPr>
+        <w:t xml:space="preserve">: </w:t>
+      </w:r>
+      <w:r>
+        <w:rPr>
+          <w:rFonts w:ascii="Consolas" w:eastAsia="Times New Roman" w:hAnsi="Consolas" w:cs="Times New Roman"/>
+          <w:color w:val="CE9178"/>
+          <w:sz w:val="21"/>
+          <w:szCs w:val="21"/>
+        </w:rPr>
+        <w:t>white</w:t>
+      </w:r>
+      <w:r>
+        <w:rPr>
+          <w:rFonts w:ascii="Consolas" w:eastAsia="Times New Roman" w:hAnsi="Consolas" w:cs="Times New Roman"/>
+          <w:color w:val="D4D4D4"/>
+          <w:sz w:val="21"/>
+          <w:szCs w:val="21"/>
+        </w:rPr>
+        <w:t>;</w:t>
+      </w:r>
+    </w:p>
+    <w:p>
+      <w:pPr>
+        <w:shd w:val="clear" w:color="auto" w:fill="1E1E1E"/>
+        <w:spacing w:after="0" w:line="285" w:lineRule="atLeast"/>
+        <w:rPr>
+          <w:rFonts w:ascii="Consolas" w:eastAsia="Times New Roman" w:hAnsi="Consolas" w:cs="Times New Roman"/>
+          <w:color w:val="D4D4D4"/>
+          <w:sz w:val="21"/>
+          <w:szCs w:val="21"/>
+        </w:rPr>
+      </w:pPr>
+      <w:r>
+        <w:rPr>
+          <w:rFonts w:ascii="Consolas" w:eastAsia="Times New Roman" w:hAnsi="Consolas" w:cs="Times New Roman"/>
+          <w:color w:val="D4D4D4"/>
+          <w:sz w:val="21"/>
+          <w:szCs w:val="21"/>
+        </w:rPr>
+        <w:t xml:space="preserve">    </w:t>
+      </w:r>
+      <w:r>
+        <w:rPr>
+          <w:rFonts w:ascii="Consolas" w:eastAsia="Times New Roman" w:hAnsi="Consolas" w:cs="Times New Roman"/>
+          <w:color w:val="9CDCFE"/>
+          <w:sz w:val="21"/>
+          <w:szCs w:val="21"/>
+        </w:rPr>
+        <w:t>border</w:t>
+      </w:r>
+      <w:r>
+        <w:rPr>
+          <w:rFonts w:ascii="Consolas" w:eastAsia="Times New Roman" w:hAnsi="Consolas" w:cs="Times New Roman"/>
+          <w:color w:val="D4D4D4"/>
+          <w:sz w:val="21"/>
+          <w:szCs w:val="21"/>
+        </w:rPr>
+        <w:t xml:space="preserve">: </w:t>
+      </w:r>
+      <w:r>
+        <w:rPr>
+          <w:rFonts w:ascii="Consolas" w:eastAsia="Times New Roman" w:hAnsi="Consolas" w:cs="Times New Roman"/>
+          <w:color w:val="B5CEA8"/>
+          <w:sz w:val="21"/>
+          <w:szCs w:val="21"/>
+        </w:rPr>
+        <w:t>2px</w:t>
+      </w:r>
+      <w:r>
+        <w:rPr>
+          <w:rFonts w:ascii="Consolas" w:eastAsia="Times New Roman" w:hAnsi="Consolas" w:cs="Times New Roman"/>
+          <w:color w:val="D4D4D4"/>
+          <w:sz w:val="21"/>
+          <w:szCs w:val="21"/>
+        </w:rPr>
+        <w:t xml:space="preserve"> </w:t>
+      </w:r>
+      <w:r>
+        <w:rPr>
+          <w:rFonts w:ascii="Consolas" w:eastAsia="Times New Roman" w:hAnsi="Consolas" w:cs="Times New Roman"/>
+          <w:color w:val="CE9178"/>
+          <w:sz w:val="21"/>
+          <w:szCs w:val="21"/>
+        </w:rPr>
+        <w:t>solid</w:t>
+      </w:r>
+      <w:r>
+        <w:rPr>
+          <w:rFonts w:ascii="Consolas" w:eastAsia="Times New Roman" w:hAnsi="Consolas" w:cs="Times New Roman"/>
+          <w:color w:val="D4D4D4"/>
+          <w:sz w:val="21"/>
+          <w:szCs w:val="21"/>
+        </w:rPr>
+        <w:t xml:space="preserve"> </w:t>
+      </w:r>
+      <w:r>
+        <w:rPr>
+          <w:rFonts w:ascii="Consolas" w:eastAsia="Times New Roman" w:hAnsi="Consolas" w:cs="Times New Roman"/>
+          <w:color w:val="DCDCAA"/>
+          <w:sz w:val="21"/>
+          <w:szCs w:val="21"/>
+        </w:rPr>
+        <w:t>var</w:t>
+      </w:r>
+      <w:r>
+        <w:rPr>
+          <w:rFonts w:ascii="Consolas" w:eastAsia="Times New Roman" w:hAnsi="Consolas" w:cs="Times New Roman"/>
+          <w:color w:val="D4D4D4"/>
+          <w:sz w:val="21"/>
+          <w:szCs w:val="21"/>
+        </w:rPr>
+        <w:t>(</w:t>
+      </w:r>
+      <w:r>
+        <w:rPr>
+          <w:rFonts w:ascii="Consolas" w:eastAsia="Times New Roman" w:hAnsi="Consolas" w:cs="Times New Roman"/>
+          <w:color w:val="9CDCFE"/>
+          <w:sz w:val="21"/>
+          <w:szCs w:val="21"/>
+        </w:rPr>
+        <w:t>--culoare-border</w:t>
+      </w:r>
+      <w:r>
+        <w:rPr>
+          <w:rFonts w:ascii="Consolas" w:eastAsia="Times New Roman" w:hAnsi="Consolas" w:cs="Times New Roman"/>
+          <w:color w:val="D4D4D4"/>
+          <w:sz w:val="21"/>
+          <w:szCs w:val="21"/>
+        </w:rPr>
+        <w:t>);</w:t>
+      </w:r>
+    </w:p>
+    <w:p>
+      <w:pPr>
+        <w:shd w:val="clear" w:color="auto" w:fill="1E1E1E"/>
+        <w:spacing w:after="0" w:line="285" w:lineRule="atLeast"/>
+        <w:rPr>
+          <w:rFonts w:ascii="Consolas" w:eastAsia="Times New Roman" w:hAnsi="Consolas" w:cs="Times New Roman"/>
+          <w:color w:val="D4D4D4"/>
+          <w:sz w:val="21"/>
+          <w:szCs w:val="21"/>
+        </w:rPr>
+      </w:pPr>
+      <w:r>
+        <w:rPr>
+          <w:rFonts w:ascii="Consolas" w:eastAsia="Times New Roman" w:hAnsi="Consolas" w:cs="Times New Roman"/>
+          <w:color w:val="D4D4D4"/>
+          <w:sz w:val="21"/>
+          <w:szCs w:val="21"/>
+        </w:rPr>
+        <w:t xml:space="preserve">    </w:t>
+      </w:r>
+      <w:r>
+        <w:rPr>
+          <w:rFonts w:ascii="Consolas" w:eastAsia="Times New Roman" w:hAnsi="Consolas" w:cs="Times New Roman"/>
+          <w:color w:val="9CDCFE"/>
+          <w:sz w:val="21"/>
+          <w:szCs w:val="21"/>
+        </w:rPr>
+        <w:t>box-shadow</w:t>
+      </w:r>
+      <w:r>
+        <w:rPr>
+          <w:rFonts w:ascii="Consolas" w:eastAsia="Times New Roman" w:hAnsi="Consolas" w:cs="Times New Roman"/>
+          <w:color w:val="D4D4D4"/>
+          <w:sz w:val="21"/>
+          <w:szCs w:val="21"/>
+        </w:rPr>
+        <w:t xml:space="preserve">: </w:t>
+      </w:r>
+      <w:r>
+        <w:rPr>
+          <w:rFonts w:ascii="Consolas" w:eastAsia="Times New Roman" w:hAnsi="Consolas" w:cs="Times New Roman"/>
+          <w:color w:val="B5CEA8"/>
+          <w:sz w:val="21"/>
+          <w:szCs w:val="21"/>
+        </w:rPr>
+        <w:t>0</w:t>
+      </w:r>
+      <w:r>
+        <w:rPr>
+          <w:rFonts w:ascii="Consolas" w:eastAsia="Times New Roman" w:hAnsi="Consolas" w:cs="Times New Roman"/>
+          <w:color w:val="D4D4D4"/>
+          <w:sz w:val="21"/>
+          <w:szCs w:val="21"/>
+        </w:rPr>
+        <w:t xml:space="preserve"> </w:t>
+      </w:r>
+      <w:r>
+        <w:rPr>
+          <w:rFonts w:ascii="Consolas" w:eastAsia="Times New Roman" w:hAnsi="Consolas" w:cs="Times New Roman"/>
+          <w:color w:val="B5CEA8"/>
+          <w:sz w:val="21"/>
+          <w:szCs w:val="21"/>
+        </w:rPr>
+        <w:t>4px</w:t>
+      </w:r>
+      <w:r>
+        <w:rPr>
+          <w:rFonts w:ascii="Consolas" w:eastAsia="Times New Roman" w:hAnsi="Consolas" w:cs="Times New Roman"/>
+          <w:color w:val="D4D4D4"/>
+          <w:sz w:val="21"/>
+          <w:szCs w:val="21"/>
+        </w:rPr>
+        <w:t xml:space="preserve"> </w:t>
+      </w:r>
+      <w:r>
+        <w:rPr>
+          <w:rFonts w:ascii="Consolas" w:eastAsia="Times New Roman" w:hAnsi="Consolas" w:cs="Times New Roman"/>
+          <w:color w:val="B5CEA8"/>
+          <w:sz w:val="21"/>
+          <w:szCs w:val="21"/>
+        </w:rPr>
+        <w:t>10px</w:t>
+      </w:r>
+      <w:r>
+        <w:rPr>
+          <w:rFonts w:ascii="Consolas" w:eastAsia="Times New Roman" w:hAnsi="Consolas" w:cs="Times New Roman"/>
+          <w:color w:val="D4D4D4"/>
+          <w:sz w:val="21"/>
+          <w:szCs w:val="21"/>
+        </w:rPr>
+        <w:t xml:space="preserve"> </w:t>
+      </w:r>
+      <w:r>
+        <w:rPr>
+          <w:rFonts w:ascii="Consolas" w:eastAsia="Times New Roman" w:hAnsi="Consolas" w:cs="Times New Roman"/>
+          <w:color w:val="DCDCAA"/>
+          <w:sz w:val="21"/>
+          <w:szCs w:val="21"/>
+        </w:rPr>
+        <w:t>rgba</w:t>
+      </w:r>
+      <w:r>
+        <w:rPr>
+          <w:rFonts w:ascii="Consolas" w:eastAsia="Times New Roman" w:hAnsi="Consolas" w:cs="Times New Roman"/>
+          <w:color w:val="D4D4D4"/>
+          <w:sz w:val="21"/>
+          <w:szCs w:val="21"/>
+        </w:rPr>
+        <w:t>(</w:t>
+      </w:r>
+      <w:r>
+        <w:rPr>
+          <w:rFonts w:ascii="Consolas" w:eastAsia="Times New Roman" w:hAnsi="Consolas" w:cs="Times New Roman"/>
+          <w:color w:val="B5CEA8"/>
+          <w:sz w:val="21"/>
+          <w:szCs w:val="21"/>
+        </w:rPr>
+        <w:t>0</w:t>
+      </w:r>
+      <w:r>
+        <w:rPr>
+          <w:rFonts w:ascii="Consolas" w:eastAsia="Times New Roman" w:hAnsi="Consolas" w:cs="Times New Roman"/>
+          <w:color w:val="D4D4D4"/>
+          <w:sz w:val="21"/>
+          <w:szCs w:val="21"/>
+        </w:rPr>
+        <w:t xml:space="preserve">, </w:t>
+      </w:r>
+      <w:r>
+        <w:rPr>
+          <w:rFonts w:ascii="Consolas" w:eastAsia="Times New Roman" w:hAnsi="Consolas" w:cs="Times New Roman"/>
+          <w:color w:val="B5CEA8"/>
+          <w:sz w:val="21"/>
+          <w:szCs w:val="21"/>
+        </w:rPr>
+        <w:t>0</w:t>
+      </w:r>
+      <w:r>
+        <w:rPr>
+          <w:rFonts w:ascii="Consolas" w:eastAsia="Times New Roman" w:hAnsi="Consolas" w:cs="Times New Roman"/>
+          <w:color w:val="D4D4D4"/>
+          <w:sz w:val="21"/>
+          <w:szCs w:val="21"/>
+        </w:rPr>
+        <w:t xml:space="preserve">, </w:t>
+      </w:r>
+      <w:r>
+        <w:rPr>
+          <w:rFonts w:ascii="Consolas" w:eastAsia="Times New Roman" w:hAnsi="Consolas" w:cs="Times New Roman"/>
+          <w:color w:val="B5CEA8"/>
+          <w:sz w:val="21"/>
+          <w:szCs w:val="21"/>
+        </w:rPr>
+        <w:t>0</w:t>
+      </w:r>
+      <w:r>
+        <w:rPr>
+          <w:rFonts w:ascii="Consolas" w:eastAsia="Times New Roman" w:hAnsi="Consolas" w:cs="Times New Roman"/>
+          <w:color w:val="D4D4D4"/>
+          <w:sz w:val="21"/>
+          <w:szCs w:val="21"/>
+        </w:rPr>
+        <w:t xml:space="preserve">, </w:t>
+      </w:r>
+      <w:r>
+        <w:rPr>
+          <w:rFonts w:ascii="Consolas" w:eastAsia="Times New Roman" w:hAnsi="Consolas" w:cs="Times New Roman"/>
+          <w:color w:val="B5CEA8"/>
+          <w:sz w:val="21"/>
+          <w:szCs w:val="21"/>
+        </w:rPr>
+        <w:t>0.10</w:t>
+      </w:r>
+      <w:r>
+        <w:rPr>
+          <w:rFonts w:ascii="Consolas" w:eastAsia="Times New Roman" w:hAnsi="Consolas" w:cs="Times New Roman"/>
+          <w:color w:val="D4D4D4"/>
+          <w:sz w:val="21"/>
+          <w:szCs w:val="21"/>
+        </w:rPr>
+        <w:t>);</w:t>
+      </w:r>
+    </w:p>
+    <w:p>
+      <w:pPr>
+        <w:shd w:val="clear" w:color="auto" w:fill="1E1E1E"/>
+        <w:spacing w:after="0" w:line="285" w:lineRule="atLeast"/>
+        <w:rPr>
+          <w:rFonts w:ascii="Consolas" w:eastAsia="Times New Roman" w:hAnsi="Consolas" w:cs="Times New Roman"/>
+          <w:color w:val="D4D4D4"/>
+          <w:sz w:val="21"/>
+          <w:szCs w:val="21"/>
+        </w:rPr>
+      </w:pPr>
+      <w:r>
+        <w:rPr>
+          <w:rFonts w:ascii="Consolas" w:eastAsia="Times New Roman" w:hAnsi="Consolas" w:cs="Times New Roman"/>
+          <w:color w:val="D4D4D4"/>
+          <w:sz w:val="21"/>
+          <w:szCs w:val="21"/>
+        </w:rPr>
+        <w:t xml:space="preserve">    </w:t>
+      </w:r>
+      <w:r>
+        <w:rPr>
+          <w:rFonts w:ascii="Consolas" w:eastAsia="Times New Roman" w:hAnsi="Consolas" w:cs="Times New Roman"/>
+          <w:color w:val="9CDCFE"/>
+          <w:sz w:val="21"/>
+          <w:szCs w:val="21"/>
+        </w:rPr>
+        <w:t>overflow</w:t>
+      </w:r>
+      <w:r>
+        <w:rPr>
+          <w:rFonts w:ascii="Consolas" w:eastAsia="Times New Roman" w:hAnsi="Consolas" w:cs="Times New Roman"/>
+          <w:color w:val="D4D4D4"/>
+          <w:sz w:val="21"/>
+          <w:szCs w:val="21"/>
+        </w:rPr>
+        <w:t xml:space="preserve">: </w:t>
+      </w:r>
+      <w:r>
+        <w:rPr>
+          <w:rFonts w:ascii="Consolas" w:eastAsia="Times New Roman" w:hAnsi="Consolas" w:cs="Times New Roman"/>
+          <w:color w:val="CE9178"/>
+          <w:sz w:val="21"/>
+          <w:szCs w:val="21"/>
+        </w:rPr>
+        <w:t>hidden</w:t>
+      </w:r>
+      <w:r>
+        <w:rPr>
+          <w:rFonts w:ascii="Consolas" w:eastAsia="Times New Roman" w:hAnsi="Consolas" w:cs="Times New Roman"/>
+          <w:color w:val="D4D4D4"/>
+          <w:sz w:val="21"/>
+          <w:szCs w:val="21"/>
+        </w:rPr>
+        <w:t>;</w:t>
+      </w:r>
+    </w:p>
+    <w:p>
+      <w:pPr>
+        <w:shd w:val="clear" w:color="auto" w:fill="1E1E1E"/>
+        <w:spacing w:after="0" w:line="285" w:lineRule="atLeast"/>
+        <w:rPr>
+          <w:rFonts w:ascii="Consolas" w:eastAsia="Times New Roman" w:hAnsi="Consolas" w:cs="Times New Roman"/>
+          <w:color w:val="D4D4D4"/>
+          <w:sz w:val="21"/>
+          <w:szCs w:val="21"/>
+        </w:rPr>
+      </w:pPr>
+      <w:r>
+        <w:rPr>
+          <w:rFonts w:ascii="Consolas" w:eastAsia="Times New Roman" w:hAnsi="Consolas" w:cs="Times New Roman"/>
+          <w:color w:val="D4D4D4"/>
+          <w:sz w:val="21"/>
+          <w:szCs w:val="21"/>
+        </w:rPr>
+        <w:t>}</w:t>
+      </w:r>
+    </w:p>
+    <w:p>
+      <w:pPr>
+        <w:spacing w:after="0" w:line="240" w:lineRule="auto"/>
+        <w:rPr>
+          <w:rFonts w:ascii="Times New Roman" w:eastAsia="Times New Roman" w:hAnsi="Times New Roman" w:cs="Times New Roman"/>
+          <w:sz w:val="24"/>
+          <w:szCs w:val="24"/>
+        </w:rPr>
+      </w:pPr>
+      <w:r>
+        <w:rPr>
+          <w:rFonts w:ascii="Times New Roman" w:eastAsia="Times New Roman" w:hAnsi="Symbol" w:cs="Times New Roman"/>
+          <w:sz w:val="24"/>
+          <w:szCs w:val="24"/>
+        </w:rPr>
+        <w:t></w:t>
+      </w:r>
+      <w:r>
+        <w:rPr>
+          <w:rFonts w:ascii="Times New Roman" w:eastAsia="Times New Roman" w:hAnsi="Times New Roman" w:cs="Times New Roman"/>
+          <w:sz w:val="24"/>
+          <w:szCs w:val="24"/>
+        </w:rPr>
+        <w:t xml:space="preserve">  </w:t>
+      </w:r>
+      <w:r>
+        <w:rPr>
+          <w:rFonts w:ascii="Courier New" w:eastAsia="Times New Roman" w:hAnsi="Courier New" w:cs="Courier New"/>
+          <w:sz w:val="20"/>
+          <w:szCs w:val="20"/>
+        </w:rPr>
+        <w:t>background-color</w:t>
+      </w:r>
+      <w:r>
+        <w:rPr>
+          <w:rFonts w:ascii="Times New Roman" w:eastAsia="Times New Roman" w:hAnsi="Times New Roman" w:cs="Times New Roman"/>
+          <w:sz w:val="24"/>
+          <w:szCs w:val="24"/>
+        </w:rPr>
+        <w:t xml:space="preserve"> </w:t>
+      </w:r>
+    </w:p>
+    <w:p>
+      <w:pPr>
+        <w:spacing w:after="0" w:line="240" w:lineRule="auto"/>
+        <w:rPr>
+          <w:rFonts w:ascii="Times New Roman" w:eastAsia="Times New Roman" w:hAnsi="Times New Roman" w:cs="Times New Roman"/>
+          <w:sz w:val="24"/>
+          <w:szCs w:val="24"/>
+        </w:rPr>
+      </w:pPr>
+      <w:r>
+        <w:rPr>
+          <w:rFonts w:ascii="Times New Roman" w:eastAsia="Times New Roman" w:hAnsi="Symbol" w:cs="Times New Roman"/>
+          <w:sz w:val="24"/>
+          <w:szCs w:val="24"/>
+        </w:rPr>
+        <w:lastRenderedPageBreak/>
+        <w:t></w:t>
+      </w:r>
+      <w:r>
+        <w:rPr>
+          <w:rFonts w:ascii="Times New Roman" w:eastAsia="Times New Roman" w:hAnsi="Times New Roman" w:cs="Times New Roman"/>
+          <w:sz w:val="24"/>
+          <w:szCs w:val="24"/>
+        </w:rPr>
+        <w:t xml:space="preserve">  </w:t>
+      </w:r>
+      <w:r>
+        <w:rPr>
+          <w:rFonts w:ascii="Courier New" w:eastAsia="Times New Roman" w:hAnsi="Courier New" w:cs="Courier New"/>
+          <w:sz w:val="20"/>
+          <w:szCs w:val="20"/>
+        </w:rPr>
+        <w:t>border</w:t>
+      </w:r>
+      <w:r>
+        <w:rPr>
+          <w:rFonts w:ascii="Times New Roman" w:eastAsia="Times New Roman" w:hAnsi="Times New Roman" w:cs="Times New Roman"/>
+          <w:sz w:val="24"/>
+          <w:szCs w:val="24"/>
+        </w:rPr>
+        <w:t xml:space="preserve"> </w:t>
+      </w:r>
+    </w:p>
+    <w:p>
+      <w:pPr>
+        <w:spacing w:after="0" w:line="240" w:lineRule="auto"/>
+        <w:rPr>
+          <w:rFonts w:ascii="Times New Roman" w:eastAsia="Times New Roman" w:hAnsi="Times New Roman" w:cs="Times New Roman"/>
+          <w:sz w:val="24"/>
+          <w:szCs w:val="24"/>
+        </w:rPr>
+      </w:pPr>
+      <w:r>
+        <w:rPr>
+          <w:rFonts w:ascii="Times New Roman" w:eastAsia="Times New Roman" w:hAnsi="Symbol" w:cs="Times New Roman"/>
+          <w:sz w:val="24"/>
+          <w:szCs w:val="24"/>
+        </w:rPr>
+        <w:t></w:t>
+      </w:r>
+      <w:r>
+        <w:rPr>
+          <w:rFonts w:ascii="Times New Roman" w:eastAsia="Times New Roman" w:hAnsi="Times New Roman" w:cs="Times New Roman"/>
+          <w:sz w:val="24"/>
+          <w:szCs w:val="24"/>
+        </w:rPr>
+        <w:t xml:space="preserve">  </w:t>
+      </w:r>
+      <w:r>
+        <w:rPr>
+          <w:rFonts w:ascii="Courier New" w:eastAsia="Times New Roman" w:hAnsi="Courier New" w:cs="Courier New"/>
+          <w:sz w:val="20"/>
+          <w:szCs w:val="20"/>
+        </w:rPr>
+        <w:t>border-radius</w:t>
+      </w:r>
+      <w:r>
+        <w:rPr>
+          <w:rFonts w:ascii="Times New Roman" w:eastAsia="Times New Roman" w:hAnsi="Times New Roman" w:cs="Times New Roman"/>
+          <w:sz w:val="24"/>
+          <w:szCs w:val="24"/>
+        </w:rPr>
+        <w:t xml:space="preserve"> </w:t>
+      </w:r>
+    </w:p>
+    <w:p>
+      <w:pPr>
+        <w:rPr>
+          <w:rFonts w:ascii="Courier New" w:eastAsia="Times New Roman" w:hAnsi="Courier New" w:cs="Courier New"/>
+          <w:sz w:val="20"/>
+          <w:szCs w:val="20"/>
+        </w:rPr>
+      </w:pPr>
+      <w:r>
+        <w:rPr>
+          <w:rFonts w:ascii="Times New Roman" w:eastAsia="Times New Roman" w:hAnsi="Symbol" w:cs="Times New Roman"/>
+          <w:sz w:val="24"/>
+          <w:szCs w:val="24"/>
+        </w:rPr>
+        <w:t></w:t>
+      </w:r>
+      <w:r>
+        <w:rPr>
+          <w:rFonts w:ascii="Times New Roman" w:eastAsia="Times New Roman" w:hAnsi="Times New Roman" w:cs="Times New Roman"/>
+          <w:sz w:val="24"/>
+          <w:szCs w:val="24"/>
+        </w:rPr>
+        <w:t xml:space="preserve">  </w:t>
+      </w:r>
+      <w:r>
+        <w:rPr>
+          <w:rFonts w:ascii="Courier New" w:eastAsia="Times New Roman" w:hAnsi="Courier New" w:cs="Courier New"/>
+          <w:sz w:val="20"/>
+          <w:szCs w:val="20"/>
+        </w:rPr>
+        <w:t>box-shadow</w:t>
+      </w:r>
+    </w:p>
+    <w:p>
+      <w:pPr>
+        <w:rPr>
+          <w:rFonts w:ascii="Courier New" w:eastAsia="Times New Roman" w:hAnsi="Courier New" w:cs="Courier New"/>
+          <w:sz w:val="20"/>
+          <w:szCs w:val="20"/>
+        </w:rPr>
+      </w:pPr>
+      <w:r>
+        <w:rPr>
+          <w:rFonts w:ascii="Courier New" w:eastAsia="Times New Roman" w:hAnsi="Courier New" w:cs="Courier New"/>
+          <w:sz w:val="20"/>
+          <w:szCs w:val="20"/>
+        </w:rPr>
+        <w:t>padding egal pentru toate: cauti padding-zona</w:t>
+      </w:r>
+    </w:p>
+    <w:p>
+      <w:r>
+        <w:rPr>
+          <w:rStyle w:val="HTMLCode"/>
+          <w:rFonts w:eastAsiaTheme="minorHAnsi"/>
+        </w:rPr>
+        <w:t>padding</w:t>
+      </w:r>
+      <w:r>
+        <w:t xml:space="preserve"> pentru a distanța textul și conținutul de marginile fiecărei zone</w:t>
+      </w:r>
+    </w:p>
+    <w:p/>
+    <w:p/>
+    <w:p/>
+    <w:p/>
+    <w:p/>
+    <w:p>
+      <w:r>
+        <w:t>media responsive:</w:t>
+      </w:r>
+    </w:p>
+    <w:p>
+      <w:pPr>
+        <w:shd w:val="clear" w:color="auto" w:fill="1E1E1E"/>
+        <w:spacing w:line="285" w:lineRule="atLeast"/>
+      </w:pPr>
+      <w:r>
+        <w:t>media responsive:</w:t>
+      </w:r>
+    </w:p>
+    <w:p>
+      <w:pPr>
+        <w:shd w:val="clear" w:color="auto" w:fill="1E1E1E"/>
+        <w:spacing w:line="285" w:lineRule="atLeast"/>
+        <w:rPr>
+          <w:rFonts w:ascii="Consolas" w:eastAsia="Times New Roman" w:hAnsi="Consolas" w:cs="Times New Roman"/>
+          <w:color w:val="D4D4D4"/>
+          <w:sz w:val="21"/>
+          <w:szCs w:val="21"/>
+        </w:rPr>
+      </w:pPr>
+      <w:r>
+        <w:br/>
+      </w:r>
+      <w:r>
+        <w:rPr>
+          <w:rFonts w:ascii="Consolas" w:eastAsia="Times New Roman" w:hAnsi="Consolas" w:cs="Times New Roman"/>
+          <w:color w:val="6A9955"/>
+          <w:sz w:val="21"/>
+          <w:szCs w:val="21"/>
+        </w:rPr>
+        <w:t>/* =========================</w:t>
+      </w:r>
+    </w:p>
+    <w:p>
+      <w:pPr>
+        <w:shd w:val="clear" w:color="auto" w:fill="1E1E1E"/>
+        <w:spacing w:after="0" w:line="285" w:lineRule="atLeast"/>
+        <w:rPr>
+          <w:rFonts w:ascii="Consolas" w:eastAsia="Times New Roman" w:hAnsi="Consolas" w:cs="Times New Roman"/>
+          <w:color w:val="D4D4D4"/>
+          <w:sz w:val="21"/>
+          <w:szCs w:val="21"/>
+        </w:rPr>
+      </w:pPr>
+      <w:r>
+        <w:rPr>
+          <w:rFonts w:ascii="Consolas" w:eastAsia="Times New Roman" w:hAnsi="Consolas" w:cs="Times New Roman"/>
+          <w:color w:val="6A9955"/>
+          <w:sz w:val="21"/>
+          <w:szCs w:val="21"/>
+        </w:rPr>
+        <w:t>   MEDIA ELEMENTE</w:t>
+      </w:r>
+    </w:p>
+    <w:p>
+      <w:pPr>
+        <w:shd w:val="clear" w:color="auto" w:fill="1E1E1E"/>
+        <w:spacing w:after="0" w:line="285" w:lineRule="atLeast"/>
+        <w:rPr>
+          <w:rFonts w:ascii="Consolas" w:eastAsia="Times New Roman" w:hAnsi="Consolas" w:cs="Times New Roman"/>
+          <w:color w:val="D4D4D4"/>
+          <w:sz w:val="21"/>
+          <w:szCs w:val="21"/>
+        </w:rPr>
+      </w:pPr>
+      <w:r>
+        <w:rPr>
+          <w:rFonts w:ascii="Consolas" w:eastAsia="Times New Roman" w:hAnsi="Consolas" w:cs="Times New Roman"/>
+          <w:color w:val="6A9955"/>
+          <w:sz w:val="21"/>
+          <w:szCs w:val="21"/>
+        </w:rPr>
+        <w:t>========================= */</w:t>
+      </w:r>
+    </w:p>
+    <w:p>
+      <w:pPr>
+        <w:shd w:val="clear" w:color="auto" w:fill="1E1E1E"/>
+        <w:spacing w:after="0" w:line="285" w:lineRule="atLeast"/>
+        <w:rPr>
+          <w:rFonts w:ascii="Consolas" w:eastAsia="Times New Roman" w:hAnsi="Consolas" w:cs="Times New Roman"/>
+          <w:color w:val="D4D4D4"/>
+          <w:sz w:val="21"/>
+          <w:szCs w:val="21"/>
+        </w:rPr>
+      </w:pPr>
+      <w:r>
+        <w:rPr>
+          <w:rFonts w:ascii="Consolas" w:eastAsia="Times New Roman" w:hAnsi="Consolas" w:cs="Times New Roman"/>
+          <w:color w:val="D7BA7D"/>
+          <w:sz w:val="21"/>
+          <w:szCs w:val="21"/>
+        </w:rPr>
+        <w:t>img</w:t>
+      </w:r>
+      <w:r>
+        <w:rPr>
+          <w:rFonts w:ascii="Consolas" w:eastAsia="Times New Roman" w:hAnsi="Consolas" w:cs="Times New Roman"/>
+          <w:color w:val="D4D4D4"/>
+          <w:sz w:val="21"/>
+          <w:szCs w:val="21"/>
+        </w:rPr>
+        <w:t>,</w:t>
+      </w:r>
+    </w:p>
+    <w:p>
+      <w:pPr>
+        <w:shd w:val="clear" w:color="auto" w:fill="1E1E1E"/>
+        <w:spacing w:after="0" w:line="285" w:lineRule="atLeast"/>
+        <w:rPr>
+          <w:rFonts w:ascii="Consolas" w:eastAsia="Times New Roman" w:hAnsi="Consolas" w:cs="Times New Roman"/>
+          <w:color w:val="D4D4D4"/>
+          <w:sz w:val="21"/>
+          <w:szCs w:val="21"/>
+        </w:rPr>
+      </w:pPr>
+      <w:r>
+        <w:rPr>
+          <w:rFonts w:ascii="Consolas" w:eastAsia="Times New Roman" w:hAnsi="Consolas" w:cs="Times New Roman"/>
+          <w:color w:val="D7BA7D"/>
+          <w:sz w:val="21"/>
+          <w:szCs w:val="21"/>
+        </w:rPr>
+        <w:t>iframe</w:t>
+      </w:r>
+      <w:r>
+        <w:rPr>
+          <w:rFonts w:ascii="Consolas" w:eastAsia="Times New Roman" w:hAnsi="Consolas" w:cs="Times New Roman"/>
+          <w:color w:val="D4D4D4"/>
+          <w:sz w:val="21"/>
+          <w:szCs w:val="21"/>
+        </w:rPr>
+        <w:t>,</w:t>
+      </w:r>
+    </w:p>
+    <w:p>
+      <w:pPr>
+        <w:shd w:val="clear" w:color="auto" w:fill="1E1E1E"/>
+        <w:spacing w:after="0" w:line="285" w:lineRule="atLeast"/>
+        <w:rPr>
+          <w:rFonts w:ascii="Consolas" w:eastAsia="Times New Roman" w:hAnsi="Consolas" w:cs="Times New Roman"/>
+          <w:color w:val="D4D4D4"/>
+          <w:sz w:val="21"/>
+          <w:szCs w:val="21"/>
+        </w:rPr>
+      </w:pPr>
+      <w:r>
+        <w:rPr>
+          <w:rFonts w:ascii="Consolas" w:eastAsia="Times New Roman" w:hAnsi="Consolas" w:cs="Times New Roman"/>
+          <w:color w:val="D7BA7D"/>
+          <w:sz w:val="21"/>
+          <w:szCs w:val="21"/>
+        </w:rPr>
+        <w:t>video</w:t>
+      </w:r>
+      <w:r>
+        <w:rPr>
+          <w:rFonts w:ascii="Consolas" w:eastAsia="Times New Roman" w:hAnsi="Consolas" w:cs="Times New Roman"/>
+          <w:color w:val="D4D4D4"/>
+          <w:sz w:val="21"/>
+          <w:szCs w:val="21"/>
+        </w:rPr>
+        <w:t>,</w:t>
+      </w:r>
+    </w:p>
+    <w:p>
+      <w:pPr>
+        <w:shd w:val="clear" w:color="auto" w:fill="1E1E1E"/>
+        <w:spacing w:after="0" w:line="285" w:lineRule="atLeast"/>
+        <w:rPr>
+          <w:rFonts w:ascii="Consolas" w:eastAsia="Times New Roman" w:hAnsi="Consolas" w:cs="Times New Roman"/>
+          <w:color w:val="D4D4D4"/>
+          <w:sz w:val="21"/>
+          <w:szCs w:val="21"/>
+        </w:rPr>
+      </w:pPr>
+      <w:r>
+        <w:rPr>
+          <w:rFonts w:ascii="Consolas" w:eastAsia="Times New Roman" w:hAnsi="Consolas" w:cs="Times New Roman"/>
+          <w:color w:val="D7BA7D"/>
+          <w:sz w:val="21"/>
+          <w:szCs w:val="21"/>
+        </w:rPr>
+        <w:t>embed</w:t>
+      </w:r>
+      <w:r>
+        <w:rPr>
+          <w:rFonts w:ascii="Consolas" w:eastAsia="Times New Roman" w:hAnsi="Consolas" w:cs="Times New Roman"/>
+          <w:color w:val="D4D4D4"/>
+          <w:sz w:val="21"/>
+          <w:szCs w:val="21"/>
+        </w:rPr>
+        <w:t>,</w:t>
+      </w:r>
+    </w:p>
+    <w:p>
+      <w:pPr>
+        <w:shd w:val="clear" w:color="auto" w:fill="1E1E1E"/>
+        <w:spacing w:after="0" w:line="285" w:lineRule="atLeast"/>
+        <w:rPr>
+          <w:rFonts w:ascii="Consolas" w:eastAsia="Times New Roman" w:hAnsi="Consolas" w:cs="Times New Roman"/>
+          <w:color w:val="D4D4D4"/>
+          <w:sz w:val="21"/>
+          <w:szCs w:val="21"/>
+        </w:rPr>
+      </w:pPr>
+      <w:r>
+        <w:rPr>
+          <w:rFonts w:ascii="Consolas" w:eastAsia="Times New Roman" w:hAnsi="Consolas" w:cs="Times New Roman"/>
+          <w:color w:val="D7BA7D"/>
+          <w:sz w:val="21"/>
+          <w:szCs w:val="21"/>
+        </w:rPr>
+        <w:t>object</w:t>
+      </w:r>
+      <w:r>
+        <w:rPr>
+          <w:rFonts w:ascii="Consolas" w:eastAsia="Times New Roman" w:hAnsi="Consolas" w:cs="Times New Roman"/>
+          <w:color w:val="D4D4D4"/>
+          <w:sz w:val="21"/>
+          <w:szCs w:val="21"/>
+        </w:rPr>
+        <w:t xml:space="preserve"> {</w:t>
+      </w:r>
+    </w:p>
+    <w:p>
+      <w:pPr>
+        <w:shd w:val="clear" w:color="auto" w:fill="1E1E1E"/>
+        <w:spacing w:after="0" w:line="285" w:lineRule="atLeast"/>
+        <w:rPr>
+          <w:rFonts w:ascii="Consolas" w:eastAsia="Times New Roman" w:hAnsi="Consolas" w:cs="Times New Roman"/>
+          <w:color w:val="D4D4D4"/>
+          <w:sz w:val="21"/>
+          <w:szCs w:val="21"/>
+        </w:rPr>
+      </w:pPr>
+      <w:r>
+        <w:rPr>
+          <w:rFonts w:ascii="Consolas" w:eastAsia="Times New Roman" w:hAnsi="Consolas" w:cs="Times New Roman"/>
+          <w:color w:val="D4D4D4"/>
+          <w:sz w:val="21"/>
+          <w:szCs w:val="21"/>
+        </w:rPr>
+        <w:t xml:space="preserve">    </w:t>
+      </w:r>
+      <w:r>
+        <w:rPr>
+          <w:rFonts w:ascii="Consolas" w:eastAsia="Times New Roman" w:hAnsi="Consolas" w:cs="Times New Roman"/>
+          <w:color w:val="9CDCFE"/>
+          <w:sz w:val="21"/>
+          <w:szCs w:val="21"/>
+        </w:rPr>
+        <w:t>width</w:t>
+      </w:r>
+      <w:r>
+        <w:rPr>
+          <w:rFonts w:ascii="Consolas" w:eastAsia="Times New Roman" w:hAnsi="Consolas" w:cs="Times New Roman"/>
+          <w:color w:val="D4D4D4"/>
+          <w:sz w:val="21"/>
+          <w:szCs w:val="21"/>
+        </w:rPr>
+        <w:t xml:space="preserve">: </w:t>
+      </w:r>
+      <w:r>
+        <w:rPr>
+          <w:rFonts w:ascii="Consolas" w:eastAsia="Times New Roman" w:hAnsi="Consolas" w:cs="Times New Roman"/>
+          <w:color w:val="B5CEA8"/>
+          <w:sz w:val="21"/>
+          <w:szCs w:val="21"/>
+        </w:rPr>
+        <w:t>85%</w:t>
+      </w:r>
+      <w:r>
+        <w:rPr>
+          <w:rFonts w:ascii="Consolas" w:eastAsia="Times New Roman" w:hAnsi="Consolas" w:cs="Times New Roman"/>
+          <w:color w:val="D4D4D4"/>
+          <w:sz w:val="21"/>
+          <w:szCs w:val="21"/>
+        </w:rPr>
+        <w:t>;</w:t>
+      </w:r>
+    </w:p>
+    <w:p>
+      <w:pPr>
+        <w:shd w:val="clear" w:color="auto" w:fill="1E1E1E"/>
+        <w:spacing w:after="0" w:line="285" w:lineRule="atLeast"/>
+        <w:rPr>
+          <w:rFonts w:ascii="Consolas" w:eastAsia="Times New Roman" w:hAnsi="Consolas" w:cs="Times New Roman"/>
+          <w:color w:val="D4D4D4"/>
+          <w:sz w:val="21"/>
+          <w:szCs w:val="21"/>
+        </w:rPr>
+      </w:pPr>
+      <w:r>
+        <w:rPr>
+          <w:rFonts w:ascii="Consolas" w:eastAsia="Times New Roman" w:hAnsi="Consolas" w:cs="Times New Roman"/>
+          <w:color w:val="D4D4D4"/>
+          <w:sz w:val="21"/>
+          <w:szCs w:val="21"/>
+        </w:rPr>
+        <w:t xml:space="preserve">    </w:t>
+      </w:r>
+      <w:r>
+        <w:rPr>
+          <w:rFonts w:ascii="Consolas" w:eastAsia="Times New Roman" w:hAnsi="Consolas" w:cs="Times New Roman"/>
+          <w:color w:val="9CDCFE"/>
+          <w:sz w:val="21"/>
+          <w:szCs w:val="21"/>
+        </w:rPr>
+        <w:t>max-width</w:t>
+      </w:r>
+      <w:r>
+        <w:rPr>
+          <w:rFonts w:ascii="Consolas" w:eastAsia="Times New Roman" w:hAnsi="Consolas" w:cs="Times New Roman"/>
+          <w:color w:val="D4D4D4"/>
+          <w:sz w:val="21"/>
+          <w:szCs w:val="21"/>
+        </w:rPr>
+        <w:t xml:space="preserve">: </w:t>
+      </w:r>
+      <w:r>
+        <w:rPr>
+          <w:rFonts w:ascii="Consolas" w:eastAsia="Times New Roman" w:hAnsi="Consolas" w:cs="Times New Roman"/>
+          <w:color w:val="B5CEA8"/>
+          <w:sz w:val="21"/>
+          <w:szCs w:val="21"/>
+        </w:rPr>
+        <w:t>900px</w:t>
+      </w:r>
+      <w:r>
+        <w:rPr>
+          <w:rFonts w:ascii="Consolas" w:eastAsia="Times New Roman" w:hAnsi="Consolas" w:cs="Times New Roman"/>
+          <w:color w:val="D4D4D4"/>
+          <w:sz w:val="21"/>
+          <w:szCs w:val="21"/>
+        </w:rPr>
+        <w:t>;</w:t>
+      </w:r>
+    </w:p>
+    <w:p>
+      <w:pPr>
+        <w:shd w:val="clear" w:color="auto" w:fill="1E1E1E"/>
+        <w:spacing w:after="0" w:line="285" w:lineRule="atLeast"/>
+        <w:rPr>
+          <w:rFonts w:ascii="Consolas" w:eastAsia="Times New Roman" w:hAnsi="Consolas" w:cs="Times New Roman"/>
+          <w:color w:val="D4D4D4"/>
+          <w:sz w:val="21"/>
+          <w:szCs w:val="21"/>
+        </w:rPr>
+      </w:pPr>
+      <w:r>
+        <w:rPr>
+          <w:rFonts w:ascii="Consolas" w:eastAsia="Times New Roman" w:hAnsi="Consolas" w:cs="Times New Roman"/>
+          <w:color w:val="D4D4D4"/>
+          <w:sz w:val="21"/>
+          <w:szCs w:val="21"/>
+        </w:rPr>
+        <w:t xml:space="preserve">    </w:t>
+      </w:r>
+      <w:r>
+        <w:rPr>
+          <w:rFonts w:ascii="Consolas" w:eastAsia="Times New Roman" w:hAnsi="Consolas" w:cs="Times New Roman"/>
+          <w:color w:val="9CDCFE"/>
+          <w:sz w:val="21"/>
+          <w:szCs w:val="21"/>
+        </w:rPr>
+        <w:t>min-width</w:t>
+      </w:r>
+      <w:r>
+        <w:rPr>
+          <w:rFonts w:ascii="Consolas" w:eastAsia="Times New Roman" w:hAnsi="Consolas" w:cs="Times New Roman"/>
+          <w:color w:val="D4D4D4"/>
+          <w:sz w:val="21"/>
+          <w:szCs w:val="21"/>
+        </w:rPr>
+        <w:t xml:space="preserve">: </w:t>
+      </w:r>
+      <w:r>
+        <w:rPr>
+          <w:rFonts w:ascii="Consolas" w:eastAsia="Times New Roman" w:hAnsi="Consolas" w:cs="Times New Roman"/>
+          <w:color w:val="B5CEA8"/>
+          <w:sz w:val="21"/>
+          <w:szCs w:val="21"/>
+        </w:rPr>
+        <w:t>250px</w:t>
+      </w:r>
+      <w:r>
+        <w:rPr>
+          <w:rFonts w:ascii="Consolas" w:eastAsia="Times New Roman" w:hAnsi="Consolas" w:cs="Times New Roman"/>
+          <w:color w:val="D4D4D4"/>
+          <w:sz w:val="21"/>
+          <w:szCs w:val="21"/>
+        </w:rPr>
+        <w:t>;</w:t>
+      </w:r>
+    </w:p>
+    <w:p>
+      <w:pPr>
+        <w:shd w:val="clear" w:color="auto" w:fill="1E1E1E"/>
+        <w:spacing w:after="0" w:line="285" w:lineRule="atLeast"/>
+        <w:rPr>
+          <w:rFonts w:ascii="Consolas" w:eastAsia="Times New Roman" w:hAnsi="Consolas" w:cs="Times New Roman"/>
+          <w:color w:val="D4D4D4"/>
+          <w:sz w:val="21"/>
+          <w:szCs w:val="21"/>
+        </w:rPr>
+      </w:pPr>
+      <w:r>
+        <w:rPr>
+          <w:rFonts w:ascii="Consolas" w:eastAsia="Times New Roman" w:hAnsi="Consolas" w:cs="Times New Roman"/>
+          <w:color w:val="D4D4D4"/>
+          <w:sz w:val="21"/>
+          <w:szCs w:val="21"/>
+        </w:rPr>
+        <w:t xml:space="preserve">    </w:t>
+      </w:r>
+      <w:r>
+        <w:rPr>
+          <w:rFonts w:ascii="Consolas" w:eastAsia="Times New Roman" w:hAnsi="Consolas" w:cs="Times New Roman"/>
+          <w:color w:val="9CDCFE"/>
+          <w:sz w:val="21"/>
+          <w:szCs w:val="21"/>
+        </w:rPr>
+        <w:t>height</w:t>
+      </w:r>
+      <w:r>
+        <w:rPr>
+          <w:rFonts w:ascii="Consolas" w:eastAsia="Times New Roman" w:hAnsi="Consolas" w:cs="Times New Roman"/>
+          <w:color w:val="D4D4D4"/>
+          <w:sz w:val="21"/>
+          <w:szCs w:val="21"/>
+        </w:rPr>
+        <w:t xml:space="preserve">: </w:t>
+      </w:r>
+      <w:r>
+        <w:rPr>
+          <w:rFonts w:ascii="Consolas" w:eastAsia="Times New Roman" w:hAnsi="Consolas" w:cs="Times New Roman"/>
+          <w:color w:val="CE9178"/>
+          <w:sz w:val="21"/>
+          <w:szCs w:val="21"/>
+        </w:rPr>
+        <w:t>auto</w:t>
+      </w:r>
+      <w:r>
+        <w:rPr>
+          <w:rFonts w:ascii="Consolas" w:eastAsia="Times New Roman" w:hAnsi="Consolas" w:cs="Times New Roman"/>
+          <w:color w:val="D4D4D4"/>
+          <w:sz w:val="21"/>
+          <w:szCs w:val="21"/>
+        </w:rPr>
+        <w:t>;</w:t>
+      </w:r>
+    </w:p>
+    <w:p>
+      <w:pPr>
+        <w:shd w:val="clear" w:color="auto" w:fill="1E1E1E"/>
+        <w:spacing w:after="0" w:line="285" w:lineRule="atLeast"/>
+        <w:rPr>
+          <w:rFonts w:ascii="Consolas" w:eastAsia="Times New Roman" w:hAnsi="Consolas" w:cs="Times New Roman"/>
+          <w:color w:val="D4D4D4"/>
+          <w:sz w:val="21"/>
+          <w:szCs w:val="21"/>
+        </w:rPr>
+      </w:pPr>
+      <w:r>
+        <w:rPr>
+          <w:rFonts w:ascii="Consolas" w:eastAsia="Times New Roman" w:hAnsi="Consolas" w:cs="Times New Roman"/>
+          <w:color w:val="D4D4D4"/>
+          <w:sz w:val="21"/>
+          <w:szCs w:val="21"/>
+        </w:rPr>
+        <w:t xml:space="preserve">    </w:t>
+      </w:r>
+      <w:r>
+        <w:rPr>
+          <w:rFonts w:ascii="Consolas" w:eastAsia="Times New Roman" w:hAnsi="Consolas" w:cs="Times New Roman"/>
+          <w:color w:val="9CDCFE"/>
+          <w:sz w:val="21"/>
+          <w:szCs w:val="21"/>
+        </w:rPr>
+        <w:t>display</w:t>
+      </w:r>
+      <w:r>
+        <w:rPr>
+          <w:rFonts w:ascii="Consolas" w:eastAsia="Times New Roman" w:hAnsi="Consolas" w:cs="Times New Roman"/>
+          <w:color w:val="D4D4D4"/>
+          <w:sz w:val="21"/>
+          <w:szCs w:val="21"/>
+        </w:rPr>
+        <w:t xml:space="preserve">: </w:t>
+      </w:r>
+      <w:r>
+        <w:rPr>
+          <w:rFonts w:ascii="Consolas" w:eastAsia="Times New Roman" w:hAnsi="Consolas" w:cs="Times New Roman"/>
+          <w:color w:val="CE9178"/>
+          <w:sz w:val="21"/>
+          <w:szCs w:val="21"/>
+        </w:rPr>
+        <w:t>block</w:t>
+      </w:r>
+      <w:r>
+        <w:rPr>
+          <w:rFonts w:ascii="Consolas" w:eastAsia="Times New Roman" w:hAnsi="Consolas" w:cs="Times New Roman"/>
+          <w:color w:val="D4D4D4"/>
+          <w:sz w:val="21"/>
+          <w:szCs w:val="21"/>
+        </w:rPr>
+        <w:t>;</w:t>
+      </w:r>
+    </w:p>
+    <w:p>
+      <w:pPr>
+        <w:shd w:val="clear" w:color="auto" w:fill="1E1E1E"/>
+        <w:spacing w:after="0" w:line="285" w:lineRule="atLeast"/>
+        <w:rPr>
+          <w:rFonts w:ascii="Consolas" w:eastAsia="Times New Roman" w:hAnsi="Consolas" w:cs="Times New Roman"/>
+          <w:color w:val="D4D4D4"/>
+          <w:sz w:val="21"/>
+          <w:szCs w:val="21"/>
+        </w:rPr>
+      </w:pPr>
+      <w:r>
+        <w:rPr>
+          <w:rFonts w:ascii="Consolas" w:eastAsia="Times New Roman" w:hAnsi="Consolas" w:cs="Times New Roman"/>
+          <w:color w:val="D4D4D4"/>
+          <w:sz w:val="21"/>
+          <w:szCs w:val="21"/>
+        </w:rPr>
+        <w:t xml:space="preserve">    </w:t>
+      </w:r>
+      <w:r>
+        <w:rPr>
+          <w:rFonts w:ascii="Consolas" w:eastAsia="Times New Roman" w:hAnsi="Consolas" w:cs="Times New Roman"/>
+          <w:color w:val="9CDCFE"/>
+          <w:sz w:val="21"/>
+          <w:szCs w:val="21"/>
+        </w:rPr>
+        <w:t>margin-left</w:t>
+      </w:r>
+      <w:r>
+        <w:rPr>
+          <w:rFonts w:ascii="Consolas" w:eastAsia="Times New Roman" w:hAnsi="Consolas" w:cs="Times New Roman"/>
+          <w:color w:val="D4D4D4"/>
+          <w:sz w:val="21"/>
+          <w:szCs w:val="21"/>
+        </w:rPr>
+        <w:t xml:space="preserve">: </w:t>
+      </w:r>
+      <w:r>
+        <w:rPr>
+          <w:rFonts w:ascii="Consolas" w:eastAsia="Times New Roman" w:hAnsi="Consolas" w:cs="Times New Roman"/>
+          <w:color w:val="CE9178"/>
+          <w:sz w:val="21"/>
+          <w:szCs w:val="21"/>
+        </w:rPr>
+        <w:t>auto</w:t>
+      </w:r>
+      <w:r>
+        <w:rPr>
+          <w:rFonts w:ascii="Consolas" w:eastAsia="Times New Roman" w:hAnsi="Consolas" w:cs="Times New Roman"/>
+          <w:color w:val="D4D4D4"/>
+          <w:sz w:val="21"/>
+          <w:szCs w:val="21"/>
+        </w:rPr>
+        <w:t>;</w:t>
+      </w:r>
+    </w:p>
+    <w:p>
+      <w:pPr>
+        <w:shd w:val="clear" w:color="auto" w:fill="1E1E1E"/>
+        <w:spacing w:after="0" w:line="285" w:lineRule="atLeast"/>
+        <w:rPr>
+          <w:rFonts w:ascii="Consolas" w:eastAsia="Times New Roman" w:hAnsi="Consolas" w:cs="Times New Roman"/>
+          <w:color w:val="D4D4D4"/>
+          <w:sz w:val="21"/>
+          <w:szCs w:val="21"/>
+        </w:rPr>
+      </w:pPr>
+      <w:r>
+        <w:rPr>
+          <w:rFonts w:ascii="Consolas" w:eastAsia="Times New Roman" w:hAnsi="Consolas" w:cs="Times New Roman"/>
+          <w:color w:val="D4D4D4"/>
+          <w:sz w:val="21"/>
+          <w:szCs w:val="21"/>
+        </w:rPr>
+        <w:t xml:space="preserve">    </w:t>
+      </w:r>
+      <w:r>
+        <w:rPr>
+          <w:rFonts w:ascii="Consolas" w:eastAsia="Times New Roman" w:hAnsi="Consolas" w:cs="Times New Roman"/>
+          <w:color w:val="9CDCFE"/>
+          <w:sz w:val="21"/>
+          <w:szCs w:val="21"/>
+        </w:rPr>
+        <w:t>margin-right</w:t>
+      </w:r>
+      <w:r>
+        <w:rPr>
+          <w:rFonts w:ascii="Consolas" w:eastAsia="Times New Roman" w:hAnsi="Consolas" w:cs="Times New Roman"/>
+          <w:color w:val="D4D4D4"/>
+          <w:sz w:val="21"/>
+          <w:szCs w:val="21"/>
+        </w:rPr>
+        <w:t xml:space="preserve">: </w:t>
+      </w:r>
+      <w:r>
+        <w:rPr>
+          <w:rFonts w:ascii="Consolas" w:eastAsia="Times New Roman" w:hAnsi="Consolas" w:cs="Times New Roman"/>
+          <w:color w:val="CE9178"/>
+          <w:sz w:val="21"/>
+          <w:szCs w:val="21"/>
+        </w:rPr>
+        <w:t>auto</w:t>
+      </w:r>
+      <w:r>
+        <w:rPr>
+          <w:rFonts w:ascii="Consolas" w:eastAsia="Times New Roman" w:hAnsi="Consolas" w:cs="Times New Roman"/>
+          <w:color w:val="D4D4D4"/>
+          <w:sz w:val="21"/>
+          <w:szCs w:val="21"/>
+        </w:rPr>
+        <w:t>;</w:t>
+      </w:r>
+    </w:p>
+    <w:p>
+      <w:pPr>
+        <w:shd w:val="clear" w:color="auto" w:fill="1E1E1E"/>
+        <w:spacing w:after="0" w:line="285" w:lineRule="atLeast"/>
+        <w:rPr>
+          <w:rFonts w:ascii="Consolas" w:eastAsia="Times New Roman" w:hAnsi="Consolas" w:cs="Times New Roman"/>
+          <w:color w:val="D4D4D4"/>
+          <w:sz w:val="21"/>
+          <w:szCs w:val="21"/>
+        </w:rPr>
+      </w:pPr>
+      <w:r>
+        <w:rPr>
+          <w:rFonts w:ascii="Consolas" w:eastAsia="Times New Roman" w:hAnsi="Consolas" w:cs="Times New Roman"/>
+          <w:color w:val="D4D4D4"/>
+          <w:sz w:val="21"/>
+          <w:szCs w:val="21"/>
+        </w:rPr>
+        <w:t>}</w:t>
+      </w:r>
+    </w:p>
+    <w:p>
+      <w:pPr>
+        <w:shd w:val="clear" w:color="auto" w:fill="1E1E1E"/>
+        <w:spacing w:after="0" w:line="285" w:lineRule="atLeast"/>
+        <w:rPr>
+          <w:rFonts w:ascii="Consolas" w:eastAsia="Times New Roman" w:hAnsi="Consolas" w:cs="Times New Roman"/>
+          <w:color w:val="D4D4D4"/>
+          <w:sz w:val="21"/>
+          <w:szCs w:val="21"/>
+        </w:rPr>
+      </w:pPr>
+    </w:p>
+    <w:p>
+      <w:pPr>
+        <w:shd w:val="clear" w:color="auto" w:fill="1E1E1E"/>
+        <w:spacing w:after="0" w:line="285" w:lineRule="atLeast"/>
+        <w:rPr>
+          <w:rFonts w:ascii="Consolas" w:eastAsia="Times New Roman" w:hAnsi="Consolas" w:cs="Times New Roman"/>
+          <w:color w:val="D4D4D4"/>
+          <w:sz w:val="21"/>
+          <w:szCs w:val="21"/>
+        </w:rPr>
+      </w:pPr>
+      <w:r>
+        <w:rPr>
+          <w:rFonts w:ascii="Consolas" w:eastAsia="Times New Roman" w:hAnsi="Consolas" w:cs="Times New Roman"/>
+          <w:color w:val="D7BA7D"/>
+          <w:sz w:val="21"/>
+          <w:szCs w:val="21"/>
+        </w:rPr>
+        <w:t>iframe</w:t>
+      </w:r>
+      <w:r>
+        <w:rPr>
+          <w:rFonts w:ascii="Consolas" w:eastAsia="Times New Roman" w:hAnsi="Consolas" w:cs="Times New Roman"/>
+          <w:color w:val="D4D4D4"/>
+          <w:sz w:val="21"/>
+          <w:szCs w:val="21"/>
+        </w:rPr>
+        <w:t xml:space="preserve"> {</w:t>
+      </w:r>
+    </w:p>
+    <w:p>
+      <w:pPr>
+        <w:shd w:val="clear" w:color="auto" w:fill="1E1E1E"/>
+        <w:spacing w:after="0" w:line="285" w:lineRule="atLeast"/>
+        <w:rPr>
+          <w:rFonts w:ascii="Consolas" w:eastAsia="Times New Roman" w:hAnsi="Consolas" w:cs="Times New Roman"/>
+          <w:color w:val="D4D4D4"/>
+          <w:sz w:val="21"/>
+          <w:szCs w:val="21"/>
+        </w:rPr>
+      </w:pPr>
+      <w:r>
+        <w:rPr>
+          <w:rFonts w:ascii="Consolas" w:eastAsia="Times New Roman" w:hAnsi="Consolas" w:cs="Times New Roman"/>
+          <w:color w:val="D4D4D4"/>
+          <w:sz w:val="21"/>
+          <w:szCs w:val="21"/>
+        </w:rPr>
+        <w:t xml:space="preserve">    </w:t>
+      </w:r>
+      <w:r>
+        <w:rPr>
+          <w:rFonts w:ascii="Consolas" w:eastAsia="Times New Roman" w:hAnsi="Consolas" w:cs="Times New Roman"/>
+          <w:color w:val="9CDCFE"/>
+          <w:sz w:val="21"/>
+          <w:szCs w:val="21"/>
+        </w:rPr>
+        <w:t>min-height</w:t>
+      </w:r>
+      <w:r>
+        <w:rPr>
+          <w:rFonts w:ascii="Consolas" w:eastAsia="Times New Roman" w:hAnsi="Consolas" w:cs="Times New Roman"/>
+          <w:color w:val="D4D4D4"/>
+          <w:sz w:val="21"/>
+          <w:szCs w:val="21"/>
+        </w:rPr>
+        <w:t xml:space="preserve">: </w:t>
+      </w:r>
+      <w:r>
+        <w:rPr>
+          <w:rFonts w:ascii="Consolas" w:eastAsia="Times New Roman" w:hAnsi="Consolas" w:cs="Times New Roman"/>
+          <w:color w:val="B5CEA8"/>
+          <w:sz w:val="21"/>
+          <w:szCs w:val="21"/>
+        </w:rPr>
+        <w:t>315px</w:t>
+      </w:r>
+      <w:r>
+        <w:rPr>
+          <w:rFonts w:ascii="Consolas" w:eastAsia="Times New Roman" w:hAnsi="Consolas" w:cs="Times New Roman"/>
+          <w:color w:val="D4D4D4"/>
+          <w:sz w:val="21"/>
+          <w:szCs w:val="21"/>
+        </w:rPr>
+        <w:t>;</w:t>
+      </w:r>
+    </w:p>
+    <w:p>
+      <w:pPr>
+        <w:shd w:val="clear" w:color="auto" w:fill="1E1E1E"/>
+        <w:spacing w:after="0" w:line="285" w:lineRule="atLeast"/>
+        <w:rPr>
+          <w:rFonts w:ascii="Consolas" w:eastAsia="Times New Roman" w:hAnsi="Consolas" w:cs="Times New Roman"/>
+          <w:color w:val="D4D4D4"/>
+          <w:sz w:val="21"/>
+          <w:szCs w:val="21"/>
+        </w:rPr>
+      </w:pPr>
+      <w:r>
+        <w:rPr>
+          <w:rFonts w:ascii="Consolas" w:eastAsia="Times New Roman" w:hAnsi="Consolas" w:cs="Times New Roman"/>
+          <w:color w:val="D4D4D4"/>
+          <w:sz w:val="21"/>
+          <w:szCs w:val="21"/>
+        </w:rPr>
+        <w:t>}</w:t>
+      </w:r>
+    </w:p>
+    <w:p>
+      <w:pPr>
+        <w:shd w:val="clear" w:color="auto" w:fill="1E1E1E"/>
+        <w:spacing w:after="0" w:line="285" w:lineRule="atLeast"/>
+        <w:rPr>
+          <w:rFonts w:ascii="Consolas" w:eastAsia="Times New Roman" w:hAnsi="Consolas" w:cs="Times New Roman"/>
+          <w:color w:val="D4D4D4"/>
+          <w:sz w:val="21"/>
+          <w:szCs w:val="21"/>
+        </w:rPr>
+      </w:pPr>
+    </w:p>
+    <w:p>
+      <w:pPr>
+        <w:shd w:val="clear" w:color="auto" w:fill="1E1E1E"/>
+        <w:spacing w:after="0" w:line="285" w:lineRule="atLeast"/>
+        <w:rPr>
+          <w:rFonts w:ascii="Consolas" w:eastAsia="Times New Roman" w:hAnsi="Consolas" w:cs="Times New Roman"/>
+          <w:color w:val="D4D4D4"/>
+          <w:sz w:val="21"/>
+          <w:szCs w:val="21"/>
+        </w:rPr>
+      </w:pPr>
+      <w:r>
+        <w:rPr>
+          <w:rFonts w:ascii="Consolas" w:eastAsia="Times New Roman" w:hAnsi="Consolas" w:cs="Times New Roman"/>
+          <w:color w:val="D7BA7D"/>
+          <w:sz w:val="21"/>
+          <w:szCs w:val="21"/>
+        </w:rPr>
+        <w:t>embed</w:t>
+      </w:r>
+      <w:r>
+        <w:rPr>
+          <w:rFonts w:ascii="Consolas" w:eastAsia="Times New Roman" w:hAnsi="Consolas" w:cs="Times New Roman"/>
+          <w:color w:val="D4D4D4"/>
+          <w:sz w:val="21"/>
+          <w:szCs w:val="21"/>
+        </w:rPr>
+        <w:t xml:space="preserve"> {</w:t>
+      </w:r>
+    </w:p>
+    <w:p>
+      <w:pPr>
+        <w:shd w:val="clear" w:color="auto" w:fill="1E1E1E"/>
+        <w:spacing w:after="0" w:line="285" w:lineRule="atLeast"/>
+        <w:rPr>
+          <w:rFonts w:ascii="Consolas" w:eastAsia="Times New Roman" w:hAnsi="Consolas" w:cs="Times New Roman"/>
+          <w:color w:val="D4D4D4"/>
+          <w:sz w:val="21"/>
+          <w:szCs w:val="21"/>
+        </w:rPr>
+      </w:pPr>
+      <w:r>
+        <w:rPr>
+          <w:rFonts w:ascii="Consolas" w:eastAsia="Times New Roman" w:hAnsi="Consolas" w:cs="Times New Roman"/>
+          <w:color w:val="D4D4D4"/>
+          <w:sz w:val="21"/>
+          <w:szCs w:val="21"/>
+        </w:rPr>
+        <w:t xml:space="preserve">    </w:t>
+      </w:r>
+      <w:r>
+        <w:rPr>
+          <w:rFonts w:ascii="Consolas" w:eastAsia="Times New Roman" w:hAnsi="Consolas" w:cs="Times New Roman"/>
+          <w:color w:val="9CDCFE"/>
+          <w:sz w:val="21"/>
+          <w:szCs w:val="21"/>
+        </w:rPr>
+        <w:t>min-height</w:t>
+      </w:r>
+      <w:r>
+        <w:rPr>
+          <w:rFonts w:ascii="Consolas" w:eastAsia="Times New Roman" w:hAnsi="Consolas" w:cs="Times New Roman"/>
+          <w:color w:val="D4D4D4"/>
+          <w:sz w:val="21"/>
+          <w:szCs w:val="21"/>
+        </w:rPr>
+        <w:t xml:space="preserve">: </w:t>
+      </w:r>
+      <w:r>
+        <w:rPr>
+          <w:rFonts w:ascii="Consolas" w:eastAsia="Times New Roman" w:hAnsi="Consolas" w:cs="Times New Roman"/>
+          <w:color w:val="B5CEA8"/>
+          <w:sz w:val="21"/>
+          <w:szCs w:val="21"/>
+        </w:rPr>
+        <w:t>400px</w:t>
+      </w:r>
+      <w:r>
+        <w:rPr>
+          <w:rFonts w:ascii="Consolas" w:eastAsia="Times New Roman" w:hAnsi="Consolas" w:cs="Times New Roman"/>
+          <w:color w:val="D4D4D4"/>
+          <w:sz w:val="21"/>
+          <w:szCs w:val="21"/>
+        </w:rPr>
+        <w:t>;</w:t>
+      </w:r>
+    </w:p>
+    <w:p>
+      <w:pPr>
+        <w:shd w:val="clear" w:color="auto" w:fill="1E1E1E"/>
+        <w:spacing w:after="0" w:line="285" w:lineRule="atLeast"/>
+        <w:rPr>
+          <w:rFonts w:ascii="Consolas" w:eastAsia="Times New Roman" w:hAnsi="Consolas" w:cs="Times New Roman"/>
+          <w:color w:val="D4D4D4"/>
+          <w:sz w:val="21"/>
+          <w:szCs w:val="21"/>
+        </w:rPr>
+      </w:pPr>
+      <w:r>
+        <w:rPr>
+          <w:rFonts w:ascii="Consolas" w:eastAsia="Times New Roman" w:hAnsi="Consolas" w:cs="Times New Roman"/>
+          <w:color w:val="D4D4D4"/>
+          <w:sz w:val="21"/>
+          <w:szCs w:val="21"/>
+        </w:rPr>
+        <w:t>}</w:t>
+      </w:r>
+    </w:p>
+    <w:p>
+      <w:r>
+        <w:t xml:space="preserve">+ sub unde e gridul pt ecrane mici </w:t>
+      </w:r>
+    </w:p>
+    <w:p>
+      <w:r>
+        <w:lastRenderedPageBreak/>
+        <w:t xml:space="preserve">Elementele media care aveau lățimi presetate au fost făcute responsive prin folosirea unei lățimi procentuale, împreună cu valori de </w:t>
+      </w:r>
+      <w:r>
+        <w:rPr>
+          <w:rStyle w:val="HTMLCode"/>
+          <w:rFonts w:eastAsiaTheme="minorHAnsi"/>
+        </w:rPr>
+        <w:t>max-width</w:t>
+      </w:r>
+      <w:r>
+        <w:t xml:space="preserve"> și </w:t>
+      </w:r>
+      <w:r>
+        <w:rPr>
+          <w:rStyle w:val="HTMLCode"/>
+          <w:rFonts w:eastAsiaTheme="minorHAnsi"/>
+        </w:rPr>
+        <w:t>min-width</w:t>
+      </w:r>
+      <w:r>
+        <w:t>. În felul acesta ele se adaptează la ecran, dar nu devin nici prea mari, nici prea mici</w:t>
+      </w:r>
+    </w:p>
+    <w:p/>
+    <w:p>
+      <w:pPr>
+        <w:pStyle w:val="Heading3"/>
+      </w:pPr>
+      <w:r>
+        <w:rPr>
+          <w:rStyle w:val="HTMLCode"/>
+        </w:rPr>
+        <w:t>width: 85%</w:t>
+      </w:r>
+    </w:p>
+    <w:p>
+      <w:pPr>
+        <w:pStyle w:val="NormalWeb"/>
+      </w:pPr>
+      <w:r>
+        <w:t xml:space="preserve">→ ocupă </w:t>
+      </w:r>
+      <w:r>
+        <w:rPr>
+          <w:rStyle w:val="Strong"/>
+        </w:rPr>
+        <w:t>85% din container</w:t>
+      </w:r>
+      <w:r>
+        <w:br/>
+      </w:r>
+      <w:r>
+        <w:rPr>
+          <w:rFonts w:ascii="Segoe UI Symbol" w:hAnsi="Segoe UI Symbol" w:cs="Segoe UI Symbol"/>
+        </w:rPr>
+        <w:t>👉</w:t>
+      </w:r>
+      <w:r>
+        <w:t xml:space="preserve"> responsive (nu dimensiune fixă)</w:t>
+      </w:r>
+    </w:p>
+    <w:p>
+      <w:pPr>
+        <w:spacing w:before="100" w:beforeAutospacing="1" w:after="100" w:afterAutospacing="1" w:line="240" w:lineRule="auto"/>
+        <w:outlineLvl w:val="2"/>
+        <w:rPr>
+          <w:rFonts w:ascii="Times New Roman" w:eastAsia="Times New Roman" w:hAnsi="Times New Roman" w:cs="Times New Roman"/>
+          <w:b/>
+          <w:bCs/>
+          <w:sz w:val="27"/>
+          <w:szCs w:val="27"/>
+        </w:rPr>
+      </w:pPr>
+      <w:r>
+        <w:rPr>
+          <w:rFonts w:ascii="Courier New" w:eastAsia="Times New Roman" w:hAnsi="Courier New" w:cs="Courier New"/>
+          <w:b/>
+          <w:bCs/>
+          <w:sz w:val="20"/>
+          <w:szCs w:val="20"/>
+        </w:rPr>
+        <w:t>height: auto</w:t>
+      </w:r>
+    </w:p>
+    <w:p>
+      <w:pPr>
+        <w:spacing w:before="100" w:beforeAutospacing="1" w:after="100" w:afterAutospacing="1" w:line="240" w:lineRule="auto"/>
+        <w:rPr>
+          <w:rFonts w:ascii="Times New Roman" w:eastAsia="Times New Roman" w:hAnsi="Times New Roman" w:cs="Times New Roman"/>
+          <w:sz w:val="24"/>
+          <w:szCs w:val="24"/>
+        </w:rPr>
+      </w:pPr>
+      <w:r>
+        <w:rPr>
+          <w:rFonts w:ascii="Times New Roman" w:eastAsia="Times New Roman" w:hAnsi="Times New Roman" w:cs="Times New Roman"/>
+          <w:sz w:val="24"/>
+          <w:szCs w:val="24"/>
+        </w:rPr>
+        <w:t xml:space="preserve">→ </w:t>
+      </w:r>
+      <w:r>
+        <w:rPr>
+          <w:rFonts w:ascii="Times New Roman" w:eastAsia="Times New Roman" w:hAnsi="Times New Roman" w:cs="Times New Roman"/>
+          <w:b/>
+          <w:bCs/>
+          <w:sz w:val="24"/>
+          <w:szCs w:val="24"/>
+        </w:rPr>
+        <w:t>păstrează proporțiile</w:t>
+      </w:r>
+      <w:r>
+        <w:rPr>
+          <w:rFonts w:ascii="Times New Roman" w:eastAsia="Times New Roman" w:hAnsi="Times New Roman" w:cs="Times New Roman"/>
+          <w:sz w:val="24"/>
+          <w:szCs w:val="24"/>
+        </w:rPr>
+        <w:br/>
+      </w:r>
+      <w:r>
+        <w:rPr>
+          <w:rFonts w:ascii="Segoe UI Symbol" w:eastAsia="Times New Roman" w:hAnsi="Segoe UI Symbol" w:cs="Segoe UI Symbol"/>
+          <w:sz w:val="24"/>
+          <w:szCs w:val="24"/>
+        </w:rPr>
+        <w:t>👉</w:t>
+      </w:r>
+      <w:r>
+        <w:rPr>
+          <w:rFonts w:ascii="Times New Roman" w:eastAsia="Times New Roman" w:hAnsi="Times New Roman" w:cs="Times New Roman"/>
+          <w:sz w:val="24"/>
+          <w:szCs w:val="24"/>
+        </w:rPr>
+        <w:t xml:space="preserve"> nu def</w:t>
       </w:r>
       <w:bookmarkStart w:id="0" w:name="_GoBack"/>
       <w:bookmarkEnd w:id="0"/>
-    </w:p>
+      <w:r>
+        <w:rPr>
+          <w:rFonts w:ascii="Times New Roman" w:eastAsia="Times New Roman" w:hAnsi="Times New Roman" w:cs="Times New Roman"/>
+          <w:sz w:val="24"/>
+          <w:szCs w:val="24"/>
+        </w:rPr>
+        <w:t>ormează imaginea/video</w:t>
+      </w:r>
+    </w:p>
+    <w:p>
+      <w:pPr>
+        <w:spacing w:after="0" w:line="240" w:lineRule="auto"/>
+        <w:rPr>
+          <w:rFonts w:ascii="Times New Roman" w:eastAsia="Times New Roman" w:hAnsi="Times New Roman" w:cs="Times New Roman"/>
+          <w:sz w:val="24"/>
+          <w:szCs w:val="24"/>
+        </w:rPr>
+      </w:pPr>
+      <w:r>
+        <w:rPr>
+          <w:rFonts w:ascii="Times New Roman" w:eastAsia="Times New Roman" w:hAnsi="Times New Roman" w:cs="Times New Roman"/>
+          <w:sz w:val="24"/>
+          <w:szCs w:val="24"/>
+        </w:rPr>
+        <w:pict>
+          <v:rect id="_x0000_i1105" style="width:0;height:1.5pt" o:hralign="center" o:hrstd="t" o:hr="t" fillcolor="#a0a0a0" stroked="f"/>
+        </w:pict>
+      </w:r>
+    </w:p>
+    <w:p>
+      <w:pPr>
+        <w:spacing w:before="100" w:beforeAutospacing="1" w:after="100" w:afterAutospacing="1" w:line="240" w:lineRule="auto"/>
+        <w:outlineLvl w:val="2"/>
+        <w:rPr>
+          <w:rFonts w:ascii="Times New Roman" w:eastAsia="Times New Roman" w:hAnsi="Times New Roman" w:cs="Times New Roman"/>
+          <w:b/>
+          <w:bCs/>
+          <w:sz w:val="27"/>
+          <w:szCs w:val="27"/>
+        </w:rPr>
+      </w:pPr>
+      <w:r>
+        <w:rPr>
+          <w:rFonts w:ascii="Courier New" w:eastAsia="Times New Roman" w:hAnsi="Courier New" w:cs="Courier New"/>
+          <w:b/>
+          <w:bCs/>
+          <w:sz w:val="20"/>
+          <w:szCs w:val="20"/>
+        </w:rPr>
+        <w:t>display: block</w:t>
+      </w:r>
+    </w:p>
+    <w:p>
+      <w:pPr>
+        <w:spacing w:before="100" w:beforeAutospacing="1" w:after="100" w:afterAutospacing="1" w:line="240" w:lineRule="auto"/>
+        <w:rPr>
+          <w:rFonts w:ascii="Times New Roman" w:eastAsia="Times New Roman" w:hAnsi="Times New Roman" w:cs="Times New Roman"/>
+          <w:sz w:val="24"/>
+          <w:szCs w:val="24"/>
+        </w:rPr>
+      </w:pPr>
+      <w:r>
+        <w:rPr>
+          <w:rFonts w:ascii="Times New Roman" w:eastAsia="Times New Roman" w:hAnsi="Times New Roman" w:cs="Times New Roman"/>
+          <w:sz w:val="24"/>
+          <w:szCs w:val="24"/>
+        </w:rPr>
+        <w:t xml:space="preserve">→ elementul devine </w:t>
+      </w:r>
+      <w:r>
+        <w:rPr>
+          <w:rFonts w:ascii="Times New Roman" w:eastAsia="Times New Roman" w:hAnsi="Times New Roman" w:cs="Times New Roman"/>
+          <w:b/>
+          <w:bCs/>
+          <w:sz w:val="24"/>
+          <w:szCs w:val="24"/>
+        </w:rPr>
+        <w:t>block</w:t>
+      </w:r>
+      <w:r>
+        <w:rPr>
+          <w:rFonts w:ascii="Times New Roman" w:eastAsia="Times New Roman" w:hAnsi="Times New Roman" w:cs="Times New Roman"/>
+          <w:sz w:val="24"/>
+          <w:szCs w:val="24"/>
+        </w:rPr>
+        <w:br/>
+      </w:r>
+      <w:r>
+        <w:rPr>
+          <w:rFonts w:ascii="Segoe UI Symbol" w:eastAsia="Times New Roman" w:hAnsi="Segoe UI Symbol" w:cs="Segoe UI Symbol"/>
+          <w:sz w:val="24"/>
+          <w:szCs w:val="24"/>
+        </w:rPr>
+        <w:t>👉</w:t>
+      </w:r>
+      <w:r>
+        <w:rPr>
+          <w:rFonts w:ascii="Times New Roman" w:eastAsia="Times New Roman" w:hAnsi="Times New Roman" w:cs="Times New Roman"/>
+          <w:sz w:val="24"/>
+          <w:szCs w:val="24"/>
+        </w:rPr>
+        <w:t xml:space="preserve"> poate fi centrat</w:t>
+      </w:r>
+    </w:p>
+    <w:p>
+      <w:pPr>
+        <w:spacing w:after="0" w:line="240" w:lineRule="auto"/>
+        <w:rPr>
+          <w:rFonts w:ascii="Times New Roman" w:eastAsia="Times New Roman" w:hAnsi="Times New Roman" w:cs="Times New Roman"/>
+          <w:sz w:val="24"/>
+          <w:szCs w:val="24"/>
+        </w:rPr>
+      </w:pPr>
+      <w:r>
+        <w:rPr>
+          <w:rFonts w:ascii="Times New Roman" w:eastAsia="Times New Roman" w:hAnsi="Times New Roman" w:cs="Times New Roman"/>
+          <w:sz w:val="24"/>
+          <w:szCs w:val="24"/>
+        </w:rPr>
+        <w:pict>
+          <v:rect id="_x0000_i1106" style="width:0;height:1.5pt" o:hralign="center" o:hrstd="t" o:hr="t" fillcolor="#a0a0a0" stroked="f"/>
+        </w:pict>
+      </w:r>
+    </w:p>
+    <w:p>
+      <w:pPr>
+        <w:spacing w:before="100" w:beforeAutospacing="1" w:after="100" w:afterAutospacing="1" w:line="240" w:lineRule="auto"/>
+        <w:outlineLvl w:val="2"/>
+        <w:rPr>
+          <w:rFonts w:ascii="Times New Roman" w:eastAsia="Times New Roman" w:hAnsi="Times New Roman" w:cs="Times New Roman"/>
+          <w:b/>
+          <w:bCs/>
+          <w:sz w:val="27"/>
+          <w:szCs w:val="27"/>
+        </w:rPr>
+      </w:pPr>
+      <w:r>
+        <w:rPr>
+          <w:rFonts w:ascii="Courier New" w:eastAsia="Times New Roman" w:hAnsi="Courier New" w:cs="Courier New"/>
+          <w:b/>
+          <w:bCs/>
+          <w:sz w:val="20"/>
+          <w:szCs w:val="20"/>
+        </w:rPr>
+        <w:t>margin-left: auto; margin-right: auto</w:t>
+      </w:r>
+    </w:p>
+    <w:p>
+      <w:pPr>
+        <w:spacing w:before="100" w:beforeAutospacing="1" w:after="100" w:afterAutospacing="1" w:line="240" w:lineRule="auto"/>
+        <w:rPr>
+          <w:rFonts w:ascii="Times New Roman" w:eastAsia="Times New Roman" w:hAnsi="Times New Roman" w:cs="Times New Roman"/>
+          <w:sz w:val="24"/>
+          <w:szCs w:val="24"/>
+        </w:rPr>
+      </w:pPr>
+      <w:r>
+        <w:rPr>
+          <w:rFonts w:ascii="Times New Roman" w:eastAsia="Times New Roman" w:hAnsi="Times New Roman" w:cs="Times New Roman"/>
+          <w:sz w:val="24"/>
+          <w:szCs w:val="24"/>
+        </w:rPr>
+        <w:t xml:space="preserve">→ </w:t>
+      </w:r>
+      <w:r>
+        <w:rPr>
+          <w:rFonts w:ascii="Times New Roman" w:eastAsia="Times New Roman" w:hAnsi="Times New Roman" w:cs="Times New Roman"/>
+          <w:b/>
+          <w:bCs/>
+          <w:sz w:val="24"/>
+          <w:szCs w:val="24"/>
+        </w:rPr>
+        <w:t>centrează elementul pe mijloc</w:t>
+      </w:r>
+    </w:p>
+    <w:p/>
+    <w:p/>
+    <w:p/>
+    <w:p/>
+    <w:p/>
     <w:sectPr>
       <w:pgSz w:w="12240" w:h="15840"/>
       <w:pgMar w:top="1440" w:right="1440" w:bottom="1440" w:left="1440" w:header="720" w:footer="720" w:gutter="0"/>
@@ -458,6 +7083,44 @@
     <w:name w:val="Normal"/>
     <w:qFormat/>
   </w:style>
+  <w:style w:type="paragraph" w:styleId="Heading2">
+    <w:name w:val="heading 2"/>
+    <w:basedOn w:val="Normal"/>
+    <w:link w:val="Heading2Char"/>
+    <w:uiPriority w:val="9"/>
+    <w:qFormat/>
+    <w:rsid w:val="009E3652"/>
+    <w:pPr>
+      <w:spacing w:before="100" w:beforeAutospacing="1" w:after="100" w:afterAutospacing="1" w:line="240" w:lineRule="auto"/>
+      <w:outlineLvl w:val="1"/>
+    </w:pPr>
+    <w:rPr>
+      <w:rFonts w:ascii="Times New Roman" w:eastAsia="Times New Roman" w:hAnsi="Times New Roman" w:cs="Times New Roman"/>
+      <w:b/>
+      <w:bCs/>
+      <w:sz w:val="36"/>
+      <w:szCs w:val="36"/>
+    </w:rPr>
+  </w:style>
+  <w:style w:type="paragraph" w:styleId="Heading3">
+    <w:name w:val="heading 3"/>
+    <w:basedOn w:val="Normal"/>
+    <w:link w:val="Heading3Char"/>
+    <w:uiPriority w:val="9"/>
+    <w:qFormat/>
+    <w:rsid w:val="009E3652"/>
+    <w:pPr>
+      <w:spacing w:before="100" w:beforeAutospacing="1" w:after="100" w:afterAutospacing="1" w:line="240" w:lineRule="auto"/>
+      <w:outlineLvl w:val="2"/>
+    </w:pPr>
+    <w:rPr>
+      <w:rFonts w:ascii="Times New Roman" w:eastAsia="Times New Roman" w:hAnsi="Times New Roman" w:cs="Times New Roman"/>
+      <w:b/>
+      <w:bCs/>
+      <w:sz w:val="27"/>
+      <w:szCs w:val="27"/>
+    </w:rPr>
+  </w:style>
   <w:style w:type="character" w:default="1" w:styleId="DefaultParagraphFont">
     <w:name w:val="Default Paragraph Font"/>
     <w:uiPriority w:val="1"/>
@@ -507,6 +7170,118 @@
     <w:rPr>
       <w:b/>
       <w:bCs/>
+    </w:rPr>
+  </w:style>
+  <w:style w:type="character" w:customStyle="1" w:styleId="n">
+    <w:name w:val="ͼn"/>
+    <w:basedOn w:val="DefaultParagraphFont"/>
+    <w:rsid w:val="009E3652"/>
+  </w:style>
+  <w:style w:type="character" w:customStyle="1" w:styleId="q">
+    <w:name w:val="ͼq"/>
+    <w:basedOn w:val="DefaultParagraphFont"/>
+    <w:rsid w:val="009E3652"/>
+  </w:style>
+  <w:style w:type="character" w:customStyle="1" w:styleId="v">
+    <w:name w:val="ͼv"/>
+    <w:basedOn w:val="DefaultParagraphFont"/>
+    <w:rsid w:val="009E3652"/>
+  </w:style>
+  <w:style w:type="character" w:customStyle="1" w:styleId="Heading2Char">
+    <w:name w:val="Heading 2 Char"/>
+    <w:basedOn w:val="DefaultParagraphFont"/>
+    <w:link w:val="Heading2"/>
+    <w:uiPriority w:val="9"/>
+    <w:rsid w:val="009E3652"/>
+    <w:rPr>
+      <w:rFonts w:ascii="Times New Roman" w:eastAsia="Times New Roman" w:hAnsi="Times New Roman" w:cs="Times New Roman"/>
+      <w:b/>
+      <w:bCs/>
+      <w:sz w:val="36"/>
+      <w:szCs w:val="36"/>
+    </w:rPr>
+  </w:style>
+  <w:style w:type="character" w:customStyle="1" w:styleId="Heading3Char">
+    <w:name w:val="Heading 3 Char"/>
+    <w:basedOn w:val="DefaultParagraphFont"/>
+    <w:link w:val="Heading3"/>
+    <w:uiPriority w:val="9"/>
+    <w:rsid w:val="009E3652"/>
+    <w:rPr>
+      <w:rFonts w:ascii="Times New Roman" w:eastAsia="Times New Roman" w:hAnsi="Times New Roman" w:cs="Times New Roman"/>
+      <w:b/>
+      <w:bCs/>
+      <w:sz w:val="27"/>
+      <w:szCs w:val="27"/>
+    </w:rPr>
+  </w:style>
+  <w:style w:type="paragraph" w:styleId="HTMLPreformatted">
+    <w:name w:val="HTML Preformatted"/>
+    <w:basedOn w:val="Normal"/>
+    <w:link w:val="HTMLPreformattedChar"/>
+    <w:uiPriority w:val="99"/>
+    <w:semiHidden/>
+    <w:unhideWhenUsed/>
+    <w:rsid w:val="009E3652"/>
+    <w:pPr>
+      <w:tabs>
+        <w:tab w:val="left" w:pos="916"/>
+        <w:tab w:val="left" w:pos="1832"/>
+        <w:tab w:val="left" w:pos="2748"/>
+        <w:tab w:val="left" w:pos="3664"/>
+        <w:tab w:val="left" w:pos="4580"/>
+        <w:tab w:val="left" w:pos="5496"/>
+        <w:tab w:val="left" w:pos="6412"/>
+        <w:tab w:val="left" w:pos="7328"/>
+        <w:tab w:val="left" w:pos="8244"/>
+        <w:tab w:val="left" w:pos="9160"/>
+        <w:tab w:val="left" w:pos="10076"/>
+        <w:tab w:val="left" w:pos="10992"/>
+        <w:tab w:val="left" w:pos="11908"/>
+        <w:tab w:val="left" w:pos="12824"/>
+        <w:tab w:val="left" w:pos="13740"/>
+        <w:tab w:val="left" w:pos="14656"/>
+      </w:tabs>
+      <w:spacing w:after="0" w:line="240" w:lineRule="auto"/>
+    </w:pPr>
+    <w:rPr>
+      <w:rFonts w:ascii="Courier New" w:eastAsia="Times New Roman" w:hAnsi="Courier New" w:cs="Courier New"/>
+      <w:sz w:val="20"/>
+      <w:szCs w:val="20"/>
+    </w:rPr>
+  </w:style>
+  <w:style w:type="character" w:customStyle="1" w:styleId="HTMLPreformattedChar">
+    <w:name w:val="HTML Preformatted Char"/>
+    <w:basedOn w:val="DefaultParagraphFont"/>
+    <w:link w:val="HTMLPreformatted"/>
+    <w:uiPriority w:val="99"/>
+    <w:semiHidden/>
+    <w:rsid w:val="009E3652"/>
+    <w:rPr>
+      <w:rFonts w:ascii="Courier New" w:eastAsia="Times New Roman" w:hAnsi="Courier New" w:cs="Courier New"/>
+      <w:sz w:val="20"/>
+      <w:szCs w:val="20"/>
+    </w:rPr>
+  </w:style>
+  <w:style w:type="character" w:customStyle="1" w:styleId="s">
+    <w:name w:val="ͼs"/>
+    <w:basedOn w:val="DefaultParagraphFont"/>
+    <w:rsid w:val="009E3652"/>
+  </w:style>
+  <w:style w:type="paragraph" w:styleId="NormalWeb">
+    <w:name w:val="Normal (Web)"/>
+    <w:basedOn w:val="Normal"/>
+    <w:uiPriority w:val="99"/>
+    <w:semiHidden/>
+    <w:unhideWhenUsed/>
+    <w:rsid w:val="009E3652"/>
+    <w:pPr>
+      <w:spacing w:before="100" w:beforeAutospacing="1" w:after="100" w:afterAutospacing="1" w:line="240" w:lineRule="auto"/>
+    </w:pPr>
+    <w:rPr>
+      <w:rFonts w:ascii="Times New Roman" w:eastAsia="Times New Roman" w:hAnsi="Times New Roman" w:cs="Times New Roman"/>
+      <w:sz w:val="24"/>
+      <w:szCs w:val="24"/>
     </w:rPr>
   </w:style>
 </w:styles>
